--- a/Qnnn-Fth/Q701-1Cl.docx
+++ b/Qnnn-Fth/Q701-1Cl.docx
@@ -639,7 +639,6 @@
           <w:color w:val="0070C0"/>
           <w:sz w:val="26"/>
           <w:szCs w:val="26"/>
-          <w:lang w:val="el-GR"/>
         </w:rPr>
         <w:t> </w:t>
       </w:r>
@@ -653,7 +652,31 @@
           <w:szCs w:val="26"/>
           <w:lang w:val="el-GR"/>
         </w:rPr>
-        <w:t>ⲧⲉⲏⲕⲗⲏⲥⲓⲁ</w:t>
+        <w:t>ⲧⲉ</w:t>
+      </w:r>
+      <w:r>
+        <w:rPr>
+          <w:rFonts w:ascii="Antinoou" w:hAnsi="Antinoou" w:cs="Segoe UI Historic"/>
+          <w:bCs/>
+          <w:noProof/>
+          <w:color w:val="800000"/>
+          <w:sz w:val="26"/>
+          <w:szCs w:val="26"/>
+          <w:lang w:val="el-GR"/>
+        </w:rPr>
+        <w:t>ⲕ</w:t>
+      </w:r>
+      <w:r>
+        <w:rPr>
+          <w:rFonts w:ascii="Antinoou" w:hAnsi="Antinoou" w:cs="Segoe UI Historic"/>
+          <w:bCs/>
+          <w:noProof/>
+          <w:color w:val="800000"/>
+          <w:sz w:val="26"/>
+          <w:szCs w:val="26"/>
+          <w:lang w:val="el-GR"/>
+        </w:rPr>
+        <w:t>ⲕⲗⲏⲥⲓⲁ</w:t>
       </w:r>
       <w:r>
         <w:rPr>
@@ -3579,7 +3602,7 @@
           <w:szCs w:val="26"/>
           <w:lang w:val="en-GB"/>
         </w:rPr>
-        <w:t xml:space="preserve"> </w:t>
+        <w:t> </w:t>
       </w:r>
       <w:r>
         <w:rPr>
@@ -5868,7 +5891,7 @@
           <w:szCs w:val="26"/>
           <w:lang w:val="en-GB"/>
         </w:rPr>
-        <w:t xml:space="preserve"> </w:t>
+        <w:t> </w:t>
       </w:r>
       <w:r>
         <w:rPr>
@@ -7052,7 +7075,7 @@
           <w:szCs w:val="26"/>
           <w:lang w:val="en-GB"/>
         </w:rPr>
-        <w:t xml:space="preserve"> </w:t>
+        <w:t> </w:t>
       </w:r>
       <w:r>
         <w:rPr>
@@ -7755,7 +7778,7 @@
           <w:szCs w:val="26"/>
           <w:lang w:val="en-GB"/>
         </w:rPr>
-        <w:t xml:space="preserve"> </w:t>
+        <w:t> </w:t>
       </w:r>
       <w:r>
         <w:rPr>
@@ -8185,7 +8208,7 @@
           <w:szCs w:val="26"/>
           <w:lang w:val="en-GB"/>
         </w:rPr>
-        <w:t xml:space="preserve"> </w:t>
+        <w:t> </w:t>
       </w:r>
       <w:r>
         <w:rPr>
@@ -8797,7 +8820,7 @@
           <w:szCs w:val="26"/>
           <w:lang w:val="en-GB"/>
         </w:rPr>
-        <w:t xml:space="preserve"> </w:t>
+        <w:t> </w:t>
       </w:r>
       <w:r>
         <w:rPr>
@@ -10254,8 +10277,6 @@
           <w:rFonts w:ascii="Antinoou" w:eastAsia="Antinoou" w:hAnsi="Antinoou" w:cs="Gentium"/>
           <w:b/>
           <w:bCs/>
-          <w:i/>
-          <w:iCs/>
           <w:noProof/>
           <w:sz w:val="32"/>
           <w:szCs w:val="32"/>
@@ -10267,8 +10288,6 @@
           <w:rFonts w:ascii="Antinoou" w:eastAsia="Antinoou" w:hAnsi="Antinoou" w:cs="Gentium"/>
           <w:b/>
           <w:bCs/>
-          <w:i/>
-          <w:iCs/>
           <w:noProof/>
           <w:sz w:val="32"/>
           <w:szCs w:val="32"/>
@@ -10281,71 +10300,12 @@
           <w:rFonts w:ascii="Antinoou" w:eastAsia="Antinoou" w:hAnsi="Antinoou" w:cs="Gentium"/>
           <w:b/>
           <w:bCs/>
-          <w:i/>
-          <w:iCs/>
           <w:noProof/>
           <w:sz w:val="32"/>
           <w:szCs w:val="32"/>
           <w:u w:val="single" w:color="00B050"/>
         </w:rPr>
         <w:t>III</w:t>
-      </w:r>
-    </w:p>
-    <w:p>
-      <w:pPr>
-        <w:keepNext/>
-        <w:widowControl w:val="0"/>
-        <w:spacing w:before="120"/>
-        <w:jc w:val="center"/>
-        <w:rPr>
-          <w:rFonts w:ascii="Antinoou" w:eastAsia="Antinoou" w:hAnsi="Antinoou" w:cs="Gentium"/>
-          <w:i/>
-          <w:iCs/>
-          <w:noProof/>
-          <w:color w:val="7030A0"/>
-          <w:sz w:val="28"/>
-          <w:szCs w:val="28"/>
-          <w:u w:color="00B050"/>
-        </w:rPr>
-      </w:pPr>
-      <w:r>
-        <w:rPr>
-          <w:rFonts w:ascii="Antinoou" w:eastAsia="Antinoou" w:hAnsi="Antinoou" w:cs="Gentium"/>
-          <w:i/>
-          <w:iCs/>
-          <w:noProof/>
-          <w:color w:val="7030A0"/>
-          <w:sz w:val="28"/>
-          <w:szCs w:val="28"/>
-          <w:u w:color="00B050"/>
-        </w:rPr>
-        <w:t xml:space="preserve">(From this point on, very little </w:t>
-      </w:r>
-      <w:r>
-        <w:rPr>
-          <w:rFonts w:ascii="Antinoou" w:eastAsia="Antinoou" w:hAnsi="Antinoou" w:cs="Gentium"/>
-          <w:i/>
-          <w:iCs/>
-          <w:noProof/>
-          <w:color w:val="7030A0"/>
-          <w:sz w:val="28"/>
-          <w:szCs w:val="28"/>
-          <w:u w:color="00B050"/>
-        </w:rPr>
-        <w:t>manual editing</w:t>
-      </w:r>
-      <w:r>
-        <w:rPr>
-          <w:rFonts w:ascii="Antinoou" w:eastAsia="Antinoou" w:hAnsi="Antinoou" w:cs="Gentium"/>
-          <w:i/>
-          <w:iCs/>
-          <w:noProof/>
-          <w:color w:val="7030A0"/>
-          <w:sz w:val="28"/>
-          <w:szCs w:val="28"/>
-          <w:u w:color="00B050"/>
-        </w:rPr>
-        <w:t xml:space="preserve"> has been conducted and the text should be considered ‘fragile’.)</w:t>
       </w:r>
     </w:p>
     <w:p>
@@ -10353,187 +10313,1327 @@
         <w:spacing w:before="120"/>
         <w:jc w:val="both"/>
         <w:rPr>
-          <w:rFonts w:ascii="Antinoou" w:eastAsia="Antinoou" w:hAnsi="Antinoou" w:cs="Gentium"/>
-          <w:i/>
-          <w:iCs/>
-          <w:noProof/>
-          <w:color w:val="7030A0"/>
-          <w:sz w:val="28"/>
-          <w:szCs w:val="28"/>
-          <w:lang w:val="el-GR"/>
+          <w:rFonts w:ascii="Antinoou" w:eastAsia="Antinoou" w:hAnsi="Antinoou"/>
+          <w:bCs/>
+          <w:noProof/>
+          <w:color w:val="800000"/>
+          <w:sz w:val="26"/>
+          <w:szCs w:val="26"/>
         </w:rPr>
       </w:pPr>
       <w:r>
         <w:rPr>
-          <w:rFonts w:ascii="Antinoou" w:hAnsi="Antinoou"/>
+          <w:rFonts w:ascii="Antinoou" w:eastAsia="Antinoou" w:hAnsi="Antinoou"/>
           <w:b/>
-          <w:i/>
-          <w:iCs/>
           <w:noProof/>
           <w:color w:val="0070C0"/>
           <w:sz w:val="26"/>
           <w:szCs w:val="26"/>
           <w:vertAlign w:val="superscript"/>
-          <w:lang w:val="el-GR"/>
         </w:rPr>
         <w:t>1</w:t>
       </w:r>
       <w:r>
         <w:rPr>
-          <w:rFonts w:ascii="Antinoou" w:hAnsi="Antinoou"/>
-          <w:bCs/>
-          <w:i/>
-          <w:iCs/>
+          <w:rFonts w:ascii="Antinoou" w:eastAsia="Antinoou" w:hAnsi="Antinoou"/>
+          <w:bCs/>
           <w:noProof/>
           <w:color w:val="0070C0"/>
           <w:sz w:val="26"/>
           <w:szCs w:val="26"/>
-          <w:lang w:val="el-GR"/>
         </w:rPr>
         <w:t> </w:t>
       </w:r>
       <w:r>
         <w:rPr>
-          <w:rFonts w:ascii="Antinoou" w:hAnsi="Antinoou"/>
-          <w:bCs/>
-          <w:i/>
-          <w:iCs/>
-          <w:noProof/>
-          <w:color w:val="800000"/>
-          <w:sz w:val="26"/>
-          <w:szCs w:val="26"/>
-          <w:lang w:val="el-GR"/>
-        </w:rPr>
-        <w:t xml:space="preserve">ⲉⲁⲩ ⲓⲡⲇⲉ ⲟⲩⲱⲥϧ ⲛⲓⲁⲉ ⲁⲩⲧⲉⲩⲉ ⲛⲏⲧⲛⲉ ⲁⲟⲩ ⲁϥϫⲱⲏ ⲁⲃⲃⲁⲗ ϭⲉ ⲡⲉⲧⲥⲏϧⲝ ϫⲉ ⲁϥⲟⲩⲱⲁⲉ ⲁϥⲥⲟⲩ ⲁⲉϫⲣⲟ ⲁϥ ⲟⲩⲱⲥϩ ⲁϥϯ‐ⲧⲃⲏⲣ ⲡ̅ϭⲉ ⲡⲁϥⲣ̅ ⲣⲓⲧ </w:t>
-      </w:r>
-      <w:r>
-        <w:rPr>
-          <w:rFonts w:ascii="Antinoou" w:hAnsi="Antinoou"/>
+          <w:rFonts w:ascii="Antinoou" w:eastAsia="Antinoou" w:hAnsi="Antinoou"/>
+          <w:bCs/>
+          <w:noProof/>
+          <w:color w:val="800000"/>
+          <w:sz w:val="26"/>
+          <w:szCs w:val="26"/>
+        </w:rPr>
+        <w:t xml:space="preserve">ⲉⲁⲩ </w:t>
+      </w:r>
+      <w:r>
+        <w:rPr>
+          <w:rFonts w:ascii="Antinoou" w:eastAsia="Antinoou" w:hAnsi="Antinoou"/>
+          <w:color w:val="800000"/>
+          <w:sz w:val="26"/>
+          <w:szCs w:val="26"/>
+        </w:rPr>
+        <w:t>ⲛⲓⲙ</w:t>
+      </w:r>
+      <w:r>
+        <w:rPr>
+          <w:rFonts w:ascii="Antinoou" w:eastAsia="Antinoou" w:hAnsi="Antinoou"/>
+          <w:color w:val="800000"/>
+          <w:sz w:val="26"/>
+          <w:szCs w:val="26"/>
+        </w:rPr>
+        <w:t xml:space="preserve"> </w:t>
+      </w:r>
+      <w:r>
+        <w:rPr>
+          <w:rFonts w:ascii="Antinoou" w:eastAsia="Antinoou" w:hAnsi="Antinoou"/>
+          <w:bCs/>
+          <w:noProof/>
+          <w:color w:val="800000"/>
+          <w:sz w:val="26"/>
+          <w:szCs w:val="26"/>
+        </w:rPr>
+        <w:t>ⲟⲩⲱⲥ</w:t>
+      </w:r>
+      <w:r>
+        <w:rPr>
+          <w:rFonts w:ascii="Antinoou" w:eastAsia="Antinoou" w:hAnsi="Antinoou"/>
+          <w:color w:val="800000"/>
+          <w:sz w:val="26"/>
+          <w:szCs w:val="26"/>
+        </w:rPr>
+        <w:t>ⳉ</w:t>
+      </w:r>
+      <w:r>
+        <w:rPr>
+          <w:rFonts w:ascii="Antinoou" w:eastAsia="Antinoou" w:hAnsi="Antinoou"/>
+          <w:bCs/>
+          <w:noProof/>
+          <w:color w:val="800000"/>
+          <w:sz w:val="26"/>
+          <w:szCs w:val="26"/>
+        </w:rPr>
+        <w:t xml:space="preserve"> ⲛⲓ</w:t>
+      </w:r>
+      <w:r>
+        <w:rPr>
+          <w:rFonts w:ascii="Antinoou" w:eastAsia="Antinoou" w:hAnsi="Antinoou"/>
+          <w:color w:val="800000"/>
+          <w:sz w:val="26"/>
+          <w:szCs w:val="26"/>
+        </w:rPr>
+        <w:t>ⲙ</w:t>
+      </w:r>
+      <w:r>
+        <w:rPr>
+          <w:rFonts w:ascii="Antinoou" w:eastAsia="Antinoou" w:hAnsi="Antinoou"/>
+          <w:bCs/>
+          <w:noProof/>
+          <w:color w:val="800000"/>
+          <w:sz w:val="26"/>
+          <w:szCs w:val="26"/>
+        </w:rPr>
+        <w:t xml:space="preserve"> ⲁⲩⲧⲉⲩⲉ ⲛⲏⲧⲛⲉ ⲁⲟⲩ ⲁϥϫⲱ</w:t>
+      </w:r>
+      <w:r>
+        <w:rPr>
+          <w:rFonts w:ascii="Antinoou" w:hAnsi="Antinoou" w:cs="Segoe UI Historic"/>
+          <w:bCs/>
+          <w:color w:val="800000"/>
+          <w:sz w:val="26"/>
+          <w:szCs w:val="26"/>
+        </w:rPr>
+        <w:t>ⲕ</w:t>
+      </w:r>
+      <w:r>
+        <w:rPr>
+          <w:rFonts w:ascii="Antinoou" w:eastAsia="Antinoou" w:hAnsi="Antinoou"/>
+          <w:bCs/>
+          <w:noProof/>
+          <w:color w:val="800000"/>
+          <w:sz w:val="26"/>
+          <w:szCs w:val="26"/>
+        </w:rPr>
+        <w:t xml:space="preserve"> ⲁⲃⲁⲗ ϭⲉ ⲡⲉⲧⲥⲏ</w:t>
+      </w:r>
+      <w:r>
+        <w:rPr>
+          <w:rFonts w:ascii="Antinoou" w:eastAsia="Antinoou" w:hAnsi="Antinoou"/>
+          <w:color w:val="800000"/>
+          <w:sz w:val="26"/>
+          <w:szCs w:val="26"/>
+        </w:rPr>
+        <w:t>ⳉ</w:t>
+      </w:r>
+      <w:r>
+        <w:rPr>
+          <w:rFonts w:ascii="Antinoou" w:eastAsia="Antinoou" w:hAnsi="Antinoou"/>
+          <w:bCs/>
+          <w:noProof/>
+          <w:color w:val="800000"/>
+          <w:sz w:val="26"/>
+          <w:szCs w:val="26"/>
+        </w:rPr>
+        <w:t xml:space="preserve"> ϫⲉ ⲁϥⲟⲩⲱ</w:t>
+      </w:r>
+      <w:r>
+        <w:rPr>
+          <w:rFonts w:ascii="Antinoou" w:eastAsia="Antinoou" w:hAnsi="Antinoou"/>
+          <w:color w:val="800000"/>
+          <w:sz w:val="26"/>
+          <w:szCs w:val="26"/>
+        </w:rPr>
+        <w:t>ⲙ</w:t>
+      </w:r>
+      <w:r>
+        <w:rPr>
+          <w:rFonts w:ascii="Antinoou" w:eastAsia="Antinoou" w:hAnsi="Antinoou"/>
+          <w:bCs/>
+          <w:noProof/>
+          <w:color w:val="800000"/>
+          <w:sz w:val="26"/>
+          <w:szCs w:val="26"/>
+        </w:rPr>
+        <w:t xml:space="preserve"> ⲁϥⲥⲟⲩ ⲁ</w:t>
+      </w:r>
+      <w:r>
+        <w:rPr>
+          <w:rFonts w:ascii="Antinoou" w:eastAsia="Antinoou" w:hAnsi="Antinoou"/>
+          <w:bCs/>
+          <w:noProof/>
+          <w:color w:val="800000"/>
+          <w:sz w:val="26"/>
+          <w:szCs w:val="26"/>
+        </w:rPr>
+        <w:t>ϥ</w:t>
+      </w:r>
+      <w:r>
+        <w:rPr>
+          <w:rFonts w:ascii="Antinoou" w:eastAsia="Antinoou" w:hAnsi="Antinoou"/>
+          <w:bCs/>
+          <w:noProof/>
+          <w:color w:val="800000"/>
+          <w:sz w:val="26"/>
+          <w:szCs w:val="26"/>
+        </w:rPr>
+        <w:t>ϫⲣⲟ ⲁϥ ⲟⲩⲱⲥ</w:t>
+      </w:r>
+      <w:r>
+        <w:rPr>
+          <w:rFonts w:ascii="Antinoou" w:eastAsia="Antinoou" w:hAnsi="Antinoou"/>
+          <w:color w:val="800000"/>
+          <w:sz w:val="26"/>
+          <w:szCs w:val="26"/>
+        </w:rPr>
+        <w:t>ⳉ</w:t>
+      </w:r>
+      <w:r>
+        <w:rPr>
+          <w:rFonts w:ascii="Antinoou" w:eastAsia="Antinoou" w:hAnsi="Antinoou"/>
+          <w:bCs/>
+          <w:noProof/>
+          <w:color w:val="800000"/>
+          <w:sz w:val="26"/>
+          <w:szCs w:val="26"/>
+        </w:rPr>
+        <w:t xml:space="preserve"> ⲁϥϯ‐ⲧⲃⲏⲣ </w:t>
+      </w:r>
+      <w:r>
+        <w:rPr>
+          <w:rFonts w:ascii="Antinoou" w:eastAsia="Antinoou" w:hAnsi="Antinoou"/>
+          <w:color w:val="800000"/>
+          <w:sz w:val="26"/>
+          <w:szCs w:val="26"/>
+        </w:rPr>
+        <w:t>ⲛ̅</w:t>
+      </w:r>
+      <w:r>
+        <w:rPr>
+          <w:rFonts w:ascii="Antinoou" w:eastAsia="Antinoou" w:hAnsi="Antinoou"/>
+          <w:bCs/>
+          <w:noProof/>
+          <w:color w:val="800000"/>
+          <w:sz w:val="26"/>
+          <w:szCs w:val="26"/>
+        </w:rPr>
+        <w:t>ϭⲉ ⲡ</w:t>
+      </w:r>
+      <w:r>
+        <w:rPr>
+          <w:rFonts w:ascii="Antinoou" w:eastAsia="Antinoou" w:hAnsi="Antinoou"/>
+          <w:color w:val="800000"/>
+          <w:sz w:val="26"/>
+          <w:szCs w:val="26"/>
+        </w:rPr>
+        <w:t>ⲙ</w:t>
+      </w:r>
+      <w:r>
+        <w:rPr>
+          <w:rFonts w:ascii="Antinoou" w:eastAsia="Antinoou" w:hAnsi="Antinoou"/>
+          <w:bCs/>
+          <w:noProof/>
+          <w:color w:val="800000"/>
+          <w:sz w:val="26"/>
+          <w:szCs w:val="26"/>
+        </w:rPr>
+        <w:t xml:space="preserve">ⲣ̅ ⲣⲓⲧ </w:t>
+      </w:r>
+      <w:r>
+        <w:rPr>
+          <w:rFonts w:ascii="Antinoou" w:eastAsia="Antinoou" w:hAnsi="Antinoou"/>
           <w:b/>
-          <w:i/>
-          <w:iCs/>
           <w:noProof/>
           <w:color w:val="0070C0"/>
           <w:sz w:val="26"/>
           <w:szCs w:val="26"/>
           <w:vertAlign w:val="superscript"/>
-          <w:lang w:val="el-GR"/>
         </w:rPr>
         <w:t>2</w:t>
       </w:r>
       <w:r>
         <w:rPr>
-          <w:rFonts w:ascii="Antinoou" w:hAnsi="Antinoou"/>
-          <w:bCs/>
-          <w:i/>
-          <w:iCs/>
+          <w:rFonts w:ascii="Antinoou" w:eastAsia="Antinoou" w:hAnsi="Antinoou"/>
+          <w:bCs/>
           <w:noProof/>
           <w:color w:val="0070C0"/>
           <w:sz w:val="26"/>
           <w:szCs w:val="26"/>
-          <w:lang w:val="el-GR"/>
         </w:rPr>
         <w:t> </w:t>
       </w:r>
       <w:r>
         <w:rPr>
-          <w:rFonts w:ascii="Antinoou" w:hAnsi="Antinoou"/>
-          <w:bCs/>
-          <w:i/>
-          <w:iCs/>
-          <w:noProof/>
-          <w:color w:val="800000"/>
-          <w:sz w:val="26"/>
-          <w:szCs w:val="26"/>
-          <w:lang w:val="el-GR"/>
-        </w:rPr>
-        <w:t xml:space="preserve">ⲉⲧⲃⲉ ⲡⲉⲓ̈ ⲡⲛⲱϩⲫ ⲡⲉ ϩⲓ ⲫⲑⲟ ⲛⲟⲥ ϩⲓ ϯⲧⲱⲛ ϩⲓ ⲥⲧⲁⲥⲓⲥ ϩⲓ ϩⲧⲁⲣ ⲧⲣⲉ ϩⲓ ⲁⲓⲭⲅⲱϫⲉⲁⲗⲱⲥⲓⲁ· </w:t>
-      </w:r>
-      <w:r>
-        <w:rPr>
-          <w:rFonts w:ascii="Antinoou" w:hAnsi="Antinoou"/>
+          <w:rFonts w:ascii="Antinoou" w:eastAsia="Antinoou" w:hAnsi="Antinoou"/>
+          <w:bCs/>
+          <w:noProof/>
+          <w:color w:val="800000"/>
+          <w:sz w:val="26"/>
+          <w:szCs w:val="26"/>
+        </w:rPr>
+        <w:t>ⲉⲧⲃⲉ ⲡⲉⲓ̈ ⲡ</w:t>
+      </w:r>
+      <w:r>
+        <w:rPr>
+          <w:rFonts w:ascii="Antinoou" w:hAnsi="Antinoou" w:cs="Segoe UI Historic"/>
+          <w:bCs/>
+          <w:color w:val="800000"/>
+          <w:sz w:val="26"/>
+          <w:szCs w:val="26"/>
+        </w:rPr>
+        <w:t>ⲕ</w:t>
+      </w:r>
+      <w:r>
+        <w:rPr>
+          <w:rFonts w:ascii="Antinoou" w:eastAsia="Antinoou" w:hAnsi="Antinoou"/>
+          <w:bCs/>
+          <w:noProof/>
+          <w:color w:val="800000"/>
+          <w:sz w:val="26"/>
+          <w:szCs w:val="26"/>
+        </w:rPr>
+        <w:t xml:space="preserve">ⲱϩ ⲡⲉ ϩⲓ ⲫⲑⲟ ⲛⲟⲥ ϩⲓ ϯⲧⲱⲛ ϩⲓ ⲥⲧⲁⲥⲓⲥ ϩⲓ </w:t>
+      </w:r>
+      <w:r>
+        <w:rPr>
+          <w:rFonts w:ascii="Antinoou" w:eastAsia="Antinoou" w:hAnsi="Antinoou"/>
+          <w:color w:val="800000"/>
+          <w:sz w:val="26"/>
+          <w:szCs w:val="26"/>
+        </w:rPr>
+        <w:t>ⳉ</w:t>
+      </w:r>
+      <w:r>
+        <w:rPr>
+          <w:rFonts w:ascii="Antinoou" w:eastAsia="Antinoou" w:hAnsi="Antinoou"/>
+          <w:bCs/>
+          <w:noProof/>
+          <w:color w:val="800000"/>
+          <w:sz w:val="26"/>
+          <w:szCs w:val="26"/>
+        </w:rPr>
+        <w:t>ⲧⲁⲣ ⲧⲣⲉ ϩⲓ ⲁⲓⲭ</w:t>
+      </w:r>
+      <w:r>
+        <w:rPr>
+          <w:rFonts w:ascii="Antinoou" w:eastAsia="Antinoou" w:hAnsi="Antinoou"/>
+          <w:color w:val="800000"/>
+          <w:sz w:val="26"/>
+          <w:szCs w:val="26"/>
+        </w:rPr>
+        <w:t>ⲙ</w:t>
+      </w:r>
+      <w:r>
+        <w:rPr>
+          <w:rFonts w:ascii="Antinoou" w:eastAsia="Antinoou" w:hAnsi="Antinoou"/>
+          <w:bCs/>
+          <w:noProof/>
+          <w:color w:val="800000"/>
+          <w:sz w:val="26"/>
+          <w:szCs w:val="26"/>
+        </w:rPr>
+        <w:t xml:space="preserve">ⲉⲁⲗⲱⲥⲓⲁ· </w:t>
+      </w:r>
+      <w:r>
+        <w:rPr>
+          <w:rFonts w:ascii="Antinoou" w:eastAsia="Antinoou" w:hAnsi="Antinoou"/>
           <w:b/>
-          <w:i/>
-          <w:iCs/>
           <w:noProof/>
           <w:color w:val="0070C0"/>
           <w:sz w:val="26"/>
           <w:szCs w:val="26"/>
           <w:vertAlign w:val="superscript"/>
-          <w:lang w:val="el-GR"/>
         </w:rPr>
         <w:t>3</w:t>
       </w:r>
       <w:r>
         <w:rPr>
-          <w:rFonts w:ascii="Antinoou" w:hAnsi="Antinoou"/>
-          <w:bCs/>
-          <w:i/>
-          <w:iCs/>
+          <w:rFonts w:ascii="Antinoou" w:eastAsia="Antinoou" w:hAnsi="Antinoou"/>
+          <w:bCs/>
           <w:noProof/>
           <w:color w:val="0070C0"/>
           <w:sz w:val="26"/>
           <w:szCs w:val="26"/>
-          <w:lang w:val="el-GR"/>
         </w:rPr>
         <w:t> </w:t>
       </w:r>
       <w:r>
         <w:rPr>
-          <w:rFonts w:ascii="Antinoou" w:hAnsi="Antinoou"/>
-          <w:bCs/>
-          <w:i/>
-          <w:iCs/>
-          <w:noProof/>
-          <w:color w:val="800000"/>
-          <w:sz w:val="26"/>
-          <w:szCs w:val="26"/>
-          <w:lang w:val="el-GR"/>
-        </w:rPr>
-        <w:t xml:space="preserve">ⲧⲉⲓ̈ ⲧⲉ ⲧ ϩⲉ ⲉⲧⲁ ⲓⲓⲉⲧϣⲏⲥ ⲧⲱⲓⲉ ⲁϩⲣⲏⲓ̈ ⲁϫⲛ̅ ⲓⲓⲉⲧⲧⲁⲓ̈ⲡⲟⲩ ⲛⲉⲧⲏⲡ ⲉ ⲁϩⲫⲣⲏⲓ̈ ⲁϫⲛ̅ ⲛⲉ[ⲧ]ⲏⲏⲡ ⲡ̅ⲁⲑⲏⲧ ⲁϫⲛ̅ ⲛ̅ⲣⲉⲉ̅ⲛ̅ϩ ⲏ[ⲧ] ⲛ̅ⲗⲓⲗⲁⲩⲉ ϧⲏⲁⲙ ⲁϫⲛ̅ ⲡ̅ⲥ̅ⲗ̅ⲗⲁⲓ̈ </w:t>
-      </w:r>
-      <w:r>
-        <w:rPr>
-          <w:rFonts w:ascii="Antinoou" w:hAnsi="Antinoou"/>
+          <w:rFonts w:ascii="Antinoou" w:eastAsia="Antinoou" w:hAnsi="Antinoou"/>
+          <w:bCs/>
+          <w:noProof/>
+          <w:color w:val="800000"/>
+          <w:sz w:val="26"/>
+          <w:szCs w:val="26"/>
+        </w:rPr>
+        <w:t>ⲧⲉⲓ̈ ⲧⲉ ⲧ</w:t>
+      </w:r>
+      <w:r>
+        <w:rPr>
+          <w:rFonts w:ascii="Antinoou" w:eastAsia="Antinoou" w:hAnsi="Antinoou"/>
+          <w:color w:val="800000"/>
+          <w:sz w:val="26"/>
+          <w:szCs w:val="26"/>
+        </w:rPr>
+        <w:t>ⳉ</w:t>
+      </w:r>
+      <w:r>
+        <w:rPr>
+          <w:rFonts w:ascii="Antinoou" w:eastAsia="Antinoou" w:hAnsi="Antinoou"/>
+          <w:bCs/>
+          <w:noProof/>
+          <w:color w:val="800000"/>
+          <w:sz w:val="26"/>
+          <w:szCs w:val="26"/>
+        </w:rPr>
+        <w:t xml:space="preserve">ⲉ ⲉⲧⲁ </w:t>
+      </w:r>
+      <w:r>
+        <w:rPr>
+          <w:rFonts w:ascii="Antinoou" w:eastAsia="Antinoou" w:hAnsi="Antinoou"/>
+          <w:bCs/>
+          <w:noProof/>
+          <w:color w:val="800000"/>
+          <w:sz w:val="26"/>
+          <w:szCs w:val="26"/>
+        </w:rPr>
+        <w:t>ⲛ</w:t>
+      </w:r>
+      <w:r>
+        <w:rPr>
+          <w:rFonts w:ascii="Antinoou" w:eastAsia="Antinoou" w:hAnsi="Antinoou"/>
+          <w:bCs/>
+          <w:noProof/>
+          <w:color w:val="800000"/>
+          <w:sz w:val="26"/>
+          <w:szCs w:val="26"/>
+        </w:rPr>
+        <w:t>ⲉⲧϣⲏⲥ ⲧⲱ</w:t>
+      </w:r>
+      <w:r>
+        <w:rPr>
+          <w:rFonts w:ascii="Antinoou" w:eastAsia="Antinoou" w:hAnsi="Antinoou"/>
+          <w:bCs/>
+          <w:noProof/>
+          <w:color w:val="800000"/>
+          <w:sz w:val="26"/>
+          <w:szCs w:val="26"/>
+        </w:rPr>
+        <w:t>ⲏ</w:t>
+      </w:r>
+      <w:r>
+        <w:rPr>
+          <w:rFonts w:ascii="Antinoou" w:eastAsia="Antinoou" w:hAnsi="Antinoou"/>
+          <w:bCs/>
+          <w:noProof/>
+          <w:color w:val="800000"/>
+          <w:sz w:val="26"/>
+          <w:szCs w:val="26"/>
+        </w:rPr>
+        <w:t xml:space="preserve">ⲉ ⲁϩⲣⲏⲓ̈ ⲁϫⲛ̅ </w:t>
+      </w:r>
+      <w:r>
+        <w:rPr>
+          <w:rFonts w:ascii="Antinoou" w:eastAsia="Antinoou" w:hAnsi="Antinoou"/>
+          <w:bCs/>
+          <w:noProof/>
+          <w:color w:val="800000"/>
+          <w:sz w:val="26"/>
+          <w:szCs w:val="26"/>
+        </w:rPr>
+        <w:t>ⲛ</w:t>
+      </w:r>
+      <w:r>
+        <w:rPr>
+          <w:rFonts w:ascii="Antinoou" w:eastAsia="Antinoou" w:hAnsi="Antinoou"/>
+          <w:bCs/>
+          <w:noProof/>
+          <w:color w:val="800000"/>
+          <w:sz w:val="26"/>
+          <w:szCs w:val="26"/>
+        </w:rPr>
+        <w:t>ⲉⲧⲧⲁⲓ̈</w:t>
+      </w:r>
+      <w:r>
+        <w:rPr>
+          <w:rFonts w:ascii="Antinoou" w:eastAsia="Antinoou" w:hAnsi="Antinoou"/>
+          <w:bCs/>
+          <w:noProof/>
+          <w:color w:val="800000"/>
+          <w:sz w:val="26"/>
+          <w:szCs w:val="26"/>
+        </w:rPr>
+        <w:t>ⲏ</w:t>
+      </w:r>
+      <w:r>
+        <w:rPr>
+          <w:rFonts w:ascii="Antinoou" w:eastAsia="Antinoou" w:hAnsi="Antinoou"/>
+          <w:bCs/>
+          <w:noProof/>
+          <w:color w:val="800000"/>
+          <w:sz w:val="26"/>
+          <w:szCs w:val="26"/>
+        </w:rPr>
+        <w:t xml:space="preserve">ⲟⲩ ⲛⲉⲧⲏⲡ </w:t>
+      </w:r>
+      <w:r>
+        <w:rPr>
+          <w:rFonts w:ascii="Antinoou" w:hAnsi="Antinoou"/>
+          <w:bCs/>
+          <w:color w:val="800000"/>
+          <w:sz w:val="26"/>
+          <w:szCs w:val="26"/>
+        </w:rPr>
+        <w:t>ⲉ̅</w:t>
+      </w:r>
+      <w:r>
+        <w:rPr>
+          <w:rFonts w:ascii="Antinoou" w:eastAsia="Antinoou" w:hAnsi="Antinoou"/>
+          <w:bCs/>
+          <w:noProof/>
+          <w:color w:val="800000"/>
+          <w:sz w:val="26"/>
+          <w:szCs w:val="26"/>
+        </w:rPr>
+        <w:t xml:space="preserve">ⲁϩⲣⲏⲓ̈ ⲁϫⲛ̅ ⲛⲉ[ⲧ]ⲏⲡ </w:t>
+      </w:r>
+      <w:r>
+        <w:rPr>
+          <w:rFonts w:ascii="Antinoou" w:eastAsia="Antinoou" w:hAnsi="Antinoou"/>
+          <w:bCs/>
+          <w:noProof/>
+          <w:color w:val="800000"/>
+          <w:sz w:val="26"/>
+          <w:szCs w:val="26"/>
+        </w:rPr>
+        <w:t>ⲛ̅</w:t>
+      </w:r>
+      <w:r>
+        <w:rPr>
+          <w:rFonts w:ascii="Antinoou" w:eastAsia="Antinoou" w:hAnsi="Antinoou"/>
+          <w:bCs/>
+          <w:noProof/>
+          <w:color w:val="800000"/>
+          <w:sz w:val="26"/>
+          <w:szCs w:val="26"/>
+        </w:rPr>
+        <w:t>ⲁⲑⲏⲧ ⲁϫⲛ̅ ⲛ̅ⲣ</w:t>
+      </w:r>
+      <w:r>
+        <w:rPr>
+          <w:rFonts w:ascii="Antinoou" w:eastAsia="Antinoou" w:hAnsi="Antinoou"/>
+          <w:bCs/>
+          <w:noProof/>
+          <w:color w:val="800000"/>
+          <w:sz w:val="26"/>
+          <w:szCs w:val="26"/>
+        </w:rPr>
+        <w:t>ⲙ̅</w:t>
+      </w:r>
+      <w:r>
+        <w:rPr>
+          <w:rFonts w:ascii="Antinoou" w:eastAsia="Antinoou" w:hAnsi="Antinoou"/>
+          <w:bCs/>
+          <w:noProof/>
+          <w:color w:val="800000"/>
+          <w:sz w:val="26"/>
+          <w:szCs w:val="26"/>
+        </w:rPr>
+        <w:t xml:space="preserve">ⲛ̅ϩⲏ[ⲧ] ⲛ̅ⲗⲓⲗⲁⲩⲉ </w:t>
+      </w:r>
+      <w:r>
+        <w:rPr>
+          <w:rFonts w:ascii="Antinoou" w:eastAsia="Antinoou" w:hAnsi="Antinoou"/>
+          <w:color w:val="800000"/>
+          <w:sz w:val="26"/>
+          <w:szCs w:val="26"/>
+        </w:rPr>
+        <w:t>ⳉ</w:t>
+      </w:r>
+      <w:r>
+        <w:rPr>
+          <w:rFonts w:ascii="Antinoou" w:eastAsia="Antinoou" w:hAnsi="Antinoou"/>
+          <w:bCs/>
+          <w:noProof/>
+          <w:color w:val="800000"/>
+          <w:sz w:val="26"/>
+          <w:szCs w:val="26"/>
+        </w:rPr>
+        <w:t>ⲏⲙ ⲁϫⲛ̅ ⲡ̅</w:t>
+      </w:r>
+      <w:r>
+        <w:rPr>
+          <w:rFonts w:ascii="Antinoou" w:eastAsia="Antinoou" w:hAnsi="Antinoou"/>
+          <w:color w:val="800000"/>
+          <w:sz w:val="26"/>
+          <w:szCs w:val="26"/>
+        </w:rPr>
+        <w:t>ⳉ</w:t>
+      </w:r>
+      <w:r>
+        <w:rPr>
+          <w:rFonts w:ascii="Antinoou" w:eastAsia="Antinoou" w:hAnsi="Antinoou"/>
+          <w:bCs/>
+          <w:noProof/>
+          <w:color w:val="800000"/>
+          <w:sz w:val="26"/>
+          <w:szCs w:val="26"/>
+        </w:rPr>
+        <w:t xml:space="preserve">ⲗ̅ⲗⲁⲓ̈ </w:t>
+      </w:r>
+      <w:r>
+        <w:rPr>
+          <w:rFonts w:ascii="Antinoou" w:eastAsia="Antinoou" w:hAnsi="Antinoou"/>
           <w:b/>
-          <w:i/>
-          <w:iCs/>
           <w:noProof/>
           <w:color w:val="0070C0"/>
           <w:sz w:val="26"/>
           <w:szCs w:val="26"/>
           <w:vertAlign w:val="superscript"/>
-          <w:lang w:val="el-GR"/>
         </w:rPr>
         <w:t>4</w:t>
       </w:r>
       <w:r>
         <w:rPr>
-          <w:rFonts w:ascii="Antinoou" w:hAnsi="Antinoou"/>
-          <w:bCs/>
-          <w:i/>
-          <w:iCs/>
+          <w:rFonts w:ascii="Antinoou" w:eastAsia="Antinoou" w:hAnsi="Antinoou"/>
+          <w:bCs/>
           <w:noProof/>
           <w:color w:val="0070C0"/>
           <w:sz w:val="26"/>
           <w:szCs w:val="26"/>
-          <w:lang w:val="el-GR"/>
         </w:rPr>
         <w:t> </w:t>
       </w:r>
       <w:r>
         <w:rPr>
-          <w:rFonts w:ascii="Antinoou" w:hAnsi="Antinoou"/>
-          <w:bCs/>
-          <w:i/>
-          <w:iCs/>
-          <w:noProof/>
-          <w:color w:val="800000"/>
-          <w:sz w:val="26"/>
-          <w:szCs w:val="26"/>
-          <w:lang w:val="el-GR"/>
-        </w:rPr>
-        <w:t>ⲉⲧⲃⲉ ⲡⲉⲓ̈ ⲁ ⲧⲇⲓ ⲇⲁⲓⲟⲥⲩⲓⲓⲡⲓ [ⲟ]ϭⲉⲓ̀ⲉ ϫⲉⲛ̅ ϯⲣⲏ ⲛⲏ [ϩⲙ̅] ⲡⲧⲉ ⲡⲟⲩ̀ⲉ ⲡⲟⲩⲉ ⲕⲟⲩ ⲛ̅ⲥⲱⲉ ⲛ̅ⲧ ⲓⲱⲱⲟⲫⲉ ⲙⲉ̅ⲡⲓⲓⲟⲩⲙⲧⲉ ⲁⲟⲩ ϥⲧⲙ̅ⲛ̅ⲧⲁϫⲣⲟ ϩⲛ̅ ⲧϥ̅ ⲡⲓⲥⲧⲓⲥ· ⲟⲩⲧⲉ ϥⲧⲙ̅ⲉ̅ⲛ̅ⲱⲏ ϩⲛ̄ ⲛ̅ⲓⲓⲟⲁⲉⲟⲥ ⲛ̅ⲡⲉϥⲟⲩⲁϩ ⲥⲁϩⲛⲉ· ⲟⲩⲧⲉ ϥⲧⲙ̅ⲛ̅ⲣ̅ ⲡⲟ ⲗⲀⲓⲧⲉⲩⲉ ϩⲙⲛ̅ ⲡⲭ̅ⲥ̅ ⲕⲁⲧⲁ ⲧϩⲉ ⲉⲧⲉϣϣⲉ ⲁⲗⲗⲁ ⲧⲉ ⲡⲟⲩⲉ ⲡⲟⲩⲉ ϧⲱⲏ ⲕⲁⲧⲁ ⲛ̅ⲉⲡⲓⲑⲩ ⲁⲙⲓⲁ ⲙ̅ⲡϥϩⲏⲧ [ⲉ]ⲑⲁⲩ ⲉⲁϥ ϫⲓ ⲛ̅ⲟⲩⲙⲱⲫ ⲡ̅ ϫ̅ [ⲓ]ⲙⲛϭⲁⲓⲛⲥ ⲁⲟⲩ ⲙⲙ̅ϫⲕⲛ̅ⲧϧⲉϥⲧ ⲡⲉⲓ̈ ⲁⲃⲁⲗ ϩⲓⲧⲟⲟⲧϥ ⲁ ⲡⲁⲙⲟⲩ ⲉⲓ ⲁⲫⲟⲩ ⲁⲡⲏⲟⲥⲙⲉⲟⲥ·</w:t>
+          <w:rFonts w:ascii="Antinoou" w:eastAsia="Antinoou" w:hAnsi="Antinoou"/>
+          <w:bCs/>
+          <w:noProof/>
+          <w:color w:val="800000"/>
+          <w:sz w:val="26"/>
+          <w:szCs w:val="26"/>
+        </w:rPr>
+        <w:t xml:space="preserve">ⲉⲧⲃⲉ ⲡⲉⲓ̈ ⲁ ⲧⲇⲓ </w:t>
+      </w:r>
+      <w:r>
+        <w:rPr>
+          <w:rFonts w:ascii="Antinoou" w:hAnsi="Antinoou" w:cs="Segoe UI Historic"/>
+          <w:bCs/>
+          <w:color w:val="800000"/>
+          <w:sz w:val="26"/>
+          <w:szCs w:val="26"/>
+        </w:rPr>
+        <w:t>ⲕ</w:t>
+      </w:r>
+      <w:r>
+        <w:rPr>
+          <w:rFonts w:ascii="Antinoou" w:eastAsia="Antinoou" w:hAnsi="Antinoou"/>
+          <w:bCs/>
+          <w:noProof/>
+          <w:color w:val="800000"/>
+          <w:sz w:val="26"/>
+          <w:szCs w:val="26"/>
+        </w:rPr>
+        <w:t>ⲁⲓⲟⲥⲩ</w:t>
+      </w:r>
+      <w:r>
+        <w:rPr>
+          <w:rFonts w:ascii="Antinoou" w:eastAsia="Antinoou" w:hAnsi="Antinoou"/>
+          <w:color w:val="800000"/>
+          <w:sz w:val="26"/>
+          <w:szCs w:val="26"/>
+        </w:rPr>
+        <w:t>ⲛ</w:t>
+      </w:r>
+      <w:r>
+        <w:rPr>
+          <w:rFonts w:ascii="Antinoou" w:eastAsia="Antinoou" w:hAnsi="Antinoou"/>
+          <w:bCs/>
+          <w:noProof/>
+          <w:color w:val="800000"/>
+          <w:sz w:val="26"/>
+          <w:szCs w:val="26"/>
+        </w:rPr>
+        <w:t>ⲏ</w:t>
+      </w:r>
+      <w:r>
+        <w:rPr>
+          <w:rFonts w:ascii="Antinoou" w:eastAsia="Antinoou" w:hAnsi="Antinoou"/>
+          <w:bCs/>
+          <w:noProof/>
+          <w:color w:val="800000"/>
+          <w:sz w:val="26"/>
+          <w:szCs w:val="26"/>
+        </w:rPr>
+        <w:t xml:space="preserve"> [ⲟ]</w:t>
+      </w:r>
+      <w:r>
+        <w:rPr>
+          <w:rFonts w:ascii="Antinoou" w:eastAsia="Antinoou" w:hAnsi="Antinoou"/>
+          <w:bCs/>
+          <w:noProof/>
+          <w:color w:val="800000"/>
+          <w:sz w:val="26"/>
+          <w:szCs w:val="26"/>
+        </w:rPr>
+        <w:t>ⲩ</w:t>
+      </w:r>
+      <w:r>
+        <w:rPr>
+          <w:rFonts w:ascii="Antinoou" w:eastAsia="Antinoou" w:hAnsi="Antinoou"/>
+          <w:bCs/>
+          <w:noProof/>
+          <w:color w:val="800000"/>
+          <w:sz w:val="26"/>
+          <w:szCs w:val="26"/>
+        </w:rPr>
+        <w:t>ⲉ</w:t>
+      </w:r>
+      <w:r>
+        <w:rPr>
+          <w:rFonts w:ascii="Antinoou" w:eastAsia="Antinoou" w:hAnsi="Antinoou"/>
+          <w:bCs/>
+          <w:noProof/>
+          <w:color w:val="800000"/>
+          <w:sz w:val="26"/>
+          <w:szCs w:val="26"/>
+        </w:rPr>
+        <w:t>ⲓ̈</w:t>
+      </w:r>
+      <w:r>
+        <w:rPr>
+          <w:rFonts w:ascii="Antinoou" w:eastAsia="Antinoou" w:hAnsi="Antinoou"/>
+          <w:bCs/>
+          <w:noProof/>
+          <w:color w:val="800000"/>
+          <w:sz w:val="26"/>
+          <w:szCs w:val="26"/>
+        </w:rPr>
+        <w:t xml:space="preserve">ⲉ </w:t>
+      </w:r>
+      <w:r>
+        <w:rPr>
+          <w:rFonts w:ascii="Antinoou" w:eastAsia="Antinoou" w:hAnsi="Antinoou"/>
+          <w:color w:val="800000"/>
+          <w:sz w:val="26"/>
+          <w:szCs w:val="26"/>
+        </w:rPr>
+        <w:t>ⲙ</w:t>
+      </w:r>
+      <w:r>
+        <w:rPr>
+          <w:rFonts w:ascii="Antinoou" w:eastAsia="Antinoou" w:hAnsi="Antinoou"/>
+          <w:bCs/>
+          <w:noProof/>
+          <w:color w:val="800000"/>
+          <w:sz w:val="26"/>
+          <w:szCs w:val="26"/>
+        </w:rPr>
+        <w:t>ⲛ̅ ϯⲣⲏ ⲛⲏ [</w:t>
+      </w:r>
+      <w:r>
+        <w:rPr>
+          <w:rFonts w:ascii="Antinoou" w:eastAsia="Antinoou" w:hAnsi="Antinoou"/>
+          <w:color w:val="800000"/>
+          <w:sz w:val="26"/>
+          <w:szCs w:val="26"/>
+        </w:rPr>
+        <w:t>ⳉ</w:t>
+      </w:r>
+      <w:r>
+        <w:rPr>
+          <w:rFonts w:ascii="Antinoou" w:eastAsia="Antinoou" w:hAnsi="Antinoou"/>
+          <w:bCs/>
+          <w:noProof/>
+          <w:color w:val="800000"/>
+          <w:sz w:val="26"/>
+          <w:szCs w:val="26"/>
+        </w:rPr>
+        <w:t>ⲙ̅] ⲡⲧⲉ ⲡⲟⲩⲉ ⲡⲟⲩⲉ ⲕⲟⲩ ⲛ̅ⲥⲱ</w:t>
+      </w:r>
+      <w:r>
+        <w:rPr>
+          <w:rFonts w:ascii="Antinoou" w:eastAsia="Antinoou" w:hAnsi="Antinoou"/>
+          <w:bCs/>
+          <w:noProof/>
+          <w:color w:val="800000"/>
+          <w:sz w:val="26"/>
+          <w:szCs w:val="26"/>
+        </w:rPr>
+        <w:t>ϥ</w:t>
+      </w:r>
+      <w:r>
+        <w:rPr>
+          <w:rFonts w:ascii="Antinoou" w:eastAsia="Antinoou" w:hAnsi="Antinoou"/>
+          <w:bCs/>
+          <w:noProof/>
+          <w:color w:val="800000"/>
+          <w:sz w:val="26"/>
+          <w:szCs w:val="26"/>
+        </w:rPr>
+        <w:t xml:space="preserve"> ⲛ̅ⲧ</w:t>
+      </w:r>
+      <w:r>
+        <w:rPr>
+          <w:rFonts w:ascii="Antinoou" w:eastAsia="Antinoou" w:hAnsi="Antinoou"/>
+          <w:bCs/>
+          <w:noProof/>
+          <w:color w:val="800000"/>
+          <w:sz w:val="26"/>
+          <w:szCs w:val="26"/>
+        </w:rPr>
+        <w:t>ϥⲛ</w:t>
+      </w:r>
+      <w:r>
+        <w:rPr>
+          <w:rFonts w:ascii="Antinoou" w:eastAsia="Antinoou" w:hAnsi="Antinoou"/>
+          <w:bCs/>
+          <w:noProof/>
+          <w:color w:val="800000"/>
+          <w:sz w:val="26"/>
+          <w:szCs w:val="26"/>
+        </w:rPr>
+        <w:t>ⲱⲱ</w:t>
+      </w:r>
+      <w:r>
+        <w:rPr>
+          <w:rFonts w:ascii="Antinoou" w:eastAsia="Antinoou" w:hAnsi="Antinoou"/>
+          <w:bCs/>
+          <w:noProof/>
+          <w:color w:val="800000"/>
+          <w:sz w:val="26"/>
+          <w:szCs w:val="26"/>
+        </w:rPr>
+        <w:t>ϩ</w:t>
+      </w:r>
+      <w:r>
+        <w:rPr>
+          <w:rFonts w:ascii="Antinoou" w:eastAsia="Antinoou" w:hAnsi="Antinoou"/>
+          <w:bCs/>
+          <w:noProof/>
+          <w:color w:val="800000"/>
+          <w:sz w:val="26"/>
+          <w:szCs w:val="26"/>
+        </w:rPr>
+        <w:t>ⲉ ⲙⲡ</w:t>
+      </w:r>
+      <w:r>
+        <w:rPr>
+          <w:rFonts w:ascii="Antinoou" w:eastAsia="Antinoou" w:hAnsi="Antinoou"/>
+          <w:bCs/>
+          <w:noProof/>
+          <w:color w:val="800000"/>
+          <w:sz w:val="26"/>
+          <w:szCs w:val="26"/>
+        </w:rPr>
+        <w:t>ⲛ</w:t>
+      </w:r>
+      <w:r>
+        <w:rPr>
+          <w:rFonts w:ascii="Antinoou" w:eastAsia="Antinoou" w:hAnsi="Antinoou"/>
+          <w:bCs/>
+          <w:noProof/>
+          <w:color w:val="800000"/>
+          <w:sz w:val="26"/>
+          <w:szCs w:val="26"/>
+        </w:rPr>
+        <w:t>ⲟⲩ</w:t>
+      </w:r>
+      <w:r>
+        <w:rPr>
+          <w:rFonts w:ascii="Antinoou" w:eastAsia="Antinoou" w:hAnsi="Antinoou"/>
+          <w:bCs/>
+          <w:noProof/>
+          <w:color w:val="800000"/>
+          <w:sz w:val="26"/>
+          <w:szCs w:val="26"/>
+        </w:rPr>
+        <w:t>ⲛ</w:t>
+      </w:r>
+      <w:r>
+        <w:rPr>
+          <w:rFonts w:ascii="Antinoou" w:eastAsia="Antinoou" w:hAnsi="Antinoou"/>
+          <w:bCs/>
+          <w:noProof/>
+          <w:color w:val="800000"/>
+          <w:sz w:val="26"/>
+          <w:szCs w:val="26"/>
+        </w:rPr>
+        <w:t xml:space="preserve">ⲧⲉ ⲁⲟⲩ ϥⲧⲙ̅ⲛ̅ⲧⲁϫⲣⲟ </w:t>
+      </w:r>
+      <w:r>
+        <w:rPr>
+          <w:rFonts w:ascii="Antinoou" w:eastAsia="Antinoou" w:hAnsi="Antinoou"/>
+          <w:color w:val="800000"/>
+          <w:sz w:val="26"/>
+          <w:szCs w:val="26"/>
+        </w:rPr>
+        <w:t>ⳉ</w:t>
+      </w:r>
+      <w:r>
+        <w:rPr>
+          <w:rFonts w:ascii="Antinoou" w:eastAsia="Antinoou" w:hAnsi="Antinoou"/>
+          <w:bCs/>
+          <w:noProof/>
+          <w:color w:val="800000"/>
+          <w:sz w:val="26"/>
+          <w:szCs w:val="26"/>
+        </w:rPr>
+        <w:t>ⲛ̅ ⲧϥ ⲡⲓⲥⲧⲓⲥ· ⲟⲩⲧⲉ ϥⲧⲙ̅ⲛ̅</w:t>
+      </w:r>
+      <w:r>
+        <w:rPr>
+          <w:rFonts w:ascii="Antinoou" w:eastAsia="Antinoou" w:hAnsi="Antinoou"/>
+          <w:bCs/>
+          <w:noProof/>
+          <w:color w:val="800000"/>
+          <w:sz w:val="26"/>
+          <w:szCs w:val="26"/>
+        </w:rPr>
+        <w:t>ⲃ</w:t>
+      </w:r>
+      <w:r>
+        <w:rPr>
+          <w:rFonts w:ascii="Antinoou" w:eastAsia="Antinoou" w:hAnsi="Antinoou"/>
+          <w:bCs/>
+          <w:noProof/>
+          <w:color w:val="800000"/>
+          <w:sz w:val="26"/>
+          <w:szCs w:val="26"/>
+        </w:rPr>
+        <w:t>ⲱ</w:t>
+      </w:r>
+      <w:r>
+        <w:rPr>
+          <w:rFonts w:ascii="Antinoou" w:hAnsi="Antinoou" w:cs="Segoe UI Historic"/>
+          <w:bCs/>
+          <w:color w:val="800000"/>
+          <w:sz w:val="26"/>
+          <w:szCs w:val="26"/>
+        </w:rPr>
+        <w:t>ⲕ</w:t>
+      </w:r>
+      <w:r>
+        <w:rPr>
+          <w:rFonts w:ascii="Antinoou" w:eastAsia="Antinoou" w:hAnsi="Antinoou"/>
+          <w:bCs/>
+          <w:noProof/>
+          <w:color w:val="800000"/>
+          <w:sz w:val="26"/>
+          <w:szCs w:val="26"/>
+        </w:rPr>
+        <w:t xml:space="preserve"> </w:t>
+      </w:r>
+      <w:r>
+        <w:rPr>
+          <w:rFonts w:ascii="Antinoou" w:eastAsia="Antinoou" w:hAnsi="Antinoou"/>
+          <w:color w:val="800000"/>
+          <w:sz w:val="26"/>
+          <w:szCs w:val="26"/>
+        </w:rPr>
+        <w:t>ⳉ</w:t>
+      </w:r>
+      <w:r>
+        <w:rPr>
+          <w:rFonts w:ascii="Antinoou" w:eastAsia="Antinoou" w:hAnsi="Antinoou"/>
+          <w:bCs/>
+          <w:noProof/>
+          <w:color w:val="800000"/>
+          <w:sz w:val="26"/>
+          <w:szCs w:val="26"/>
+        </w:rPr>
+        <w:t xml:space="preserve">ⲛ̅ </w:t>
+      </w:r>
+      <w:r>
+        <w:rPr>
+          <w:rFonts w:ascii="Antinoou" w:eastAsia="Antinoou" w:hAnsi="Antinoou"/>
+          <w:bCs/>
+          <w:noProof/>
+          <w:color w:val="800000"/>
+          <w:sz w:val="26"/>
+          <w:szCs w:val="26"/>
+        </w:rPr>
+        <w:t>ⲛ̅</w:t>
+      </w:r>
+      <w:r>
+        <w:rPr>
+          <w:rFonts w:ascii="Antinoou" w:eastAsia="Antinoou" w:hAnsi="Antinoou"/>
+          <w:bCs/>
+          <w:noProof/>
+          <w:color w:val="800000"/>
+          <w:sz w:val="26"/>
+          <w:szCs w:val="26"/>
+        </w:rPr>
+        <w:t>ⲛ</w:t>
+      </w:r>
+      <w:r>
+        <w:rPr>
+          <w:rFonts w:ascii="Antinoou" w:eastAsia="Antinoou" w:hAnsi="Antinoou"/>
+          <w:bCs/>
+          <w:noProof/>
+          <w:color w:val="800000"/>
+          <w:sz w:val="26"/>
+          <w:szCs w:val="26"/>
+        </w:rPr>
+        <w:t>ⲟ</w:t>
+      </w:r>
+      <w:r>
+        <w:rPr>
+          <w:rFonts w:ascii="Antinoou" w:eastAsia="Antinoou" w:hAnsi="Antinoou"/>
+          <w:color w:val="800000"/>
+          <w:sz w:val="26"/>
+          <w:szCs w:val="26"/>
+        </w:rPr>
+        <w:t>ⲙ</w:t>
+      </w:r>
+      <w:r>
+        <w:rPr>
+          <w:rFonts w:ascii="Antinoou" w:eastAsia="Antinoou" w:hAnsi="Antinoou"/>
+          <w:bCs/>
+          <w:noProof/>
+          <w:color w:val="800000"/>
+          <w:sz w:val="26"/>
+          <w:szCs w:val="26"/>
+        </w:rPr>
+        <w:t>ⲟⲥ ⲛ̅</w:t>
+      </w:r>
+      <w:r>
+        <w:rPr>
+          <w:rFonts w:ascii="Antinoou" w:eastAsia="Antinoou" w:hAnsi="Antinoou"/>
+          <w:bCs/>
+          <w:noProof/>
+          <w:color w:val="800000"/>
+          <w:sz w:val="26"/>
+          <w:szCs w:val="26"/>
+        </w:rPr>
+        <w:t>ⲛ</w:t>
+      </w:r>
+      <w:r>
+        <w:rPr>
+          <w:rFonts w:ascii="Antinoou" w:eastAsia="Antinoou" w:hAnsi="Antinoou"/>
+          <w:bCs/>
+          <w:noProof/>
+          <w:color w:val="800000"/>
+          <w:sz w:val="26"/>
+          <w:szCs w:val="26"/>
+        </w:rPr>
+        <w:t xml:space="preserve">ⲉϥⲟⲩⲁϩ ⲥⲁϩⲛⲉ· ⲟⲩⲧⲉ ϥⲧⲙ̅ⲛ̅ⲣ̅ⲡⲟ ⲗⲓⲧⲉⲩⲉ </w:t>
+      </w:r>
+      <w:r>
+        <w:rPr>
+          <w:rFonts w:ascii="Antinoou" w:eastAsia="Antinoou" w:hAnsi="Antinoou"/>
+          <w:color w:val="800000"/>
+          <w:sz w:val="26"/>
+          <w:szCs w:val="26"/>
+        </w:rPr>
+        <w:t>ⳉ</w:t>
+      </w:r>
+      <w:r>
+        <w:rPr>
+          <w:rFonts w:ascii="Antinoou" w:eastAsia="Antinoou" w:hAnsi="Antinoou"/>
+          <w:bCs/>
+          <w:noProof/>
+          <w:color w:val="800000"/>
+          <w:sz w:val="26"/>
+          <w:szCs w:val="26"/>
+        </w:rPr>
+        <w:t>ⲙ̅</w:t>
+      </w:r>
+      <w:r>
+        <w:rPr>
+          <w:rFonts w:ascii="Antinoou" w:eastAsia="Antinoou" w:hAnsi="Antinoou"/>
+          <w:bCs/>
+          <w:noProof/>
+          <w:color w:val="800000"/>
+          <w:sz w:val="26"/>
+          <w:szCs w:val="26"/>
+        </w:rPr>
+        <w:t xml:space="preserve"> ⲡⲭ̅ⲥ̅ ⲕⲁⲧⲁ ⲧ</w:t>
+      </w:r>
+      <w:r>
+        <w:rPr>
+          <w:rFonts w:ascii="Antinoou" w:eastAsia="Antinoou" w:hAnsi="Antinoou"/>
+          <w:color w:val="800000"/>
+          <w:sz w:val="26"/>
+          <w:szCs w:val="26"/>
+        </w:rPr>
+        <w:t>ⳉ</w:t>
+      </w:r>
+      <w:r>
+        <w:rPr>
+          <w:rFonts w:ascii="Antinoou" w:eastAsia="Antinoou" w:hAnsi="Antinoou"/>
+          <w:bCs/>
+          <w:noProof/>
+          <w:color w:val="800000"/>
+          <w:sz w:val="26"/>
+          <w:szCs w:val="26"/>
+        </w:rPr>
+        <w:t xml:space="preserve">ⲉ ⲉⲧⲉϣϣⲉ ⲁⲗⲗⲁ ⲧⲉ ⲡⲟⲩⲉ ⲡⲟⲩⲉ </w:t>
+      </w:r>
+      <w:r>
+        <w:rPr>
+          <w:rFonts w:ascii="Antinoou" w:eastAsia="Antinoou" w:hAnsi="Antinoou"/>
+          <w:bCs/>
+          <w:noProof/>
+          <w:color w:val="800000"/>
+          <w:sz w:val="26"/>
+          <w:szCs w:val="26"/>
+        </w:rPr>
+        <w:t>ⲃ</w:t>
+      </w:r>
+      <w:r>
+        <w:rPr>
+          <w:rFonts w:ascii="Antinoou" w:eastAsia="Antinoou" w:hAnsi="Antinoou"/>
+          <w:bCs/>
+          <w:noProof/>
+          <w:color w:val="800000"/>
+          <w:sz w:val="26"/>
+          <w:szCs w:val="26"/>
+        </w:rPr>
+        <w:t>ⲱ</w:t>
+      </w:r>
+      <w:r>
+        <w:rPr>
+          <w:rFonts w:ascii="Antinoou" w:eastAsia="Antinoou" w:hAnsi="Antinoou"/>
+          <w:bCs/>
+          <w:noProof/>
+          <w:color w:val="800000"/>
+          <w:sz w:val="26"/>
+          <w:szCs w:val="26"/>
+        </w:rPr>
+        <w:t>ⲕ</w:t>
+      </w:r>
+      <w:r>
+        <w:rPr>
+          <w:rFonts w:ascii="Antinoou" w:eastAsia="Antinoou" w:hAnsi="Antinoou"/>
+          <w:bCs/>
+          <w:noProof/>
+          <w:color w:val="800000"/>
+          <w:sz w:val="26"/>
+          <w:szCs w:val="26"/>
+        </w:rPr>
+        <w:t xml:space="preserve"> ⲕⲁⲧⲁ ⲛ̅ⲉⲡⲓⲑⲩ ⲙⲓⲁ ⲙ̅ⲡϥϩⲏⲧ [ⲉ]ⲑⲁⲩ ⲉⲁϥ ϫⲓ ⲛ̅ⲟⲩ</w:t>
+      </w:r>
+      <w:r>
+        <w:rPr>
+          <w:rFonts w:ascii="Antinoou" w:hAnsi="Antinoou" w:cs="Segoe UI Historic"/>
+          <w:bCs/>
+          <w:color w:val="800000"/>
+          <w:sz w:val="26"/>
+          <w:szCs w:val="26"/>
+        </w:rPr>
+        <w:t>ⲕ</w:t>
+      </w:r>
+      <w:r>
+        <w:rPr>
+          <w:rFonts w:ascii="Antinoou" w:eastAsia="Antinoou" w:hAnsi="Antinoou"/>
+          <w:bCs/>
+          <w:noProof/>
+          <w:color w:val="800000"/>
+          <w:sz w:val="26"/>
+          <w:szCs w:val="26"/>
+        </w:rPr>
+        <w:t>ⲱ</w:t>
+      </w:r>
+      <w:r>
+        <w:rPr>
+          <w:rFonts w:ascii="Antinoou" w:eastAsia="Antinoou" w:hAnsi="Antinoou"/>
+          <w:bCs/>
+          <w:noProof/>
+          <w:color w:val="800000"/>
+          <w:sz w:val="26"/>
+          <w:szCs w:val="26"/>
+        </w:rPr>
+        <w:t>ϩ</w:t>
+      </w:r>
+      <w:r>
+        <w:rPr>
+          <w:rFonts w:ascii="Antinoou" w:eastAsia="Antinoou" w:hAnsi="Antinoou"/>
+          <w:bCs/>
+          <w:noProof/>
+          <w:color w:val="800000"/>
+          <w:sz w:val="26"/>
+          <w:szCs w:val="26"/>
+        </w:rPr>
+        <w:t xml:space="preserve"> </w:t>
+      </w:r>
+      <w:r>
+        <w:rPr>
+          <w:rFonts w:ascii="Antinoou" w:eastAsia="Antinoou" w:hAnsi="Antinoou"/>
+          <w:bCs/>
+          <w:noProof/>
+          <w:color w:val="800000"/>
+          <w:sz w:val="26"/>
+          <w:szCs w:val="26"/>
+        </w:rPr>
+        <w:t>ⲛ̅</w:t>
+      </w:r>
+      <w:r>
+        <w:rPr>
+          <w:rFonts w:ascii="Antinoou" w:eastAsia="Antinoou" w:hAnsi="Antinoou"/>
+          <w:bCs/>
+          <w:noProof/>
+          <w:color w:val="800000"/>
+          <w:sz w:val="26"/>
+          <w:szCs w:val="26"/>
+        </w:rPr>
+        <w:t xml:space="preserve">ϫ[ⲓ]ⲛϭⲁⲛⲥ ⲁⲟⲩ </w:t>
+      </w:r>
+      <w:r>
+        <w:rPr>
+          <w:rFonts w:ascii="Antinoou" w:eastAsia="Antinoou" w:hAnsi="Antinoou"/>
+          <w:bCs/>
+          <w:noProof/>
+          <w:color w:val="800000"/>
+          <w:sz w:val="26"/>
+          <w:szCs w:val="26"/>
+        </w:rPr>
+        <w:t>ⲙ̅</w:t>
+      </w:r>
+      <w:r>
+        <w:rPr>
+          <w:rFonts w:ascii="Antinoou" w:eastAsia="Antinoou" w:hAnsi="Antinoou"/>
+          <w:bCs/>
+          <w:noProof/>
+          <w:color w:val="800000"/>
+          <w:sz w:val="26"/>
+          <w:szCs w:val="26"/>
+        </w:rPr>
+        <w:t>ⲙ̅</w:t>
+      </w:r>
+      <w:r>
+        <w:rPr>
+          <w:rFonts w:ascii="Antinoou" w:eastAsia="Antinoou" w:hAnsi="Antinoou"/>
+          <w:bCs/>
+          <w:noProof/>
+          <w:color w:val="800000"/>
+          <w:sz w:val="26"/>
+          <w:szCs w:val="26"/>
+        </w:rPr>
+        <w:t>ⲛ̅</w:t>
+      </w:r>
+      <w:r>
+        <w:rPr>
+          <w:rFonts w:ascii="Antinoou" w:eastAsia="Antinoou" w:hAnsi="Antinoou"/>
+          <w:bCs/>
+          <w:noProof/>
+          <w:color w:val="800000"/>
+          <w:sz w:val="26"/>
+          <w:szCs w:val="26"/>
+        </w:rPr>
+        <w:t>ⲧ</w:t>
+      </w:r>
+      <w:r>
+        <w:rPr>
+          <w:rFonts w:ascii="Antinoou" w:eastAsia="Antinoou" w:hAnsi="Antinoou"/>
+          <w:color w:val="800000"/>
+          <w:sz w:val="26"/>
+          <w:szCs w:val="26"/>
+        </w:rPr>
+        <w:t>ⳉ</w:t>
+      </w:r>
+      <w:r>
+        <w:rPr>
+          <w:rFonts w:ascii="Antinoou" w:eastAsia="Antinoou" w:hAnsi="Antinoou"/>
+          <w:bCs/>
+          <w:noProof/>
+          <w:color w:val="800000"/>
+          <w:sz w:val="26"/>
+          <w:szCs w:val="26"/>
+        </w:rPr>
+        <w:t>ⲉϥⲧ ⲡⲉⲓ̈ ⲁⲃⲁⲗ ϩⲓⲧⲟⲟⲧϥ ⲁ ⲡⲙⲟⲩ ⲉⲓ ⲁ</w:t>
+      </w:r>
+      <w:r>
+        <w:rPr>
+          <w:rFonts w:ascii="Antinoou" w:eastAsia="Antinoou" w:hAnsi="Antinoou"/>
+          <w:bCs/>
+          <w:noProof/>
+          <w:color w:val="800000"/>
+          <w:sz w:val="26"/>
+          <w:szCs w:val="26"/>
+        </w:rPr>
+        <w:t>ϩ</w:t>
+      </w:r>
+      <w:r>
+        <w:rPr>
+          <w:rFonts w:ascii="Antinoou" w:eastAsia="Antinoou" w:hAnsi="Antinoou"/>
+          <w:bCs/>
+          <w:noProof/>
+          <w:color w:val="800000"/>
+          <w:sz w:val="26"/>
+          <w:szCs w:val="26"/>
+        </w:rPr>
+        <w:t>ⲟ</w:t>
+      </w:r>
+      <w:r>
+        <w:rPr>
+          <w:rFonts w:ascii="Antinoou" w:hAnsi="Antinoou"/>
+          <w:bCs/>
+          <w:color w:val="800000"/>
+          <w:sz w:val="26"/>
+          <w:szCs w:val="26"/>
+        </w:rPr>
+        <w:t>ⲩ︦</w:t>
+      </w:r>
+      <w:r>
+        <w:rPr>
+          <w:rFonts w:ascii="Antinoou" w:eastAsia="Antinoou" w:hAnsi="Antinoou"/>
+          <w:bCs/>
+          <w:noProof/>
+          <w:color w:val="800000"/>
+          <w:sz w:val="26"/>
+          <w:szCs w:val="26"/>
+        </w:rPr>
+        <w:t xml:space="preserve"> ⲁⲡ</w:t>
+      </w:r>
+      <w:r>
+        <w:rPr>
+          <w:rFonts w:ascii="Antinoou" w:hAnsi="Antinoou" w:cs="Segoe UI Historic"/>
+          <w:bCs/>
+          <w:color w:val="800000"/>
+          <w:sz w:val="26"/>
+          <w:szCs w:val="26"/>
+        </w:rPr>
+        <w:t>ⲕ</w:t>
+      </w:r>
+      <w:r>
+        <w:rPr>
+          <w:rFonts w:ascii="Antinoou" w:eastAsia="Antinoou" w:hAnsi="Antinoou"/>
+          <w:bCs/>
+          <w:noProof/>
+          <w:color w:val="800000"/>
+          <w:sz w:val="26"/>
+          <w:szCs w:val="26"/>
+        </w:rPr>
+        <w:t>ⲟⲥⲙⲟⲥ·</w:t>
       </w:r>
     </w:p>
     <w:p>
@@ -10572,8 +11672,6 @@
           <w:rFonts w:ascii="Antinoou" w:eastAsia="Antinoou" w:hAnsi="Antinoou" w:cs="Gentium"/>
           <w:b/>
           <w:bCs/>
-          <w:i/>
-          <w:iCs/>
           <w:noProof/>
           <w:sz w:val="32"/>
           <w:szCs w:val="32"/>
@@ -10585,8 +11683,6 @@
           <w:rFonts w:ascii="Antinoou" w:eastAsia="Antinoou" w:hAnsi="Antinoou" w:cs="Gentium"/>
           <w:b/>
           <w:bCs/>
-          <w:i/>
-          <w:iCs/>
           <w:noProof/>
           <w:sz w:val="32"/>
           <w:szCs w:val="32"/>
@@ -10600,8 +11696,6 @@
           <w:rFonts w:ascii="Antinoou" w:eastAsia="Antinoou" w:hAnsi="Antinoou" w:cs="Gentium"/>
           <w:b/>
           <w:bCs/>
-          <w:i/>
-          <w:iCs/>
           <w:noProof/>
           <w:sz w:val="32"/>
           <w:szCs w:val="32"/>
@@ -10615,558 +11709,2632 @@
         <w:spacing w:before="120"/>
         <w:jc w:val="both"/>
         <w:rPr>
-          <w:rFonts w:ascii="Antinoou" w:eastAsia="Antinoou" w:hAnsi="Antinoou" w:cs="Gentium"/>
-          <w:i/>
-          <w:iCs/>
-          <w:noProof/>
-          <w:color w:val="7030A0"/>
-          <w:sz w:val="28"/>
-          <w:szCs w:val="28"/>
+          <w:rFonts w:ascii="Antinoou" w:eastAsia="Antinoou" w:hAnsi="Antinoou"/>
+          <w:bCs/>
+          <w:noProof/>
+          <w:color w:val="800000"/>
+          <w:sz w:val="26"/>
+          <w:szCs w:val="26"/>
         </w:rPr>
       </w:pPr>
       <w:r>
         <w:rPr>
-          <w:rFonts w:ascii="Antinoou" w:hAnsi="Antinoou"/>
+          <w:rFonts w:ascii="Antinoou" w:eastAsia="Antinoou" w:hAnsi="Antinoou"/>
           <w:b/>
-          <w:i/>
-          <w:iCs/>
           <w:noProof/>
           <w:color w:val="0070C0"/>
           <w:sz w:val="26"/>
           <w:szCs w:val="26"/>
           <w:vertAlign w:val="superscript"/>
-          <w:lang w:val="el-GR"/>
         </w:rPr>
         <w:t>1</w:t>
       </w:r>
       <w:r>
         <w:rPr>
-          <w:rFonts w:ascii="Antinoou" w:hAnsi="Antinoou"/>
-          <w:bCs/>
-          <w:i/>
-          <w:iCs/>
+          <w:rFonts w:ascii="Antinoou" w:eastAsia="Antinoou" w:hAnsi="Antinoou"/>
+          <w:bCs/>
           <w:noProof/>
           <w:color w:val="0070C0"/>
           <w:sz w:val="26"/>
           <w:szCs w:val="26"/>
-          <w:lang w:val="el-GR"/>
         </w:rPr>
         <w:t> </w:t>
       </w:r>
       <w:r>
         <w:rPr>
-          <w:rFonts w:ascii="Antinoou" w:hAnsi="Antinoou"/>
-          <w:bCs/>
-          <w:i/>
-          <w:iCs/>
-          <w:noProof/>
-          <w:color w:val="800000"/>
-          <w:sz w:val="26"/>
-          <w:szCs w:val="26"/>
-          <w:lang w:val="el-GR"/>
-        </w:rPr>
-        <w:t xml:space="preserve">ϥⲥⲏϩ ⲅⲁⲣ ⲛ̅ ϯϩⲉ ϫⲉ ⲁⲥϩⲱⲡⲉ ⲙⲓⲛ̅ⲛ̅ⲥⲉ ⲛ̅ϩⲣⲉⲩ ⲁ ⲕⲁⲓ̈ⲓⲓ ⲉⲡⲓⲉ ⲁⲃⲁⲗ ⲡ̅ⲡ̅ⲙⲁⲣⲡⲟⲥ ⲙ̄ⲡⲙⲁϩ ⲛ̄ⲟⲩ ⲑⲩⲥⲓⲁ ⲙ̄ⲡⲛⲟⲩⲏⲧⲉ ⲁ ⲁⲃⲉⲗ ϩⲟⲩⲟⲩϥ ⲁⲛ ⲉⲓⲉ ⲁⲃⲁⲗ ϩⲛ̅ ⲛ̅ϥⲁⲣⲡ̅ⲙⲙⲓⲥⲉ ⲛ̅ⲛⲉϥⲉⲥⲁⲩ ⲁⲟⲩ ⲁⲃⲁⲗ ϩⲛ̄ ⲛ̅ⲟⲩⲱⲧ· </w:t>
-      </w:r>
-      <w:r>
-        <w:rPr>
-          <w:rFonts w:ascii="Antinoou" w:hAnsi="Antinoou"/>
+          <w:rFonts w:ascii="Antinoou" w:eastAsia="Antinoou" w:hAnsi="Antinoou"/>
+          <w:bCs/>
+          <w:noProof/>
+          <w:color w:val="800000"/>
+          <w:sz w:val="26"/>
+          <w:szCs w:val="26"/>
+        </w:rPr>
+        <w:t>ϥⲥⲏ</w:t>
+      </w:r>
+      <w:r>
+        <w:rPr>
+          <w:rFonts w:ascii="Antinoou" w:eastAsia="Antinoou" w:hAnsi="Antinoou"/>
+          <w:color w:val="800000"/>
+          <w:sz w:val="26"/>
+          <w:szCs w:val="26"/>
+        </w:rPr>
+        <w:t>ⳉ</w:t>
+      </w:r>
+      <w:r>
+        <w:rPr>
+          <w:rFonts w:ascii="Antinoou" w:eastAsia="Antinoou" w:hAnsi="Antinoou"/>
+          <w:bCs/>
+          <w:noProof/>
+          <w:color w:val="800000"/>
+          <w:sz w:val="26"/>
+          <w:szCs w:val="26"/>
+        </w:rPr>
+        <w:t xml:space="preserve"> ⲅⲁⲣ ⲛ̅ ϯ</w:t>
+      </w:r>
+      <w:r>
+        <w:rPr>
+          <w:rFonts w:ascii="Antinoou" w:eastAsia="Antinoou" w:hAnsi="Antinoou"/>
+          <w:color w:val="800000"/>
+          <w:sz w:val="26"/>
+          <w:szCs w:val="26"/>
+        </w:rPr>
+        <w:t>ⳉ</w:t>
+      </w:r>
+      <w:r>
+        <w:rPr>
+          <w:rFonts w:ascii="Antinoou" w:eastAsia="Antinoou" w:hAnsi="Antinoou"/>
+          <w:bCs/>
+          <w:noProof/>
+          <w:color w:val="800000"/>
+          <w:sz w:val="26"/>
+          <w:szCs w:val="26"/>
+        </w:rPr>
+        <w:t>ⲉ ϫⲉ ⲁⲥ</w:t>
+      </w:r>
+      <w:r>
+        <w:rPr>
+          <w:rFonts w:ascii="Antinoou" w:eastAsia="Antinoou" w:hAnsi="Antinoou"/>
+          <w:color w:val="800000"/>
+          <w:sz w:val="26"/>
+          <w:szCs w:val="26"/>
+        </w:rPr>
+        <w:t>ⳉ</w:t>
+      </w:r>
+      <w:r>
+        <w:rPr>
+          <w:rFonts w:ascii="Antinoou" w:eastAsia="Antinoou" w:hAnsi="Antinoou"/>
+          <w:bCs/>
+          <w:noProof/>
+          <w:color w:val="800000"/>
+          <w:sz w:val="26"/>
+          <w:szCs w:val="26"/>
+        </w:rPr>
+        <w:t xml:space="preserve">ⲱⲡⲉ </w:t>
+      </w:r>
+      <w:r>
+        <w:rPr>
+          <w:rFonts w:ascii="Antinoou" w:eastAsia="Antinoou" w:hAnsi="Antinoou"/>
+          <w:bCs/>
+          <w:noProof/>
+          <w:color w:val="800000"/>
+          <w:sz w:val="26"/>
+          <w:szCs w:val="26"/>
+        </w:rPr>
+        <w:t>ⲙ̅</w:t>
+      </w:r>
+      <w:r>
+        <w:rPr>
+          <w:rFonts w:ascii="Antinoou" w:eastAsia="Antinoou" w:hAnsi="Antinoou"/>
+          <w:bCs/>
+          <w:noProof/>
+          <w:color w:val="800000"/>
+          <w:sz w:val="26"/>
+          <w:szCs w:val="26"/>
+        </w:rPr>
+        <w:t>ⲛ̅ⲛ̅ⲥⲉ ⲛ̅ϩⲣⲉⲩ ⲁ ⲕⲁⲓ̈</w:t>
+      </w:r>
+      <w:r>
+        <w:rPr>
+          <w:rFonts w:ascii="Antinoou" w:eastAsia="Antinoou" w:hAnsi="Antinoou"/>
+          <w:bCs/>
+          <w:noProof/>
+          <w:color w:val="800000"/>
+          <w:sz w:val="26"/>
+          <w:szCs w:val="26"/>
+        </w:rPr>
+        <w:t>ⲛ</w:t>
+      </w:r>
+      <w:r>
+        <w:rPr>
+          <w:rFonts w:ascii="Antinoou" w:eastAsia="Antinoou" w:hAnsi="Antinoou"/>
+          <w:bCs/>
+          <w:noProof/>
+          <w:color w:val="800000"/>
+          <w:sz w:val="26"/>
+          <w:szCs w:val="26"/>
+        </w:rPr>
+        <w:t xml:space="preserve"> ⲉⲓ</w:t>
+      </w:r>
+      <w:r>
+        <w:rPr>
+          <w:rFonts w:ascii="Antinoou" w:eastAsia="Antinoou" w:hAnsi="Antinoou"/>
+          <w:bCs/>
+          <w:noProof/>
+          <w:color w:val="800000"/>
+          <w:sz w:val="26"/>
+          <w:szCs w:val="26"/>
+        </w:rPr>
+        <w:t>ⲛ</w:t>
+      </w:r>
+      <w:r>
+        <w:rPr>
+          <w:rFonts w:ascii="Antinoou" w:eastAsia="Antinoou" w:hAnsi="Antinoou"/>
+          <w:bCs/>
+          <w:noProof/>
+          <w:color w:val="800000"/>
+          <w:sz w:val="26"/>
+          <w:szCs w:val="26"/>
+        </w:rPr>
+        <w:t>ⲉ ⲁⲃⲁⲗ ⲡ̅ⲡ̅</w:t>
+      </w:r>
+      <w:r>
+        <w:rPr>
+          <w:rFonts w:ascii="Antinoou" w:eastAsia="Antinoou" w:hAnsi="Antinoou"/>
+          <w:bCs/>
+          <w:noProof/>
+          <w:color w:val="800000"/>
+          <w:sz w:val="26"/>
+          <w:szCs w:val="26"/>
+        </w:rPr>
+        <w:t>ⲕ</w:t>
+      </w:r>
+      <w:r>
+        <w:rPr>
+          <w:rFonts w:ascii="Antinoou" w:eastAsia="Antinoou" w:hAnsi="Antinoou"/>
+          <w:bCs/>
+          <w:noProof/>
+          <w:color w:val="800000"/>
+          <w:sz w:val="26"/>
+          <w:szCs w:val="26"/>
+        </w:rPr>
+        <w:t>ⲁⲣⲡⲟⲥ ⲙ̄ⲡ</w:t>
+      </w:r>
+      <w:r>
+        <w:rPr>
+          <w:rFonts w:ascii="Antinoou" w:eastAsia="Antinoou" w:hAnsi="Antinoou"/>
+          <w:bCs/>
+          <w:noProof/>
+          <w:color w:val="800000"/>
+          <w:sz w:val="26"/>
+          <w:szCs w:val="26"/>
+        </w:rPr>
+        <w:t>ⲕ</w:t>
+      </w:r>
+      <w:r>
+        <w:rPr>
+          <w:rFonts w:ascii="Antinoou" w:eastAsia="Antinoou" w:hAnsi="Antinoou"/>
+          <w:bCs/>
+          <w:noProof/>
+          <w:color w:val="800000"/>
+          <w:sz w:val="26"/>
+          <w:szCs w:val="26"/>
+        </w:rPr>
+        <w:t xml:space="preserve">ⲁϩ ⲛ̄ⲟⲩ ⲑⲩⲥⲓⲁ </w:t>
+      </w:r>
+      <w:r>
+        <w:rPr>
+          <w:rFonts w:ascii="Antinoou" w:eastAsia="Antinoou" w:hAnsi="Antinoou"/>
+          <w:bCs/>
+          <w:noProof/>
+          <w:color w:val="800000"/>
+          <w:sz w:val="26"/>
+          <w:szCs w:val="26"/>
+        </w:rPr>
+        <w:t>ⲙ̅</w:t>
+      </w:r>
+      <w:r>
+        <w:rPr>
+          <w:rFonts w:ascii="Antinoou" w:eastAsia="Antinoou" w:hAnsi="Antinoou"/>
+          <w:bCs/>
+          <w:noProof/>
+          <w:color w:val="800000"/>
+          <w:sz w:val="26"/>
+          <w:szCs w:val="26"/>
+        </w:rPr>
+        <w:t>ⲡⲛⲟⲩⲏⲧⲉ ⲁ ⲁⲃⲉⲗ ϩⲟⲩⲟⲩϥ ⲁⲛ ⲉⲓ</w:t>
+      </w:r>
+      <w:r>
+        <w:rPr>
+          <w:rFonts w:ascii="Antinoou" w:eastAsia="Antinoou" w:hAnsi="Antinoou"/>
+          <w:bCs/>
+          <w:noProof/>
+          <w:color w:val="800000"/>
+          <w:sz w:val="26"/>
+          <w:szCs w:val="26"/>
+        </w:rPr>
+        <w:t>ⲛ</w:t>
+      </w:r>
+      <w:r>
+        <w:rPr>
+          <w:rFonts w:ascii="Antinoou" w:eastAsia="Antinoou" w:hAnsi="Antinoou"/>
+          <w:bCs/>
+          <w:noProof/>
+          <w:color w:val="800000"/>
+          <w:sz w:val="26"/>
+          <w:szCs w:val="26"/>
+        </w:rPr>
+        <w:t xml:space="preserve">ⲉ ⲁⲃⲁⲗ </w:t>
+      </w:r>
+      <w:r>
+        <w:rPr>
+          <w:rFonts w:ascii="Antinoou" w:eastAsia="Antinoou" w:hAnsi="Antinoou"/>
+          <w:color w:val="800000"/>
+          <w:sz w:val="26"/>
+          <w:szCs w:val="26"/>
+        </w:rPr>
+        <w:t>ⳉ</w:t>
+      </w:r>
+      <w:r>
+        <w:rPr>
+          <w:rFonts w:ascii="Antinoou" w:eastAsia="Antinoou" w:hAnsi="Antinoou"/>
+          <w:bCs/>
+          <w:noProof/>
+          <w:color w:val="800000"/>
+          <w:sz w:val="26"/>
+          <w:szCs w:val="26"/>
+        </w:rPr>
+        <w:t>ⲛ̅ ⲛ̅</w:t>
+      </w:r>
+      <w:r>
+        <w:rPr>
+          <w:rFonts w:ascii="Antinoou" w:eastAsia="Antinoou" w:hAnsi="Antinoou"/>
+          <w:color w:val="800000"/>
+          <w:sz w:val="26"/>
+          <w:szCs w:val="26"/>
+        </w:rPr>
+        <w:t>ⳉ</w:t>
+      </w:r>
+      <w:r>
+        <w:rPr>
+          <w:rFonts w:ascii="Antinoou" w:eastAsia="Antinoou" w:hAnsi="Antinoou"/>
+          <w:bCs/>
+          <w:noProof/>
+          <w:color w:val="800000"/>
+          <w:sz w:val="26"/>
+          <w:szCs w:val="26"/>
+        </w:rPr>
+        <w:t>ⲁⲣⲡ</w:t>
+      </w:r>
+      <w:r>
+        <w:rPr>
+          <w:rFonts w:ascii="Antinoou" w:eastAsia="Antinoou" w:hAnsi="Antinoou"/>
+          <w:bCs/>
+          <w:noProof/>
+          <w:color w:val="800000"/>
+          <w:sz w:val="26"/>
+          <w:szCs w:val="26"/>
+        </w:rPr>
+        <w:t>ⲙ̅</w:t>
+      </w:r>
+      <w:r>
+        <w:rPr>
+          <w:rFonts w:ascii="Antinoou" w:eastAsia="Antinoou" w:hAnsi="Antinoou"/>
+          <w:bCs/>
+          <w:noProof/>
+          <w:color w:val="800000"/>
+          <w:sz w:val="26"/>
+          <w:szCs w:val="26"/>
+        </w:rPr>
+        <w:t xml:space="preserve">ⲙⲓⲥⲉ ⲛ̅ⲛⲉϥⲉⲥⲁⲩ ⲁⲟⲩ ⲁⲃⲁⲗ </w:t>
+      </w:r>
+      <w:r>
+        <w:rPr>
+          <w:rFonts w:ascii="Antinoou" w:eastAsia="Antinoou" w:hAnsi="Antinoou"/>
+          <w:color w:val="800000"/>
+          <w:sz w:val="26"/>
+          <w:szCs w:val="26"/>
+        </w:rPr>
+        <w:t>ⳉ</w:t>
+      </w:r>
+      <w:r>
+        <w:rPr>
+          <w:rFonts w:ascii="Antinoou" w:eastAsia="Antinoou" w:hAnsi="Antinoou"/>
+          <w:bCs/>
+          <w:noProof/>
+          <w:color w:val="800000"/>
+          <w:sz w:val="26"/>
+          <w:szCs w:val="26"/>
+        </w:rPr>
+        <w:t xml:space="preserve">ⲛ̅ </w:t>
+      </w:r>
+      <w:r>
+        <w:rPr>
+          <w:rFonts w:ascii="Antinoou" w:eastAsia="Antinoou" w:hAnsi="Antinoou"/>
+          <w:bCs/>
+          <w:noProof/>
+          <w:color w:val="800000"/>
+          <w:sz w:val="26"/>
+          <w:szCs w:val="26"/>
+        </w:rPr>
+        <w:t xml:space="preserve">ⲛ̅ⲟⲩⲱⲧ· </w:t>
+      </w:r>
+      <w:r>
+        <w:rPr>
+          <w:rFonts w:ascii="Antinoou" w:eastAsia="Antinoou" w:hAnsi="Antinoou"/>
           <w:b/>
-          <w:i/>
-          <w:iCs/>
           <w:noProof/>
           <w:color w:val="0070C0"/>
           <w:sz w:val="26"/>
           <w:szCs w:val="26"/>
           <w:vertAlign w:val="superscript"/>
-          <w:lang w:val="el-GR"/>
         </w:rPr>
         <w:t>2</w:t>
       </w:r>
       <w:r>
         <w:rPr>
-          <w:rFonts w:ascii="Antinoou" w:hAnsi="Antinoou"/>
-          <w:bCs/>
-          <w:i/>
-          <w:iCs/>
+          <w:rFonts w:ascii="Antinoou" w:eastAsia="Antinoou" w:hAnsi="Antinoou"/>
+          <w:bCs/>
           <w:noProof/>
           <w:color w:val="0070C0"/>
           <w:sz w:val="26"/>
           <w:szCs w:val="26"/>
-          <w:lang w:val="el-GR"/>
         </w:rPr>
         <w:t> </w:t>
       </w:r>
       <w:r>
         <w:rPr>
-          <w:rFonts w:ascii="Antinoou" w:hAnsi="Antinoou"/>
-          <w:bCs/>
-          <w:i/>
-          <w:iCs/>
-          <w:noProof/>
-          <w:color w:val="800000"/>
-          <w:sz w:val="26"/>
-          <w:szCs w:val="26"/>
-          <w:lang w:val="el-GR"/>
-        </w:rPr>
-        <w:t>ⲁ ⲡ ⲓⲓⲟⲩⲓⲓⲧⲉ ⲥⲱⲏⲧ ⲁϫⲛ̅ ⲁⲃⲉⲗ</w:t>
-      </w:r>
-      <w:r>
-        <w:rPr>
-          <w:rFonts w:ascii="Antinoou" w:hAnsi="Antinoou"/>
-          <w:bCs/>
-          <w:i/>
-          <w:iCs/>
-          <w:noProof/>
-          <w:color w:val="800000"/>
-          <w:sz w:val="26"/>
-          <w:szCs w:val="26"/>
-          <w:lang w:val="el-GR"/>
-        </w:rPr>
-        <w:t xml:space="preserve"> ⲙⲛ̅ ⲡⲉϥⲇⲱⲣⲟⲛ ⲙ̅ⲡϥϯ ϩⲧⲏϥ ⲇⲉ ⲁⲙⲁⲓ̀ⲓⲓ ϫⲙⲛ̅ ⲡⲉϥ ⲑⲩⲥⲓⲁ· </w:t>
-      </w:r>
-      <w:r>
-        <w:rPr>
-          <w:rFonts w:ascii="Antinoou" w:hAnsi="Antinoou"/>
+          <w:rFonts w:ascii="Antinoou" w:eastAsia="Antinoou" w:hAnsi="Antinoou"/>
+          <w:bCs/>
+          <w:noProof/>
+          <w:color w:val="800000"/>
+          <w:sz w:val="26"/>
+          <w:szCs w:val="26"/>
+        </w:rPr>
+        <w:t>ⲁ ⲡ</w:t>
+      </w:r>
+      <w:r>
+        <w:rPr>
+          <w:rFonts w:ascii="Antinoou" w:eastAsia="Antinoou" w:hAnsi="Antinoou"/>
+          <w:bCs/>
+          <w:noProof/>
+          <w:color w:val="800000"/>
+          <w:sz w:val="26"/>
+          <w:szCs w:val="26"/>
+        </w:rPr>
+        <w:t>ⲛ</w:t>
+      </w:r>
+      <w:r>
+        <w:rPr>
+          <w:rFonts w:ascii="Antinoou" w:eastAsia="Antinoou" w:hAnsi="Antinoou"/>
+          <w:bCs/>
+          <w:noProof/>
+          <w:color w:val="800000"/>
+          <w:sz w:val="26"/>
+          <w:szCs w:val="26"/>
+        </w:rPr>
+        <w:t>ⲟⲩ</w:t>
+      </w:r>
+      <w:r>
+        <w:rPr>
+          <w:rFonts w:ascii="Antinoou" w:eastAsia="Antinoou" w:hAnsi="Antinoou"/>
+          <w:bCs/>
+          <w:noProof/>
+          <w:color w:val="800000"/>
+          <w:sz w:val="26"/>
+          <w:szCs w:val="26"/>
+        </w:rPr>
+        <w:t>ⲛ</w:t>
+      </w:r>
+      <w:r>
+        <w:rPr>
+          <w:rFonts w:ascii="Antinoou" w:eastAsia="Antinoou" w:hAnsi="Antinoou"/>
+          <w:bCs/>
+          <w:noProof/>
+          <w:color w:val="800000"/>
+          <w:sz w:val="26"/>
+          <w:szCs w:val="26"/>
+        </w:rPr>
+        <w:t>ⲧⲉ ⲥⲱⲏⲧ ⲁϫⲛ̅ ⲁⲃⲉⲗ ⲙⲛ̅ ⲡⲉϥⲇⲱⲣⲟⲛ ⲙ̅ⲡϥϯ ϩⲧⲏϥ ⲇⲉ ⲁ</w:t>
+      </w:r>
+      <w:r>
+        <w:rPr>
+          <w:rFonts w:ascii="Antinoou" w:eastAsia="Antinoou" w:hAnsi="Antinoou"/>
+          <w:bCs/>
+          <w:noProof/>
+          <w:color w:val="800000"/>
+          <w:sz w:val="26"/>
+          <w:szCs w:val="26"/>
+        </w:rPr>
+        <w:t>ⲕ</w:t>
+      </w:r>
+      <w:r>
+        <w:rPr>
+          <w:rFonts w:ascii="Antinoou" w:eastAsia="Antinoou" w:hAnsi="Antinoou"/>
+          <w:bCs/>
+          <w:noProof/>
+          <w:color w:val="800000"/>
+          <w:sz w:val="26"/>
+          <w:szCs w:val="26"/>
+        </w:rPr>
+        <w:t>ⲁ</w:t>
+      </w:r>
+      <w:r>
+        <w:rPr>
+          <w:rFonts w:ascii="Antinoou" w:eastAsia="Antinoou" w:hAnsi="Antinoou"/>
+          <w:bCs/>
+          <w:noProof/>
+          <w:color w:val="800000"/>
+          <w:sz w:val="26"/>
+          <w:szCs w:val="26"/>
+        </w:rPr>
+        <w:t>ⲓ̈</w:t>
+      </w:r>
+      <w:r>
+        <w:rPr>
+          <w:rFonts w:ascii="Antinoou" w:eastAsia="Antinoou" w:hAnsi="Antinoou"/>
+          <w:bCs/>
+          <w:noProof/>
+          <w:color w:val="800000"/>
+          <w:sz w:val="26"/>
+          <w:szCs w:val="26"/>
+        </w:rPr>
+        <w:t>ⲛ</w:t>
+      </w:r>
+      <w:r>
+        <w:rPr>
+          <w:rFonts w:ascii="Antinoou" w:eastAsia="Antinoou" w:hAnsi="Antinoou"/>
+          <w:bCs/>
+          <w:noProof/>
+          <w:color w:val="800000"/>
+          <w:sz w:val="26"/>
+          <w:szCs w:val="26"/>
+        </w:rPr>
+        <w:t xml:space="preserve"> ⲙⲛ̅ </w:t>
+      </w:r>
+      <w:r>
+        <w:rPr>
+          <w:rFonts w:ascii="Antinoou" w:eastAsia="Antinoou" w:hAnsi="Antinoou"/>
+          <w:bCs/>
+          <w:noProof/>
+          <w:color w:val="800000"/>
+          <w:sz w:val="26"/>
+          <w:szCs w:val="26"/>
+        </w:rPr>
+        <w:t>ⲛ</w:t>
+      </w:r>
+      <w:r>
+        <w:rPr>
+          <w:rFonts w:ascii="Antinoou" w:eastAsia="Antinoou" w:hAnsi="Antinoou"/>
+          <w:bCs/>
+          <w:noProof/>
+          <w:color w:val="800000"/>
+          <w:sz w:val="26"/>
+          <w:szCs w:val="26"/>
+        </w:rPr>
+        <w:t xml:space="preserve">ⲉϥ ⲑⲩⲥⲓⲁ· </w:t>
+      </w:r>
+      <w:r>
+        <w:rPr>
+          <w:rFonts w:ascii="Antinoou" w:eastAsia="Antinoou" w:hAnsi="Antinoou"/>
           <w:b/>
-          <w:i/>
-          <w:iCs/>
           <w:noProof/>
           <w:color w:val="0070C0"/>
           <w:sz w:val="26"/>
           <w:szCs w:val="26"/>
           <w:vertAlign w:val="superscript"/>
-          <w:lang w:val="el-GR"/>
         </w:rPr>
         <w:t>3</w:t>
       </w:r>
       <w:r>
         <w:rPr>
-          <w:rFonts w:ascii="Antinoou" w:hAnsi="Antinoou"/>
-          <w:bCs/>
-          <w:i/>
-          <w:iCs/>
+          <w:rFonts w:ascii="Antinoou" w:eastAsia="Antinoou" w:hAnsi="Antinoou"/>
+          <w:bCs/>
           <w:noProof/>
           <w:color w:val="0070C0"/>
           <w:sz w:val="26"/>
           <w:szCs w:val="26"/>
-          <w:lang w:val="el-GR"/>
         </w:rPr>
         <w:t> </w:t>
       </w:r>
       <w:r>
         <w:rPr>
-          <w:rFonts w:ascii="Antinoou" w:hAnsi="Antinoou"/>
-          <w:bCs/>
-          <w:i/>
-          <w:iCs/>
-          <w:noProof/>
-          <w:color w:val="800000"/>
-          <w:sz w:val="26"/>
-          <w:szCs w:val="26"/>
-          <w:lang w:val="el-GR"/>
-        </w:rPr>
-        <w:t xml:space="preserve">ⲁ ⲕⲁⲓ̈ⲓⲓ ⲣ̅ⲗⲩⲡⲉⲓ ⲙ̅ⲡ ϣⲁ ⲁⲟⲩ ⲁⲥⲡⲱⲏⲁϫⲉⲉ ϭⲉ ⲡϥϩ ⲱ </w:t>
-      </w:r>
-      <w:r>
-        <w:rPr>
-          <w:rFonts w:ascii="Antinoou" w:hAnsi="Antinoou"/>
+          <w:rFonts w:ascii="Antinoou" w:eastAsia="Antinoou" w:hAnsi="Antinoou"/>
+          <w:bCs/>
+          <w:noProof/>
+          <w:color w:val="800000"/>
+          <w:sz w:val="26"/>
+          <w:szCs w:val="26"/>
+        </w:rPr>
+        <w:t>ⲁ ⲕⲁⲓ̈</w:t>
+      </w:r>
+      <w:r>
+        <w:rPr>
+          <w:rFonts w:ascii="Antinoou" w:eastAsia="Antinoou" w:hAnsi="Antinoou"/>
+          <w:bCs/>
+          <w:noProof/>
+          <w:color w:val="800000"/>
+          <w:sz w:val="26"/>
+          <w:szCs w:val="26"/>
+        </w:rPr>
+        <w:t>ⲛ</w:t>
+      </w:r>
+      <w:r>
+        <w:rPr>
+          <w:rFonts w:ascii="Antinoou" w:eastAsia="Antinoou" w:hAnsi="Antinoou"/>
+          <w:bCs/>
+          <w:noProof/>
+          <w:color w:val="800000"/>
+          <w:sz w:val="26"/>
+          <w:szCs w:val="26"/>
+        </w:rPr>
+        <w:t xml:space="preserve"> ⲣ̅ⲗⲩⲡⲉⲓ ⲙ̅ⲡ ϣⲁ ⲁⲟⲩ ⲁ</w:t>
+      </w:r>
+      <w:r>
+        <w:rPr>
+          <w:rFonts w:ascii="Antinoou" w:eastAsia="Antinoou" w:hAnsi="Antinoou"/>
+          <w:bCs/>
+          <w:noProof/>
+          <w:color w:val="800000"/>
+          <w:sz w:val="26"/>
+          <w:szCs w:val="26"/>
+        </w:rPr>
+        <w:t>ϥ</w:t>
+      </w:r>
+      <w:r>
+        <w:rPr>
+          <w:rFonts w:ascii="Antinoou" w:eastAsia="Antinoou" w:hAnsi="Antinoou"/>
+          <w:bCs/>
+          <w:noProof/>
+          <w:color w:val="800000"/>
+          <w:sz w:val="26"/>
+          <w:szCs w:val="26"/>
+        </w:rPr>
+        <w:t>ⲱ</w:t>
+      </w:r>
+      <w:r>
+        <w:rPr>
+          <w:rFonts w:ascii="Antinoou" w:eastAsia="Antinoou" w:hAnsi="Antinoou"/>
+          <w:bCs/>
+          <w:noProof/>
+          <w:color w:val="800000"/>
+          <w:sz w:val="26"/>
+          <w:szCs w:val="26"/>
+        </w:rPr>
+        <w:t>ⲕⲙ</w:t>
+      </w:r>
+      <w:r>
+        <w:rPr>
+          <w:rFonts w:ascii="Antinoou" w:eastAsia="Antinoou" w:hAnsi="Antinoou"/>
+          <w:bCs/>
+          <w:noProof/>
+          <w:color w:val="800000"/>
+          <w:sz w:val="26"/>
+          <w:szCs w:val="26"/>
+        </w:rPr>
+        <w:t>ⲉ ϭⲉ ⲡϥϩ</w:t>
+      </w:r>
+      <w:r>
+        <w:rPr>
+          <w:rFonts w:ascii="Antinoou" w:hAnsi="Antinoou"/>
+          <w:bCs/>
+          <w:color w:val="800000"/>
+          <w:sz w:val="26"/>
+          <w:szCs w:val="26"/>
+        </w:rPr>
+        <w:t>ⲱ̅</w:t>
+      </w:r>
+      <w:r>
+        <w:rPr>
+          <w:rFonts w:ascii="Antinoou" w:eastAsia="Antinoou" w:hAnsi="Antinoou"/>
+          <w:bCs/>
+          <w:noProof/>
+          <w:color w:val="800000"/>
+          <w:sz w:val="26"/>
+          <w:szCs w:val="26"/>
+        </w:rPr>
+        <w:t xml:space="preserve"> </w:t>
+      </w:r>
+      <w:r>
+        <w:rPr>
+          <w:rFonts w:ascii="Antinoou" w:eastAsia="Antinoou" w:hAnsi="Antinoou"/>
           <w:b/>
-          <w:i/>
-          <w:iCs/>
           <w:noProof/>
           <w:color w:val="0070C0"/>
           <w:sz w:val="26"/>
           <w:szCs w:val="26"/>
           <w:vertAlign w:val="superscript"/>
-          <w:lang w:val="el-GR"/>
         </w:rPr>
         <w:t>4</w:t>
       </w:r>
       <w:r>
         <w:rPr>
-          <w:rFonts w:ascii="Antinoou" w:hAnsi="Antinoou"/>
-          <w:bCs/>
-          <w:i/>
-          <w:iCs/>
+          <w:rFonts w:ascii="Antinoou" w:eastAsia="Antinoou" w:hAnsi="Antinoou"/>
+          <w:bCs/>
           <w:noProof/>
           <w:color w:val="0070C0"/>
           <w:sz w:val="26"/>
           <w:szCs w:val="26"/>
-          <w:lang w:val="el-GR"/>
         </w:rPr>
         <w:t> </w:t>
       </w:r>
       <w:r>
         <w:rPr>
-          <w:rFonts w:ascii="Antinoou" w:hAnsi="Antinoou"/>
-          <w:bCs/>
-          <w:i/>
-          <w:iCs/>
-          <w:noProof/>
-          <w:color w:val="800000"/>
-          <w:sz w:val="26"/>
-          <w:szCs w:val="26"/>
-          <w:lang w:val="el-GR"/>
-        </w:rPr>
-        <w:t xml:space="preserve">ⲡⲁϫⲉ ⲡⲓⲡⲓⲟⲩⲓⲓⲧⲉ ⲛ̅ⲃⲁⲓ̈ⲓⲓ ϫⲉ ⲉⲧⲃⲉ ⲟ ⲁⲏⲣ̅ⲗⲩⲡⲉⲓ ⲁⲟⲩ ⲉⲧ ⲃⲉ ⲟ ⲁϥⲱⲏⲙⲙⲉ ϭⲉ ⲡⲉⲏϩ ⲱ ⲁⲏⲓϥⲁⲉⲓⲓⲉ ϫⲉⲉⲛ ϩⲛ̄ ⲟⲩⲥⲁⲩ ⲧⲓⲓⲉ ⲏⲧⲙⲙ̅ⲛ̅ⲡⲱϣⲣⲉ ⲇⲉ ϩⲛ̄ ⲟⲩ ⲥⲁⲩⲧⲓⲓⲉ ⲁⲕⲣ̅ⲓⲁⲃⲉ </w:t>
-      </w:r>
-      <w:r>
-        <w:rPr>
-          <w:rFonts w:ascii="Antinoou" w:hAnsi="Antinoou"/>
+          <w:rFonts w:ascii="Antinoou" w:eastAsia="Antinoou" w:hAnsi="Antinoou"/>
+          <w:bCs/>
+          <w:noProof/>
+          <w:color w:val="800000"/>
+          <w:sz w:val="26"/>
+          <w:szCs w:val="26"/>
+        </w:rPr>
+        <w:t>ⲡⲁϫⲉ ⲡ</w:t>
+      </w:r>
+      <w:r>
+        <w:rPr>
+          <w:rFonts w:ascii="Antinoou" w:eastAsia="Antinoou" w:hAnsi="Antinoou"/>
+          <w:bCs/>
+          <w:noProof/>
+          <w:color w:val="800000"/>
+          <w:sz w:val="26"/>
+          <w:szCs w:val="26"/>
+        </w:rPr>
+        <w:t>ⲛ</w:t>
+      </w:r>
+      <w:r>
+        <w:rPr>
+          <w:rFonts w:ascii="Antinoou" w:eastAsia="Antinoou" w:hAnsi="Antinoou"/>
+          <w:bCs/>
+          <w:noProof/>
+          <w:color w:val="800000"/>
+          <w:sz w:val="26"/>
+          <w:szCs w:val="26"/>
+        </w:rPr>
+        <w:t>ⲟⲩ</w:t>
+      </w:r>
+      <w:r>
+        <w:rPr>
+          <w:rFonts w:ascii="Antinoou" w:eastAsia="Antinoou" w:hAnsi="Antinoou"/>
+          <w:bCs/>
+          <w:noProof/>
+          <w:color w:val="800000"/>
+          <w:sz w:val="26"/>
+          <w:szCs w:val="26"/>
+        </w:rPr>
+        <w:t>ⲛ</w:t>
+      </w:r>
+      <w:r>
+        <w:rPr>
+          <w:rFonts w:ascii="Antinoou" w:eastAsia="Antinoou" w:hAnsi="Antinoou"/>
+          <w:bCs/>
+          <w:noProof/>
+          <w:color w:val="800000"/>
+          <w:sz w:val="26"/>
+          <w:szCs w:val="26"/>
+        </w:rPr>
+        <w:t>ⲧⲉ ⲛ̅</w:t>
+      </w:r>
+      <w:r>
+        <w:rPr>
+          <w:rFonts w:ascii="Antinoou" w:eastAsia="Antinoou" w:hAnsi="Antinoou"/>
+          <w:bCs/>
+          <w:noProof/>
+          <w:color w:val="800000"/>
+          <w:sz w:val="26"/>
+          <w:szCs w:val="26"/>
+        </w:rPr>
+        <w:t>ⲕ</w:t>
+      </w:r>
+      <w:r>
+        <w:rPr>
+          <w:rFonts w:ascii="Antinoou" w:eastAsia="Antinoou" w:hAnsi="Antinoou"/>
+          <w:bCs/>
+          <w:noProof/>
+          <w:color w:val="800000"/>
+          <w:sz w:val="26"/>
+          <w:szCs w:val="26"/>
+        </w:rPr>
+        <w:t>ⲁⲓ̈</w:t>
+      </w:r>
+      <w:r>
+        <w:rPr>
+          <w:rFonts w:ascii="Antinoou" w:eastAsia="Antinoou" w:hAnsi="Antinoou"/>
+          <w:bCs/>
+          <w:noProof/>
+          <w:color w:val="800000"/>
+          <w:sz w:val="26"/>
+          <w:szCs w:val="26"/>
+        </w:rPr>
+        <w:t>ⲛ</w:t>
+      </w:r>
+      <w:r>
+        <w:rPr>
+          <w:rFonts w:ascii="Antinoou" w:eastAsia="Antinoou" w:hAnsi="Antinoou"/>
+          <w:bCs/>
+          <w:noProof/>
+          <w:color w:val="800000"/>
+          <w:sz w:val="26"/>
+          <w:szCs w:val="26"/>
+        </w:rPr>
+        <w:t xml:space="preserve"> ϫⲉ ⲉⲧⲃⲉ ⲟ ⲁ</w:t>
+      </w:r>
+      <w:r>
+        <w:rPr>
+          <w:rFonts w:ascii="Antinoou" w:eastAsia="Antinoou" w:hAnsi="Antinoou"/>
+          <w:bCs/>
+          <w:noProof/>
+          <w:color w:val="800000"/>
+          <w:sz w:val="26"/>
+          <w:szCs w:val="26"/>
+        </w:rPr>
+        <w:t>ⲕ</w:t>
+      </w:r>
+      <w:r>
+        <w:rPr>
+          <w:rFonts w:ascii="Antinoou" w:eastAsia="Antinoou" w:hAnsi="Antinoou"/>
+          <w:bCs/>
+          <w:noProof/>
+          <w:color w:val="800000"/>
+          <w:sz w:val="26"/>
+          <w:szCs w:val="26"/>
+        </w:rPr>
+        <w:t>ⲣ̅ⲗⲩⲡⲉⲓ ⲁⲟⲩ ⲉⲧⲃⲉ ⲟ ⲁϥⲱ</w:t>
+      </w:r>
+      <w:r>
+        <w:rPr>
+          <w:rFonts w:ascii="Antinoou" w:eastAsia="Antinoou" w:hAnsi="Antinoou"/>
+          <w:bCs/>
+          <w:noProof/>
+          <w:color w:val="800000"/>
+          <w:sz w:val="26"/>
+          <w:szCs w:val="26"/>
+        </w:rPr>
+        <w:t>ⲕ</w:t>
+      </w:r>
+      <w:r>
+        <w:rPr>
+          <w:rFonts w:ascii="Antinoou" w:eastAsia="Antinoou" w:hAnsi="Antinoou"/>
+          <w:bCs/>
+          <w:noProof/>
+          <w:color w:val="800000"/>
+          <w:sz w:val="26"/>
+          <w:szCs w:val="26"/>
+        </w:rPr>
+        <w:t>ⲙⲉ ϭⲉ ⲡⲉ</w:t>
+      </w:r>
+      <w:r>
+        <w:rPr>
+          <w:rFonts w:ascii="Antinoou" w:eastAsia="Antinoou" w:hAnsi="Antinoou"/>
+          <w:bCs/>
+          <w:noProof/>
+          <w:color w:val="800000"/>
+          <w:sz w:val="26"/>
+          <w:szCs w:val="26"/>
+        </w:rPr>
+        <w:t>ⲕ</w:t>
+      </w:r>
+      <w:r>
+        <w:rPr>
+          <w:rFonts w:ascii="Antinoou" w:eastAsia="Antinoou" w:hAnsi="Antinoou"/>
+          <w:bCs/>
+          <w:noProof/>
+          <w:color w:val="800000"/>
+          <w:sz w:val="26"/>
+          <w:szCs w:val="26"/>
+        </w:rPr>
+        <w:t>ϩ</w:t>
+      </w:r>
+      <w:r>
+        <w:rPr>
+          <w:rFonts w:ascii="Antinoou" w:hAnsi="Antinoou"/>
+          <w:bCs/>
+          <w:color w:val="800000"/>
+          <w:sz w:val="26"/>
+          <w:szCs w:val="26"/>
+        </w:rPr>
+        <w:t>ⲱ̅</w:t>
+      </w:r>
+      <w:r>
+        <w:rPr>
+          <w:rFonts w:ascii="Antinoou" w:eastAsia="Antinoou" w:hAnsi="Antinoou"/>
+          <w:bCs/>
+          <w:noProof/>
+          <w:color w:val="800000"/>
+          <w:sz w:val="26"/>
+          <w:szCs w:val="26"/>
+        </w:rPr>
+        <w:t xml:space="preserve"> ⲁ</w:t>
+      </w:r>
+      <w:r>
+        <w:rPr>
+          <w:rFonts w:ascii="Antinoou" w:eastAsia="Antinoou" w:hAnsi="Antinoou"/>
+          <w:bCs/>
+          <w:noProof/>
+          <w:color w:val="800000"/>
+          <w:sz w:val="26"/>
+          <w:szCs w:val="26"/>
+        </w:rPr>
+        <w:t>ⲕϣ</w:t>
+      </w:r>
+      <w:r>
+        <w:rPr>
+          <w:rFonts w:ascii="Antinoou" w:eastAsia="Antinoou" w:hAnsi="Antinoou"/>
+          <w:bCs/>
+          <w:noProof/>
+          <w:color w:val="800000"/>
+          <w:sz w:val="26"/>
+          <w:szCs w:val="26"/>
+        </w:rPr>
+        <w:t>ⲁⲉⲓ</w:t>
+      </w:r>
+      <w:r>
+        <w:rPr>
+          <w:rFonts w:ascii="Antinoou" w:eastAsia="Antinoou" w:hAnsi="Antinoou"/>
+          <w:bCs/>
+          <w:noProof/>
+          <w:color w:val="800000"/>
+          <w:sz w:val="26"/>
+          <w:szCs w:val="26"/>
+        </w:rPr>
+        <w:t>ⲛ</w:t>
+      </w:r>
+      <w:r>
+        <w:rPr>
+          <w:rFonts w:ascii="Antinoou" w:eastAsia="Antinoou" w:hAnsi="Antinoou"/>
+          <w:bCs/>
+          <w:noProof/>
+          <w:color w:val="800000"/>
+          <w:sz w:val="26"/>
+          <w:szCs w:val="26"/>
+        </w:rPr>
+        <w:t xml:space="preserve">ⲉ </w:t>
+      </w:r>
+      <w:r>
+        <w:rPr>
+          <w:rFonts w:ascii="Antinoou" w:eastAsia="Antinoou" w:hAnsi="Antinoou"/>
+          <w:bCs/>
+          <w:noProof/>
+          <w:color w:val="800000"/>
+          <w:sz w:val="26"/>
+          <w:szCs w:val="26"/>
+        </w:rPr>
+        <w:t>ⲙ</w:t>
+      </w:r>
+      <w:r>
+        <w:rPr>
+          <w:rFonts w:ascii="Antinoou" w:eastAsia="Antinoou" w:hAnsi="Antinoou"/>
+          <w:bCs/>
+          <w:noProof/>
+          <w:color w:val="800000"/>
+          <w:sz w:val="26"/>
+          <w:szCs w:val="26"/>
+        </w:rPr>
+        <w:t xml:space="preserve">ⲉⲛ </w:t>
+      </w:r>
+      <w:r>
+        <w:rPr>
+          <w:rFonts w:ascii="Antinoou" w:eastAsia="Antinoou" w:hAnsi="Antinoou"/>
+          <w:color w:val="800000"/>
+          <w:sz w:val="26"/>
+          <w:szCs w:val="26"/>
+        </w:rPr>
+        <w:t>ⳉ</w:t>
+      </w:r>
+      <w:r>
+        <w:rPr>
+          <w:rFonts w:ascii="Antinoou" w:eastAsia="Antinoou" w:hAnsi="Antinoou"/>
+          <w:bCs/>
+          <w:noProof/>
+          <w:color w:val="800000"/>
+          <w:sz w:val="26"/>
+          <w:szCs w:val="26"/>
+        </w:rPr>
+        <w:t xml:space="preserve">ⲛ̅ </w:t>
+      </w:r>
+      <w:r>
+        <w:rPr>
+          <w:rFonts w:ascii="Antinoou" w:eastAsia="Antinoou" w:hAnsi="Antinoou"/>
+          <w:bCs/>
+          <w:noProof/>
+          <w:color w:val="800000"/>
+          <w:sz w:val="26"/>
+          <w:szCs w:val="26"/>
+        </w:rPr>
+        <w:t>ⲟⲩⲥⲁⲩ ⲧ</w:t>
+      </w:r>
+      <w:r>
+        <w:rPr>
+          <w:rFonts w:ascii="Antinoou" w:eastAsia="Antinoou" w:hAnsi="Antinoou"/>
+          <w:bCs/>
+          <w:noProof/>
+          <w:color w:val="800000"/>
+          <w:sz w:val="26"/>
+          <w:szCs w:val="26"/>
+        </w:rPr>
+        <w:t>ⲛ</w:t>
+      </w:r>
+      <w:r>
+        <w:rPr>
+          <w:rFonts w:ascii="Antinoou" w:eastAsia="Antinoou" w:hAnsi="Antinoou"/>
+          <w:bCs/>
+          <w:noProof/>
+          <w:color w:val="800000"/>
+          <w:sz w:val="26"/>
+          <w:szCs w:val="26"/>
+        </w:rPr>
+        <w:t xml:space="preserve">ⲉ </w:t>
+      </w:r>
+      <w:r>
+        <w:rPr>
+          <w:rFonts w:ascii="Antinoou" w:eastAsia="Antinoou" w:hAnsi="Antinoou"/>
+          <w:bCs/>
+          <w:noProof/>
+          <w:color w:val="800000"/>
+          <w:sz w:val="26"/>
+          <w:szCs w:val="26"/>
+        </w:rPr>
+        <w:t>ⲕ</w:t>
+      </w:r>
+      <w:r>
+        <w:rPr>
+          <w:rFonts w:ascii="Antinoou" w:eastAsia="Antinoou" w:hAnsi="Antinoou"/>
+          <w:bCs/>
+          <w:noProof/>
+          <w:color w:val="800000"/>
+          <w:sz w:val="26"/>
+          <w:szCs w:val="26"/>
+        </w:rPr>
+        <w:t xml:space="preserve">ⲧⲙ̅ⲛ̅ⲡⲱϣⲉ ⲇⲉ </w:t>
+      </w:r>
+      <w:r>
+        <w:rPr>
+          <w:rFonts w:ascii="Antinoou" w:eastAsia="Antinoou" w:hAnsi="Antinoou"/>
+          <w:color w:val="800000"/>
+          <w:sz w:val="26"/>
+          <w:szCs w:val="26"/>
+        </w:rPr>
+        <w:t>ⳉ</w:t>
+      </w:r>
+      <w:r>
+        <w:rPr>
+          <w:rFonts w:ascii="Antinoou" w:eastAsia="Antinoou" w:hAnsi="Antinoou"/>
+          <w:bCs/>
+          <w:noProof/>
+          <w:color w:val="800000"/>
+          <w:sz w:val="26"/>
+          <w:szCs w:val="26"/>
+        </w:rPr>
+        <w:t xml:space="preserve">ⲛ̅ </w:t>
+      </w:r>
+      <w:r>
+        <w:rPr>
+          <w:rFonts w:ascii="Antinoou" w:eastAsia="Antinoou" w:hAnsi="Antinoou"/>
+          <w:bCs/>
+          <w:noProof/>
+          <w:color w:val="800000"/>
+          <w:sz w:val="26"/>
+          <w:szCs w:val="26"/>
+        </w:rPr>
+        <w:t>ⲟⲩ ⲥⲁⲩⲧ</w:t>
+      </w:r>
+      <w:r>
+        <w:rPr>
+          <w:rFonts w:ascii="Antinoou" w:eastAsia="Antinoou" w:hAnsi="Antinoou"/>
+          <w:bCs/>
+          <w:noProof/>
+          <w:color w:val="800000"/>
+          <w:sz w:val="26"/>
+          <w:szCs w:val="26"/>
+        </w:rPr>
+        <w:t>ⲛ</w:t>
+      </w:r>
+      <w:r>
+        <w:rPr>
+          <w:rFonts w:ascii="Antinoou" w:eastAsia="Antinoou" w:hAnsi="Antinoou"/>
+          <w:bCs/>
+          <w:noProof/>
+          <w:color w:val="800000"/>
+          <w:sz w:val="26"/>
+          <w:szCs w:val="26"/>
+        </w:rPr>
+        <w:t>ⲉ ⲁⲕⲣ̅</w:t>
+      </w:r>
+      <w:r>
+        <w:rPr>
+          <w:rFonts w:ascii="Antinoou" w:eastAsia="Antinoou" w:hAnsi="Antinoou"/>
+          <w:bCs/>
+          <w:noProof/>
+          <w:color w:val="800000"/>
+          <w:sz w:val="26"/>
+          <w:szCs w:val="26"/>
+        </w:rPr>
+        <w:t>ⲛ</w:t>
+      </w:r>
+      <w:r>
+        <w:rPr>
+          <w:rFonts w:ascii="Antinoou" w:eastAsia="Antinoou" w:hAnsi="Antinoou"/>
+          <w:bCs/>
+          <w:noProof/>
+          <w:color w:val="800000"/>
+          <w:sz w:val="26"/>
+          <w:szCs w:val="26"/>
+        </w:rPr>
+        <w:t xml:space="preserve">ⲁⲃⲉ </w:t>
+      </w:r>
+      <w:r>
+        <w:rPr>
+          <w:rFonts w:ascii="Antinoou" w:eastAsia="Antinoou" w:hAnsi="Antinoou"/>
           <w:b/>
-          <w:i/>
-          <w:iCs/>
           <w:noProof/>
           <w:color w:val="0070C0"/>
           <w:sz w:val="26"/>
           <w:szCs w:val="26"/>
           <w:vertAlign w:val="superscript"/>
-          <w:lang w:val="el-GR"/>
         </w:rPr>
         <w:t>5</w:t>
       </w:r>
       <w:r>
         <w:rPr>
-          <w:rFonts w:ascii="Antinoou" w:hAnsi="Antinoou"/>
-          <w:bCs/>
-          <w:i/>
-          <w:iCs/>
+          <w:rFonts w:ascii="Antinoou" w:eastAsia="Antinoou" w:hAnsi="Antinoou"/>
+          <w:bCs/>
           <w:noProof/>
           <w:color w:val="0070C0"/>
           <w:sz w:val="26"/>
           <w:szCs w:val="26"/>
-          <w:lang w:val="el-GR"/>
         </w:rPr>
         <w:t> </w:t>
       </w:r>
       <w:r>
         <w:rPr>
-          <w:rFonts w:ascii="Antinoou" w:hAnsi="Antinoou"/>
-          <w:bCs/>
-          <w:i/>
-          <w:iCs/>
-          <w:noProof/>
-          <w:color w:val="800000"/>
-          <w:sz w:val="26"/>
-          <w:szCs w:val="26"/>
-          <w:lang w:val="el-GR"/>
-        </w:rPr>
-        <w:t xml:space="preserve">ⲁⲣⲏϩ ⲙ̅ ⲁⲙⲁⲏ ϥⲛⲁⲏⲧⲁϥ ⲁ[ⲣ]ⲓⲁⲕ ⲁⲟⲩ ⲛ̅ ⲧⲁⲏ ⲉⲧⲙⲁⲣ̀ϫⲁⲉ[ⲓ]ⲥ ⲁϫⲱⲉⲓ </w:t>
-      </w:r>
-      <w:r>
-        <w:rPr>
-          <w:rFonts w:ascii="Antinoou" w:hAnsi="Antinoou"/>
+          <w:rFonts w:ascii="Antinoou" w:eastAsia="Antinoou" w:hAnsi="Antinoou"/>
+          <w:bCs/>
+          <w:noProof/>
+          <w:color w:val="800000"/>
+          <w:sz w:val="26"/>
+          <w:szCs w:val="26"/>
+        </w:rPr>
+        <w:t>ⲁⲣⲏϩ ⲙ̅ⲙⲁ</w:t>
+      </w:r>
+      <w:r>
+        <w:rPr>
+          <w:rFonts w:ascii="Antinoou" w:eastAsia="Antinoou" w:hAnsi="Antinoou"/>
+          <w:bCs/>
+          <w:noProof/>
+          <w:color w:val="800000"/>
+          <w:sz w:val="26"/>
+          <w:szCs w:val="26"/>
+        </w:rPr>
+        <w:t>ⲕ</w:t>
+      </w:r>
+      <w:r>
+        <w:rPr>
+          <w:rFonts w:ascii="Antinoou" w:eastAsia="Antinoou" w:hAnsi="Antinoou"/>
+          <w:bCs/>
+          <w:noProof/>
+          <w:color w:val="800000"/>
+          <w:sz w:val="26"/>
+          <w:szCs w:val="26"/>
+        </w:rPr>
+        <w:t xml:space="preserve"> ϥⲛⲁ</w:t>
+      </w:r>
+      <w:r>
+        <w:rPr>
+          <w:rFonts w:ascii="Antinoou" w:eastAsia="Antinoou" w:hAnsi="Antinoou"/>
+          <w:bCs/>
+          <w:noProof/>
+          <w:color w:val="800000"/>
+          <w:sz w:val="26"/>
+          <w:szCs w:val="26"/>
+        </w:rPr>
+        <w:t>ⲕ</w:t>
+      </w:r>
+      <w:r>
+        <w:rPr>
+          <w:rFonts w:ascii="Antinoou" w:eastAsia="Antinoou" w:hAnsi="Antinoou"/>
+          <w:bCs/>
+          <w:noProof/>
+          <w:color w:val="800000"/>
+          <w:sz w:val="26"/>
+          <w:szCs w:val="26"/>
+        </w:rPr>
+        <w:t>ⲧⲁϥ ⲁ[ⲣ]ⲁⲕ ⲁⲟⲩ ⲛ̅ⲧⲁ</w:t>
+      </w:r>
+      <w:r>
+        <w:rPr>
+          <w:rFonts w:ascii="Antinoou" w:eastAsia="Antinoou" w:hAnsi="Antinoou"/>
+          <w:bCs/>
+          <w:noProof/>
+          <w:color w:val="800000"/>
+          <w:sz w:val="26"/>
+          <w:szCs w:val="26"/>
+        </w:rPr>
+        <w:t>ⲕ</w:t>
+      </w:r>
+      <w:r>
+        <w:rPr>
+          <w:rFonts w:ascii="Antinoou" w:eastAsia="Antinoou" w:hAnsi="Antinoou"/>
+          <w:bCs/>
+          <w:noProof/>
+          <w:color w:val="800000"/>
+          <w:sz w:val="26"/>
+          <w:szCs w:val="26"/>
+        </w:rPr>
+        <w:t xml:space="preserve"> ⲉⲧ</w:t>
+      </w:r>
+      <w:r>
+        <w:rPr>
+          <w:rFonts w:ascii="Antinoou" w:eastAsia="Antinoou" w:hAnsi="Antinoou"/>
+          <w:bCs/>
+          <w:noProof/>
+          <w:color w:val="800000"/>
+          <w:sz w:val="26"/>
+          <w:szCs w:val="26"/>
+        </w:rPr>
+        <w:t>ⲛ</w:t>
+      </w:r>
+      <w:r>
+        <w:rPr>
+          <w:rFonts w:ascii="Antinoou" w:eastAsia="Antinoou" w:hAnsi="Antinoou"/>
+          <w:bCs/>
+          <w:noProof/>
+          <w:color w:val="800000"/>
+          <w:sz w:val="26"/>
+          <w:szCs w:val="26"/>
+        </w:rPr>
+        <w:t>ⲁ</w:t>
+      </w:r>
+      <w:r>
+        <w:rPr>
+          <w:rFonts w:ascii="Antinoou" w:hAnsi="Antinoou"/>
+          <w:bCs/>
+          <w:color w:val="800000"/>
+          <w:sz w:val="26"/>
+          <w:szCs w:val="26"/>
+        </w:rPr>
+        <w:t>ⲣ︦</w:t>
+      </w:r>
+      <w:r>
+        <w:rPr>
+          <w:rFonts w:ascii="Antinoou" w:eastAsia="Antinoou" w:hAnsi="Antinoou"/>
+          <w:bCs/>
+          <w:noProof/>
+          <w:color w:val="800000"/>
+          <w:sz w:val="26"/>
+          <w:szCs w:val="26"/>
+        </w:rPr>
+        <w:t>ϫⲁⲉ[ⲓ]ⲥ ⲁϫⲱ</w:t>
+      </w:r>
+      <w:r>
+        <w:rPr>
+          <w:rFonts w:ascii="Antinoou" w:eastAsia="Antinoou" w:hAnsi="Antinoou"/>
+          <w:bCs/>
+          <w:noProof/>
+          <w:color w:val="800000"/>
+          <w:sz w:val="26"/>
+          <w:szCs w:val="26"/>
+        </w:rPr>
+        <w:t>ϥ</w:t>
+      </w:r>
+      <w:r>
+        <w:rPr>
+          <w:rFonts w:ascii="Antinoou" w:eastAsia="Antinoou" w:hAnsi="Antinoou"/>
+          <w:bCs/>
+          <w:noProof/>
+          <w:color w:val="800000"/>
+          <w:sz w:val="26"/>
+          <w:szCs w:val="26"/>
+        </w:rPr>
+        <w:t xml:space="preserve"> </w:t>
+      </w:r>
+      <w:r>
+        <w:rPr>
+          <w:rFonts w:ascii="Antinoou" w:eastAsia="Antinoou" w:hAnsi="Antinoou"/>
           <w:b/>
-          <w:i/>
-          <w:iCs/>
           <w:noProof/>
           <w:color w:val="0070C0"/>
           <w:sz w:val="26"/>
           <w:szCs w:val="26"/>
           <w:vertAlign w:val="superscript"/>
-          <w:lang w:val="el-GR"/>
         </w:rPr>
         <w:t>6</w:t>
       </w:r>
       <w:r>
         <w:rPr>
-          <w:rFonts w:ascii="Antinoou" w:hAnsi="Antinoou"/>
-          <w:bCs/>
-          <w:i/>
-          <w:iCs/>
+          <w:rFonts w:ascii="Antinoou" w:eastAsia="Antinoou" w:hAnsi="Antinoou"/>
+          <w:bCs/>
           <w:noProof/>
           <w:color w:val="0070C0"/>
           <w:sz w:val="26"/>
           <w:szCs w:val="26"/>
-          <w:lang w:val="el-GR"/>
         </w:rPr>
         <w:t> </w:t>
       </w:r>
       <w:r>
         <w:rPr>
-          <w:rFonts w:ascii="Antinoou" w:hAnsi="Antinoou"/>
-          <w:bCs/>
-          <w:i/>
-          <w:iCs/>
-          <w:noProof/>
-          <w:color w:val="800000"/>
-          <w:sz w:val="26"/>
-          <w:szCs w:val="26"/>
-          <w:lang w:val="el-GR"/>
-        </w:rPr>
-        <w:t xml:space="preserve">ⲡⲁϫⲉ ⲕⲁⲓ ⲛ̅ⲁⲃⲉⲗ ⲡϥⲥⲁⲛ ϫⲉ ⲙⲙⲁⲣⲁⲓⲓ ϣⲁ ⲧⲏⲁⲓ̈ⲉ· ⲁⲥϭⲱ ⲡⲉ ⲇⲉ ⲉⲩϩⲛ̄ ⲧⲙⲁⲓ̀ⲉ ⲁ ⲙⲁⲓ̈ⲛ ⲧⲱⲓⲓⲉ ⲁϩⲣⲏⲓ̈ ⲁϫⲛ̅ ⲁⲃⲉⲗ ⲡϥⲥⲁ̅ ⲁⲥⲓⲝⲁⲧⲃⲉϥ· </w:t>
-      </w:r>
-      <w:r>
-        <w:rPr>
-          <w:rFonts w:ascii="Antinoou" w:hAnsi="Antinoou"/>
+          <w:rFonts w:ascii="Antinoou" w:eastAsia="Antinoou" w:hAnsi="Antinoou"/>
+          <w:bCs/>
+          <w:noProof/>
+          <w:color w:val="800000"/>
+          <w:sz w:val="26"/>
+          <w:szCs w:val="26"/>
+        </w:rPr>
+        <w:t xml:space="preserve">ⲡⲁϫⲉ </w:t>
+      </w:r>
+      <w:r>
+        <w:rPr>
+          <w:rFonts w:ascii="Antinoou" w:eastAsia="Antinoou" w:hAnsi="Antinoou"/>
+          <w:bCs/>
+          <w:noProof/>
+          <w:color w:val="800000"/>
+          <w:sz w:val="26"/>
+          <w:szCs w:val="26"/>
+        </w:rPr>
+        <w:t xml:space="preserve">ⲕⲁⲓ̈ⲛ </w:t>
+      </w:r>
+      <w:r>
+        <w:rPr>
+          <w:rFonts w:ascii="Antinoou" w:eastAsia="Antinoou" w:hAnsi="Antinoou"/>
+          <w:bCs/>
+          <w:noProof/>
+          <w:color w:val="800000"/>
+          <w:sz w:val="26"/>
+          <w:szCs w:val="26"/>
+        </w:rPr>
+        <w:t>ⲛ̅ⲁⲃⲉⲗ ⲡϥⲥⲁⲛ ϫⲉ ⲙⲁⲣⲁ</w:t>
+      </w:r>
+      <w:r>
+        <w:rPr>
+          <w:rFonts w:ascii="Antinoou" w:eastAsia="Antinoou" w:hAnsi="Antinoou"/>
+          <w:bCs/>
+          <w:noProof/>
+          <w:color w:val="800000"/>
+          <w:sz w:val="26"/>
+          <w:szCs w:val="26"/>
+        </w:rPr>
+        <w:t>ⲛ</w:t>
+      </w:r>
+      <w:r>
+        <w:rPr>
+          <w:rFonts w:ascii="Antinoou" w:eastAsia="Antinoou" w:hAnsi="Antinoou"/>
+          <w:bCs/>
+          <w:noProof/>
+          <w:color w:val="800000"/>
+          <w:sz w:val="26"/>
+          <w:szCs w:val="26"/>
+        </w:rPr>
+        <w:t xml:space="preserve"> ϣⲁ ⲧ</w:t>
+      </w:r>
+      <w:r>
+        <w:rPr>
+          <w:rFonts w:ascii="Antinoou" w:eastAsia="Antinoou" w:hAnsi="Antinoou"/>
+          <w:bCs/>
+          <w:noProof/>
+          <w:color w:val="800000"/>
+          <w:sz w:val="26"/>
+          <w:szCs w:val="26"/>
+        </w:rPr>
+        <w:t>ⲕ</w:t>
+      </w:r>
+      <w:r>
+        <w:rPr>
+          <w:rFonts w:ascii="Antinoou" w:eastAsia="Antinoou" w:hAnsi="Antinoou"/>
+          <w:bCs/>
+          <w:noProof/>
+          <w:color w:val="800000"/>
+          <w:sz w:val="26"/>
+          <w:szCs w:val="26"/>
+        </w:rPr>
+        <w:t>ⲁⲓ̈ⲉ· ⲁⲥ</w:t>
+      </w:r>
+      <w:r>
+        <w:rPr>
+          <w:rFonts w:ascii="Antinoou" w:eastAsia="Antinoou" w:hAnsi="Antinoou"/>
+          <w:color w:val="800000"/>
+          <w:sz w:val="26"/>
+          <w:szCs w:val="26"/>
+        </w:rPr>
+        <w:t>ⳉ</w:t>
+      </w:r>
+      <w:r>
+        <w:rPr>
+          <w:rFonts w:ascii="Antinoou" w:eastAsia="Antinoou" w:hAnsi="Antinoou"/>
+          <w:bCs/>
+          <w:noProof/>
+          <w:color w:val="800000"/>
+          <w:sz w:val="26"/>
+          <w:szCs w:val="26"/>
+        </w:rPr>
+        <w:t>ⲱ ⲡⲉ ⲇⲉ ⲉⲩ</w:t>
+      </w:r>
+      <w:r>
+        <w:rPr>
+          <w:rFonts w:ascii="Antinoou" w:eastAsia="Antinoou" w:hAnsi="Antinoou"/>
+          <w:color w:val="800000"/>
+          <w:sz w:val="26"/>
+          <w:szCs w:val="26"/>
+        </w:rPr>
+        <w:t>ⳉ</w:t>
+      </w:r>
+      <w:r>
+        <w:rPr>
+          <w:rFonts w:ascii="Antinoou" w:eastAsia="Antinoou" w:hAnsi="Antinoou"/>
+          <w:bCs/>
+          <w:noProof/>
+          <w:color w:val="800000"/>
+          <w:sz w:val="26"/>
+          <w:szCs w:val="26"/>
+        </w:rPr>
+        <w:t>ⲛ̄ ⲧ</w:t>
+      </w:r>
+      <w:r>
+        <w:rPr>
+          <w:rFonts w:ascii="Antinoou" w:eastAsia="Antinoou" w:hAnsi="Antinoou"/>
+          <w:bCs/>
+          <w:noProof/>
+          <w:color w:val="800000"/>
+          <w:sz w:val="26"/>
+          <w:szCs w:val="26"/>
+        </w:rPr>
+        <w:t>ⲕ</w:t>
+      </w:r>
+      <w:r>
+        <w:rPr>
+          <w:rFonts w:ascii="Antinoou" w:eastAsia="Antinoou" w:hAnsi="Antinoou"/>
+          <w:bCs/>
+          <w:noProof/>
+          <w:color w:val="800000"/>
+          <w:sz w:val="26"/>
+          <w:szCs w:val="26"/>
+        </w:rPr>
+        <w:t>ⲁ</w:t>
+      </w:r>
+      <w:r>
+        <w:rPr>
+          <w:rFonts w:ascii="Antinoou" w:eastAsia="Antinoou" w:hAnsi="Antinoou"/>
+          <w:bCs/>
+          <w:noProof/>
+          <w:color w:val="800000"/>
+          <w:sz w:val="26"/>
+          <w:szCs w:val="26"/>
+        </w:rPr>
+        <w:t>ⲓ̈</w:t>
+      </w:r>
+      <w:r>
+        <w:rPr>
+          <w:rFonts w:ascii="Antinoou" w:eastAsia="Antinoou" w:hAnsi="Antinoou"/>
+          <w:bCs/>
+          <w:noProof/>
+          <w:color w:val="800000"/>
+          <w:sz w:val="26"/>
+          <w:szCs w:val="26"/>
+        </w:rPr>
+        <w:t xml:space="preserve">ⲉ ⲁ </w:t>
+      </w:r>
+      <w:r>
+        <w:rPr>
+          <w:rFonts w:ascii="Antinoou" w:eastAsia="Antinoou" w:hAnsi="Antinoou"/>
+          <w:bCs/>
+          <w:noProof/>
+          <w:color w:val="800000"/>
+          <w:sz w:val="26"/>
+          <w:szCs w:val="26"/>
+        </w:rPr>
+        <w:t>ⲕ</w:t>
+      </w:r>
+      <w:r>
+        <w:rPr>
+          <w:rFonts w:ascii="Antinoou" w:eastAsia="Antinoou" w:hAnsi="Antinoou"/>
+          <w:bCs/>
+          <w:noProof/>
+          <w:color w:val="800000"/>
+          <w:sz w:val="26"/>
+          <w:szCs w:val="26"/>
+        </w:rPr>
+        <w:t>ⲁⲓ̈ⲛ ⲧⲱ</w:t>
+      </w:r>
+      <w:r>
+        <w:rPr>
+          <w:rFonts w:ascii="Antinoou" w:eastAsia="Antinoou" w:hAnsi="Antinoou"/>
+          <w:bCs/>
+          <w:noProof/>
+          <w:color w:val="800000"/>
+          <w:sz w:val="26"/>
+          <w:szCs w:val="26"/>
+        </w:rPr>
+        <w:t>ⲛ</w:t>
+      </w:r>
+      <w:r>
+        <w:rPr>
+          <w:rFonts w:ascii="Antinoou" w:eastAsia="Antinoou" w:hAnsi="Antinoou"/>
+          <w:bCs/>
+          <w:noProof/>
+          <w:color w:val="800000"/>
+          <w:sz w:val="26"/>
+          <w:szCs w:val="26"/>
+        </w:rPr>
+        <w:t>ⲉ ⲁϩⲣⲏⲓ̈ ⲁϫⲛ̅ ⲁⲃⲉⲗ ⲡϥⲥⲁ̅ ⲁ</w:t>
+      </w:r>
+      <w:r>
+        <w:rPr>
+          <w:rFonts w:ascii="Antinoou" w:eastAsia="Antinoou" w:hAnsi="Antinoou"/>
+          <w:bCs/>
+          <w:noProof/>
+          <w:color w:val="800000"/>
+          <w:sz w:val="26"/>
+          <w:szCs w:val="26"/>
+        </w:rPr>
+        <w:t>ϥ</w:t>
+      </w:r>
+      <w:r>
+        <w:rPr>
+          <w:rFonts w:ascii="Antinoou" w:eastAsia="Antinoou" w:hAnsi="Antinoou"/>
+          <w:color w:val="800000"/>
+          <w:sz w:val="26"/>
+          <w:szCs w:val="26"/>
+        </w:rPr>
+        <w:t>ⳉ</w:t>
+      </w:r>
+      <w:r>
+        <w:rPr>
+          <w:rFonts w:ascii="Antinoou" w:eastAsia="Antinoou" w:hAnsi="Antinoou"/>
+          <w:bCs/>
+          <w:noProof/>
+          <w:color w:val="800000"/>
+          <w:sz w:val="26"/>
+          <w:szCs w:val="26"/>
+        </w:rPr>
+        <w:t xml:space="preserve">ⲁⲧⲃⲉϥ· </w:t>
+      </w:r>
+      <w:r>
+        <w:rPr>
+          <w:rFonts w:ascii="Antinoou" w:eastAsia="Antinoou" w:hAnsi="Antinoou"/>
           <w:b/>
-          <w:i/>
-          <w:iCs/>
           <w:noProof/>
           <w:color w:val="0070C0"/>
           <w:sz w:val="26"/>
           <w:szCs w:val="26"/>
           <w:vertAlign w:val="superscript"/>
-          <w:lang w:val="el-GR"/>
         </w:rPr>
         <w:t>7</w:t>
       </w:r>
       <w:r>
         <w:rPr>
-          <w:rFonts w:ascii="Antinoou" w:hAnsi="Antinoou"/>
-          <w:bCs/>
-          <w:i/>
-          <w:iCs/>
+          <w:rFonts w:ascii="Antinoou" w:eastAsia="Antinoou" w:hAnsi="Antinoou"/>
+          <w:bCs/>
           <w:noProof/>
           <w:color w:val="0070C0"/>
           <w:sz w:val="26"/>
           <w:szCs w:val="26"/>
-          <w:lang w:val="el-GR"/>
         </w:rPr>
         <w:t> </w:t>
       </w:r>
       <w:r>
         <w:rPr>
-          <w:rFonts w:ascii="Antinoou" w:hAnsi="Antinoou"/>
-          <w:bCs/>
-          <w:i/>
-          <w:iCs/>
-          <w:noProof/>
-          <w:color w:val="800000"/>
-          <w:sz w:val="26"/>
-          <w:szCs w:val="26"/>
-          <w:lang w:val="el-GR"/>
-        </w:rPr>
-        <w:t xml:space="preserve">ⲧⲉⲧⲛ̅ⲡⲟ ⲛ̄ⲥⲓⲓⲏ ⲟⲩ ϫⲉ ⲡⲙⲕⲱⲫ ⲙⲙⲛ̄ ⲡⲫⲑⲟⲙⲡⲟⲥ ⲁϥⲣ̅ϩ ⲱ[ⲃ] ⲁⲩⲧⲙ̅ⲉ̅ⲛ̅ⲧϧⲁⲧⲃⲉⲥⲁ̅ </w:t>
-      </w:r>
-      <w:r>
-        <w:rPr>
-          <w:rFonts w:ascii="Antinoou" w:hAnsi="Antinoou"/>
+          <w:rFonts w:ascii="Antinoou" w:eastAsia="Antinoou" w:hAnsi="Antinoou"/>
+          <w:bCs/>
+          <w:noProof/>
+          <w:color w:val="800000"/>
+          <w:sz w:val="26"/>
+          <w:szCs w:val="26"/>
+        </w:rPr>
+        <w:t>ⲧⲉⲧⲛ̅</w:t>
+      </w:r>
+      <w:r>
+        <w:rPr>
+          <w:rFonts w:ascii="Antinoou" w:eastAsia="Antinoou" w:hAnsi="Antinoou"/>
+          <w:bCs/>
+          <w:noProof/>
+          <w:color w:val="800000"/>
+          <w:sz w:val="26"/>
+          <w:szCs w:val="26"/>
+        </w:rPr>
+        <w:t>ⲛ</w:t>
+      </w:r>
+      <w:r>
+        <w:rPr>
+          <w:rFonts w:ascii="Antinoou" w:eastAsia="Antinoou" w:hAnsi="Antinoou"/>
+          <w:bCs/>
+          <w:noProof/>
+          <w:color w:val="800000"/>
+          <w:sz w:val="26"/>
+          <w:szCs w:val="26"/>
+        </w:rPr>
+        <w:t xml:space="preserve">ⲟ </w:t>
+      </w:r>
+      <w:r>
+        <w:rPr>
+          <w:rFonts w:ascii="Antinoou" w:eastAsia="Antinoou" w:hAnsi="Antinoou"/>
+          <w:bCs/>
+          <w:noProof/>
+          <w:color w:val="800000"/>
+          <w:sz w:val="26"/>
+          <w:szCs w:val="26"/>
+        </w:rPr>
+        <w:t>ⲛ̅</w:t>
+      </w:r>
+      <w:r>
+        <w:rPr>
+          <w:rFonts w:ascii="Antinoou" w:eastAsia="Antinoou" w:hAnsi="Antinoou"/>
+          <w:bCs/>
+          <w:noProof/>
+          <w:color w:val="800000"/>
+          <w:sz w:val="26"/>
+          <w:szCs w:val="26"/>
+        </w:rPr>
+        <w:t>ⲥ</w:t>
+      </w:r>
+      <w:r>
+        <w:rPr>
+          <w:rFonts w:ascii="Antinoou" w:eastAsia="Antinoou" w:hAnsi="Antinoou"/>
+          <w:bCs/>
+          <w:noProof/>
+          <w:color w:val="800000"/>
+          <w:sz w:val="26"/>
+          <w:szCs w:val="26"/>
+        </w:rPr>
+        <w:t>ⲛ</w:t>
+      </w:r>
+      <w:r>
+        <w:rPr>
+          <w:rFonts w:ascii="Antinoou" w:eastAsia="Antinoou" w:hAnsi="Antinoou"/>
+          <w:bCs/>
+          <w:noProof/>
+          <w:color w:val="800000"/>
+          <w:sz w:val="26"/>
+          <w:szCs w:val="26"/>
+        </w:rPr>
+        <w:t>ⲏ ⲟⲩ ϫⲉ ⲡⲕⲱ</w:t>
+      </w:r>
+      <w:r>
+        <w:rPr>
+          <w:rFonts w:ascii="Antinoou" w:eastAsia="Antinoou" w:hAnsi="Antinoou"/>
+          <w:bCs/>
+          <w:noProof/>
+          <w:color w:val="800000"/>
+          <w:sz w:val="26"/>
+          <w:szCs w:val="26"/>
+        </w:rPr>
+        <w:t>ϩ</w:t>
+      </w:r>
+      <w:r>
+        <w:rPr>
+          <w:rFonts w:ascii="Antinoou" w:eastAsia="Antinoou" w:hAnsi="Antinoou"/>
+          <w:bCs/>
+          <w:noProof/>
+          <w:color w:val="800000"/>
+          <w:sz w:val="26"/>
+          <w:szCs w:val="26"/>
+        </w:rPr>
+        <w:t xml:space="preserve"> ⲙⲛ̄ ⲡⲫⲑⲟ</w:t>
+      </w:r>
+      <w:r>
+        <w:rPr>
+          <w:rFonts w:ascii="Antinoou" w:eastAsia="Antinoou" w:hAnsi="Antinoou"/>
+          <w:bCs/>
+          <w:noProof/>
+          <w:color w:val="800000"/>
+          <w:sz w:val="26"/>
+          <w:szCs w:val="26"/>
+        </w:rPr>
+        <w:t>ⲛ</w:t>
+      </w:r>
+      <w:r>
+        <w:rPr>
+          <w:rFonts w:ascii="Antinoou" w:eastAsia="Antinoou" w:hAnsi="Antinoou"/>
+          <w:bCs/>
+          <w:noProof/>
+          <w:color w:val="800000"/>
+          <w:sz w:val="26"/>
+          <w:szCs w:val="26"/>
+        </w:rPr>
+        <w:t>ⲟⲥ ⲁϥⲣ̅ϩⲱ[ⲃ] ⲁⲩⲧⲙ̅ⲛ̅ⲧ</w:t>
+      </w:r>
+      <w:r>
+        <w:rPr>
+          <w:rFonts w:ascii="Antinoou" w:eastAsia="Antinoou" w:hAnsi="Antinoou"/>
+          <w:color w:val="800000"/>
+          <w:sz w:val="26"/>
+          <w:szCs w:val="26"/>
+        </w:rPr>
+        <w:t>ⳉ</w:t>
+      </w:r>
+      <w:r>
+        <w:rPr>
+          <w:rFonts w:ascii="Antinoou" w:eastAsia="Antinoou" w:hAnsi="Antinoou"/>
+          <w:bCs/>
+          <w:noProof/>
+          <w:color w:val="800000"/>
+          <w:sz w:val="26"/>
+          <w:szCs w:val="26"/>
+        </w:rPr>
+        <w:t xml:space="preserve">ⲁⲧⲃⲉⲥⲁ̅ </w:t>
+      </w:r>
+      <w:r>
+        <w:rPr>
+          <w:rFonts w:ascii="Antinoou" w:eastAsia="Antinoou" w:hAnsi="Antinoou"/>
           <w:b/>
-          <w:i/>
-          <w:iCs/>
           <w:noProof/>
           <w:color w:val="0070C0"/>
           <w:sz w:val="26"/>
           <w:szCs w:val="26"/>
           <w:vertAlign w:val="superscript"/>
-          <w:lang w:val="el-GR"/>
         </w:rPr>
         <w:t>8</w:t>
       </w:r>
       <w:r>
         <w:rPr>
-          <w:rFonts w:ascii="Antinoou" w:hAnsi="Antinoou"/>
-          <w:bCs/>
-          <w:i/>
-          <w:iCs/>
+          <w:rFonts w:ascii="Antinoou" w:eastAsia="Antinoou" w:hAnsi="Antinoou"/>
+          <w:bCs/>
           <w:noProof/>
           <w:color w:val="0070C0"/>
           <w:sz w:val="26"/>
           <w:szCs w:val="26"/>
-          <w:lang w:val="el-GR"/>
         </w:rPr>
         <w:t> </w:t>
       </w:r>
       <w:r>
         <w:rPr>
-          <w:rFonts w:ascii="Antinoou" w:hAnsi="Antinoou"/>
-          <w:bCs/>
-          <w:i/>
-          <w:iCs/>
-          <w:noProof/>
-          <w:color w:val="800000"/>
-          <w:sz w:val="26"/>
-          <w:szCs w:val="26"/>
-          <w:lang w:val="el-GR"/>
-        </w:rPr>
-        <w:t xml:space="preserve">ⲉⲧⲃⲉ ⲡⲕⲱϩ ⲡⲡ̅ⲉⲓⲱⲧ ⲛⲓ̈ⲁⲕⲱⲃ ⲁⲥⲡⲱⲧ ϩⲏⲧϥ ⲛ̅ⲏⲥⲁⲩ ⲡϥⲥⲁⲛ </w:t>
-      </w:r>
-      <w:r>
-        <w:rPr>
-          <w:rFonts w:ascii="Antinoou" w:hAnsi="Antinoou"/>
+          <w:rFonts w:ascii="Antinoou" w:eastAsia="Antinoou" w:hAnsi="Antinoou"/>
+          <w:bCs/>
+          <w:noProof/>
+          <w:color w:val="800000"/>
+          <w:sz w:val="26"/>
+          <w:szCs w:val="26"/>
+        </w:rPr>
+        <w:t>ⲉⲧⲃⲉ ⲡⲕⲱϩ ⲡ</w:t>
+      </w:r>
+      <w:r>
+        <w:rPr>
+          <w:rFonts w:ascii="Antinoou" w:eastAsia="Antinoou" w:hAnsi="Antinoou"/>
+          <w:bCs/>
+          <w:noProof/>
+          <w:color w:val="800000"/>
+          <w:sz w:val="26"/>
+          <w:szCs w:val="26"/>
+        </w:rPr>
+        <w:t>ⲛ̅</w:t>
+      </w:r>
+      <w:r>
+        <w:rPr>
+          <w:rFonts w:ascii="Antinoou" w:eastAsia="Antinoou" w:hAnsi="Antinoou"/>
+          <w:bCs/>
+          <w:noProof/>
+          <w:color w:val="800000"/>
+          <w:sz w:val="26"/>
+          <w:szCs w:val="26"/>
+        </w:rPr>
+        <w:t>ⲉⲓⲱⲧ ⲓ̈ⲁⲕⲱⲃ ⲁ</w:t>
+      </w:r>
+      <w:r>
+        <w:rPr>
+          <w:rFonts w:ascii="Antinoou" w:eastAsia="Antinoou" w:hAnsi="Antinoou"/>
+          <w:bCs/>
+          <w:noProof/>
+          <w:color w:val="800000"/>
+          <w:sz w:val="26"/>
+          <w:szCs w:val="26"/>
+        </w:rPr>
+        <w:t>ϥ</w:t>
+      </w:r>
+      <w:r>
+        <w:rPr>
+          <w:rFonts w:ascii="Antinoou" w:eastAsia="Antinoou" w:hAnsi="Antinoou"/>
+          <w:bCs/>
+          <w:noProof/>
+          <w:color w:val="800000"/>
+          <w:sz w:val="26"/>
+          <w:szCs w:val="26"/>
+        </w:rPr>
+        <w:t xml:space="preserve">ⲡⲱⲧ ϩⲏⲧϥ ⲛ̅ⲏⲥⲁⲩ ⲡϥⲥⲁⲛ </w:t>
+      </w:r>
+      <w:r>
+        <w:rPr>
+          <w:rFonts w:ascii="Antinoou" w:eastAsia="Antinoou" w:hAnsi="Antinoou"/>
           <w:b/>
-          <w:i/>
-          <w:iCs/>
           <w:noProof/>
           <w:color w:val="0070C0"/>
           <w:sz w:val="26"/>
           <w:szCs w:val="26"/>
           <w:vertAlign w:val="superscript"/>
-          <w:lang w:val="el-GR"/>
         </w:rPr>
         <w:t>9</w:t>
       </w:r>
       <w:r>
         <w:rPr>
-          <w:rFonts w:ascii="Antinoou" w:hAnsi="Antinoou"/>
-          <w:bCs/>
-          <w:i/>
-          <w:iCs/>
+          <w:rFonts w:ascii="Antinoou" w:eastAsia="Antinoou" w:hAnsi="Antinoou"/>
+          <w:bCs/>
           <w:noProof/>
           <w:color w:val="0070C0"/>
           <w:sz w:val="26"/>
           <w:szCs w:val="26"/>
-          <w:lang w:val="el-GR"/>
         </w:rPr>
         <w:t> </w:t>
       </w:r>
       <w:r>
         <w:rPr>
-          <w:rFonts w:ascii="Antinoou" w:hAnsi="Antinoou"/>
-          <w:bCs/>
-          <w:i/>
-          <w:iCs/>
-          <w:noProof/>
-          <w:color w:val="800000"/>
-          <w:sz w:val="26"/>
-          <w:szCs w:val="26"/>
-          <w:lang w:val="el-GR"/>
-        </w:rPr>
-        <w:t>ⲁ ⲡⲕⲱϩ ⲁⲟⲩⲡⲱⲧ ⲥⲉ ⲓ̈ⲱⲥⲡⲫ</w:t>
-      </w:r>
-      <w:r>
-        <w:rPr>
-          <w:rFonts w:ascii="Antinoou" w:hAnsi="Antinoou"/>
-          <w:bCs/>
-          <w:i/>
-          <w:iCs/>
-          <w:noProof/>
-          <w:color w:val="800000"/>
-          <w:sz w:val="26"/>
-          <w:szCs w:val="26"/>
-          <w:lang w:val="el-GR"/>
-        </w:rPr>
-        <w:t xml:space="preserve"> ϣⲁϩⲣⲏⲓ̈ ⲁⲡⲙⲙⲟⲩ ⲁⲥⲉⲓ ⲁⲩⲙⲉ̅ⲛ̅ⲧ ϩⲙ̄ϩⲉⲗ </w:t>
-      </w:r>
-      <w:r>
-        <w:rPr>
-          <w:rFonts w:ascii="Antinoou" w:hAnsi="Antinoou"/>
+          <w:rFonts w:ascii="Antinoou" w:eastAsia="Antinoou" w:hAnsi="Antinoou"/>
+          <w:bCs/>
+          <w:noProof/>
+          <w:color w:val="800000"/>
+          <w:sz w:val="26"/>
+          <w:szCs w:val="26"/>
+        </w:rPr>
+        <w:t>ⲁ ⲡⲕⲱϩ ⲁ</w:t>
+      </w:r>
+      <w:r>
+        <w:rPr>
+          <w:rFonts w:ascii="Antinoou" w:eastAsia="Antinoou" w:hAnsi="Antinoou"/>
+          <w:bCs/>
+          <w:noProof/>
+          <w:color w:val="800000"/>
+          <w:sz w:val="26"/>
+          <w:szCs w:val="26"/>
+        </w:rPr>
+        <w:t>ϥ</w:t>
+      </w:r>
+      <w:r>
+        <w:rPr>
+          <w:rFonts w:ascii="Antinoou" w:eastAsia="Antinoou" w:hAnsi="Antinoou"/>
+          <w:bCs/>
+          <w:noProof/>
+          <w:color w:val="800000"/>
+          <w:sz w:val="26"/>
+          <w:szCs w:val="26"/>
+        </w:rPr>
+        <w:t>ⲟⲩⲡⲱⲧ ⲥⲉ ⲓ̈ⲱⲥⲡⲫ ϣⲁ</w:t>
+      </w:r>
+      <w:r>
+        <w:rPr>
+          <w:rFonts w:ascii="Antinoou" w:eastAsia="Antinoou" w:hAnsi="Antinoou"/>
+          <w:color w:val="800000"/>
+          <w:sz w:val="26"/>
+          <w:szCs w:val="26"/>
+        </w:rPr>
+        <w:t>ⳉ</w:t>
+      </w:r>
+      <w:r>
+        <w:rPr>
+          <w:rFonts w:ascii="Antinoou" w:eastAsia="Antinoou" w:hAnsi="Antinoou"/>
+          <w:bCs/>
+          <w:noProof/>
+          <w:color w:val="800000"/>
+          <w:sz w:val="26"/>
+          <w:szCs w:val="26"/>
+        </w:rPr>
+        <w:t>ⲣⲏⲓ̈ ⲁⲡⲙⲟⲩ ⲁ</w:t>
+      </w:r>
+      <w:r>
+        <w:rPr>
+          <w:rFonts w:ascii="Antinoou" w:eastAsia="Antinoou" w:hAnsi="Antinoou"/>
+          <w:bCs/>
+          <w:noProof/>
+          <w:color w:val="800000"/>
+          <w:sz w:val="26"/>
+          <w:szCs w:val="26"/>
+        </w:rPr>
+        <w:t>ϥ</w:t>
+      </w:r>
+      <w:r>
+        <w:rPr>
+          <w:rFonts w:ascii="Antinoou" w:eastAsia="Antinoou" w:hAnsi="Antinoou"/>
+          <w:bCs/>
+          <w:noProof/>
+          <w:color w:val="800000"/>
+          <w:sz w:val="26"/>
+          <w:szCs w:val="26"/>
+        </w:rPr>
+        <w:t>ⲉⲓ ⲁⲩ</w:t>
+      </w:r>
+      <w:r>
+        <w:rPr>
+          <w:rFonts w:ascii="Antinoou" w:eastAsia="Antinoou" w:hAnsi="Antinoou"/>
+          <w:bCs/>
+          <w:noProof/>
+          <w:color w:val="800000"/>
+          <w:sz w:val="26"/>
+          <w:szCs w:val="26"/>
+        </w:rPr>
+        <w:t>ⲙ̅</w:t>
+      </w:r>
+      <w:r>
+        <w:rPr>
+          <w:rFonts w:ascii="Antinoou" w:eastAsia="Antinoou" w:hAnsi="Antinoou"/>
+          <w:bCs/>
+          <w:noProof/>
+          <w:color w:val="800000"/>
+          <w:sz w:val="26"/>
+          <w:szCs w:val="26"/>
+        </w:rPr>
+        <w:t xml:space="preserve">ⲛ̅ⲧ </w:t>
+      </w:r>
+      <w:r>
+        <w:rPr>
+          <w:rFonts w:ascii="Antinoou" w:eastAsia="Antinoou" w:hAnsi="Antinoou"/>
+          <w:color w:val="800000"/>
+          <w:sz w:val="26"/>
+          <w:szCs w:val="26"/>
+        </w:rPr>
+        <w:t>ⳉ</w:t>
+      </w:r>
+      <w:r>
+        <w:rPr>
+          <w:rFonts w:ascii="Antinoou" w:eastAsia="Antinoou" w:hAnsi="Antinoou"/>
+          <w:bCs/>
+          <w:noProof/>
+          <w:color w:val="800000"/>
+          <w:sz w:val="26"/>
+          <w:szCs w:val="26"/>
+        </w:rPr>
+        <w:t>ⲙ̅</w:t>
+      </w:r>
+      <w:r>
+        <w:rPr>
+          <w:rFonts w:ascii="Antinoou" w:eastAsia="Antinoou" w:hAnsi="Antinoou"/>
+          <w:color w:val="800000"/>
+          <w:sz w:val="26"/>
+          <w:szCs w:val="26"/>
+        </w:rPr>
+        <w:t>ⳉ</w:t>
+      </w:r>
+      <w:r>
+        <w:rPr>
+          <w:rFonts w:ascii="Antinoou" w:eastAsia="Antinoou" w:hAnsi="Antinoou"/>
+          <w:bCs/>
+          <w:noProof/>
+          <w:color w:val="800000"/>
+          <w:sz w:val="26"/>
+          <w:szCs w:val="26"/>
+        </w:rPr>
+        <w:t xml:space="preserve">ⲉⲗ </w:t>
+      </w:r>
+      <w:r>
+        <w:rPr>
+          <w:rFonts w:ascii="Antinoou" w:eastAsia="Antinoou" w:hAnsi="Antinoou"/>
           <w:b/>
-          <w:i/>
-          <w:iCs/>
           <w:noProof/>
           <w:color w:val="0070C0"/>
           <w:sz w:val="26"/>
           <w:szCs w:val="26"/>
           <w:vertAlign w:val="superscript"/>
-          <w:lang w:val="el-GR"/>
         </w:rPr>
         <w:t>10</w:t>
       </w:r>
       <w:r>
         <w:rPr>
-          <w:rFonts w:ascii="Antinoou" w:hAnsi="Antinoou"/>
-          <w:bCs/>
-          <w:i/>
-          <w:iCs/>
+          <w:rFonts w:ascii="Antinoou" w:eastAsia="Antinoou" w:hAnsi="Antinoou"/>
+          <w:bCs/>
           <w:noProof/>
           <w:color w:val="0070C0"/>
           <w:sz w:val="26"/>
           <w:szCs w:val="26"/>
-          <w:lang w:val="el-GR"/>
         </w:rPr>
         <w:t> </w:t>
       </w:r>
       <w:r>
         <w:rPr>
-          <w:rFonts w:ascii="Antinoou" w:hAnsi="Antinoou"/>
-          <w:bCs/>
-          <w:i/>
-          <w:iCs/>
-          <w:noProof/>
-          <w:color w:val="800000"/>
-          <w:sz w:val="26"/>
-          <w:szCs w:val="26"/>
-          <w:lang w:val="el-GR"/>
-        </w:rPr>
-        <w:t xml:space="preserve">ⲡⲕⲱϩ ⲡⲉⲧⲁϩⲣ̀ⲁⲛⲁⲥ ⲕⲁⲍⲉ ⲙ̅ⲙⲱⲩ̀ⲥⲡⲥ ⲁⲡⲱⲧ ⲁⲃⲁⲗ ϩⲏⲧϥ ⲙ̄ϣⲁⲣⲁϩⲱ ⲡⲣ̅ⲣⲟ ⲡ̅ⲙⲏⲇⲉⲉ ϩⲙ̅ ⲡⲧϥⲥⲱⲧⲙⲙⲉ ⲧⲙ̅‐ ⲡϥⲥⲩⲡⲥⲥⲉⲛⲏⲥ ϫⲉ ⲛⲓⲙ ⲡⲉⲧⲁϩⲫ ⲣ̀ⲕⲁⲧⲫⲓⲥⲧⲁ ⲙ̅ⲙⲁⲏ ⲡ̅ⲁⲣⲭⲥⲱⲛ ⲁⲟⲩ ⲛ̅ⲣⲉϥ̅ⲣ̅ϩ ⲉⲡ ⲁϫⲱⲛ ϫⲙⲏ ⲁⲕⲟⲩⲱϣⲉ ⲁϩⲱ ⲧⲃⲉ ⲙⲙ̅ⲁⲙⲁⲓ̈ ⲛ̅ⲧϩⲉ ⲉⲧⲁⲕϩⲱⲧ ⲃⲉ ⲡⲣ̅ⲙⲉ̅ⲛ̅ⲙⲏϫⲙⲉ ⲛ̅ⲥⲉϥ· </w:t>
-      </w:r>
-      <w:r>
-        <w:rPr>
-          <w:rFonts w:ascii="Antinoou" w:hAnsi="Antinoou"/>
+          <w:rFonts w:ascii="Antinoou" w:eastAsia="Antinoou" w:hAnsi="Antinoou"/>
+          <w:bCs/>
+          <w:noProof/>
+          <w:color w:val="800000"/>
+          <w:sz w:val="26"/>
+          <w:szCs w:val="26"/>
+        </w:rPr>
+        <w:t>ⲡⲕⲱϩ ⲡⲉⲧⲁϩ</w:t>
+      </w:r>
+      <w:r>
+        <w:rPr>
+          <w:rFonts w:ascii="Antinoou" w:hAnsi="Antinoou"/>
+          <w:bCs/>
+          <w:color w:val="800000"/>
+          <w:sz w:val="26"/>
+          <w:szCs w:val="26"/>
+        </w:rPr>
+        <w:t>ⲣ︦</w:t>
+      </w:r>
+      <w:r>
+        <w:rPr>
+          <w:rFonts w:ascii="Antinoou" w:eastAsia="Antinoou" w:hAnsi="Antinoou"/>
+          <w:bCs/>
+          <w:noProof/>
+          <w:color w:val="800000"/>
+          <w:sz w:val="26"/>
+          <w:szCs w:val="26"/>
+        </w:rPr>
+        <w:t>ⲁⲛⲁ</w:t>
+      </w:r>
+      <w:bookmarkStart w:id="1" w:name="_Hlk208763714"/>
+      <w:r>
+        <w:rPr>
+          <w:rFonts w:ascii="Antinoou" w:hAnsi="Antinoou" w:cs="Segoe UI Historic"/>
+          <w:bCs/>
+          <w:color w:val="800000"/>
+          <w:sz w:val="26"/>
+          <w:szCs w:val="26"/>
+        </w:rPr>
+        <w:t>ⲅ</w:t>
+      </w:r>
+      <w:bookmarkEnd w:id="1"/>
+      <w:r>
+        <w:rPr>
+          <w:rFonts w:ascii="Antinoou" w:eastAsia="Antinoou" w:hAnsi="Antinoou"/>
+          <w:bCs/>
+          <w:noProof/>
+          <w:color w:val="800000"/>
+          <w:sz w:val="26"/>
+          <w:szCs w:val="26"/>
+        </w:rPr>
+        <w:t xml:space="preserve"> ⲕⲁⲍⲉ ⲙ̅ⲙⲱ</w:t>
+      </w:r>
+      <w:r>
+        <w:rPr>
+          <w:rFonts w:ascii="Antinoou" w:eastAsia="Antinoou" w:hAnsi="Antinoou"/>
+          <w:bCs/>
+          <w:noProof/>
+          <w:color w:val="800000"/>
+          <w:sz w:val="26"/>
+          <w:szCs w:val="26"/>
+          <w:lang w:val="am-ET"/>
+        </w:rPr>
+        <w:t>ⲩ̈</w:t>
+      </w:r>
+      <w:r>
+        <w:rPr>
+          <w:rFonts w:ascii="Antinoou" w:eastAsia="Antinoou" w:hAnsi="Antinoou"/>
+          <w:bCs/>
+          <w:noProof/>
+          <w:color w:val="800000"/>
+          <w:sz w:val="26"/>
+          <w:szCs w:val="26"/>
+        </w:rPr>
+        <w:t>ⲥ</w:t>
+      </w:r>
+      <w:r>
+        <w:rPr>
+          <w:rFonts w:ascii="Antinoou" w:eastAsia="Antinoou" w:hAnsi="Antinoou"/>
+          <w:bCs/>
+          <w:noProof/>
+          <w:color w:val="800000"/>
+          <w:sz w:val="26"/>
+          <w:szCs w:val="26"/>
+        </w:rPr>
+        <w:t>ⲏ</w:t>
+      </w:r>
+      <w:r>
+        <w:rPr>
+          <w:rFonts w:ascii="Antinoou" w:eastAsia="Antinoou" w:hAnsi="Antinoou"/>
+          <w:bCs/>
+          <w:noProof/>
+          <w:color w:val="800000"/>
+          <w:sz w:val="26"/>
+          <w:szCs w:val="26"/>
+        </w:rPr>
+        <w:t xml:space="preserve">ⲥ ⲁⲡⲱⲧ ⲁⲃⲁⲗ ϩⲏⲧϥ </w:t>
+      </w:r>
+      <w:r>
+        <w:rPr>
+          <w:rFonts w:ascii="Antinoou" w:eastAsia="Antinoou" w:hAnsi="Antinoou"/>
+          <w:bCs/>
+          <w:noProof/>
+          <w:color w:val="800000"/>
+          <w:sz w:val="26"/>
+          <w:szCs w:val="26"/>
+        </w:rPr>
+        <w:t>ⲙ̅ⲫ</w:t>
+      </w:r>
+      <w:r>
+        <w:rPr>
+          <w:rFonts w:ascii="Antinoou" w:eastAsia="Antinoou" w:hAnsi="Antinoou"/>
+          <w:bCs/>
+          <w:noProof/>
+          <w:color w:val="800000"/>
+          <w:sz w:val="26"/>
+          <w:szCs w:val="26"/>
+        </w:rPr>
+        <w:t xml:space="preserve">ⲁⲣⲁϩⲱ ⲡⲣ̅ⲣⲟ </w:t>
+      </w:r>
+      <w:r>
+        <w:rPr>
+          <w:rFonts w:ascii="Antinoou" w:eastAsia="Antinoou" w:hAnsi="Antinoou"/>
+          <w:bCs/>
+          <w:noProof/>
+          <w:color w:val="800000"/>
+          <w:sz w:val="26"/>
+          <w:szCs w:val="26"/>
+        </w:rPr>
+        <w:t>ⲛⲕ</w:t>
+      </w:r>
+      <w:r>
+        <w:rPr>
+          <w:rFonts w:ascii="Antinoou" w:eastAsia="Antinoou" w:hAnsi="Antinoou"/>
+          <w:bCs/>
+          <w:noProof/>
+          <w:color w:val="800000"/>
+          <w:sz w:val="26"/>
+          <w:szCs w:val="26"/>
+        </w:rPr>
+        <w:t>ⲏ</w:t>
+      </w:r>
+      <w:r>
+        <w:rPr>
+          <w:rFonts w:ascii="Antinoou" w:eastAsia="Antinoou" w:hAnsi="Antinoou"/>
+          <w:bCs/>
+          <w:noProof/>
+          <w:color w:val="800000"/>
+          <w:sz w:val="26"/>
+          <w:szCs w:val="26"/>
+        </w:rPr>
+        <w:t>ⲙ</w:t>
+      </w:r>
+      <w:r>
+        <w:rPr>
+          <w:rFonts w:ascii="Antinoou" w:eastAsia="Antinoou" w:hAnsi="Antinoou"/>
+          <w:bCs/>
+          <w:noProof/>
+          <w:color w:val="800000"/>
+          <w:sz w:val="26"/>
+          <w:szCs w:val="26"/>
+        </w:rPr>
+        <w:t xml:space="preserve">ⲉ </w:t>
+      </w:r>
+      <w:r>
+        <w:rPr>
+          <w:rFonts w:ascii="Antinoou" w:eastAsia="Antinoou" w:hAnsi="Antinoou"/>
+          <w:color w:val="800000"/>
+          <w:sz w:val="26"/>
+          <w:szCs w:val="26"/>
+        </w:rPr>
+        <w:t>ⳉ</w:t>
+      </w:r>
+      <w:r>
+        <w:rPr>
+          <w:rFonts w:ascii="Antinoou" w:eastAsia="Antinoou" w:hAnsi="Antinoou"/>
+          <w:bCs/>
+          <w:noProof/>
+          <w:color w:val="800000"/>
+          <w:sz w:val="26"/>
+          <w:szCs w:val="26"/>
+        </w:rPr>
+        <w:t xml:space="preserve">ⲙ̅ </w:t>
+      </w:r>
+      <w:r>
+        <w:rPr>
+          <w:rFonts w:ascii="Antinoou" w:eastAsia="Antinoou" w:hAnsi="Antinoou"/>
+          <w:bCs/>
+          <w:noProof/>
+          <w:color w:val="800000"/>
+          <w:sz w:val="26"/>
+          <w:szCs w:val="26"/>
+        </w:rPr>
+        <w:t>ⲛ</w:t>
+      </w:r>
+      <w:r>
+        <w:rPr>
+          <w:rFonts w:ascii="Antinoou" w:eastAsia="Antinoou" w:hAnsi="Antinoou"/>
+          <w:bCs/>
+          <w:noProof/>
+          <w:color w:val="800000"/>
+          <w:sz w:val="26"/>
+          <w:szCs w:val="26"/>
+        </w:rPr>
+        <w:t>ⲧϥⲥⲱⲧⲙⲉ ⲧⲙ̅‐ⲡϥⲥⲩⲡ</w:t>
+      </w:r>
+      <w:r>
+        <w:rPr>
+          <w:rFonts w:ascii="Antinoou" w:hAnsi="Antinoou" w:cs="Segoe UI Historic"/>
+          <w:bCs/>
+          <w:color w:val="800000"/>
+          <w:sz w:val="26"/>
+          <w:szCs w:val="26"/>
+        </w:rPr>
+        <w:t>ⲅⲅ</w:t>
+      </w:r>
+      <w:r>
+        <w:rPr>
+          <w:rFonts w:ascii="Antinoou" w:eastAsia="Antinoou" w:hAnsi="Antinoou"/>
+          <w:bCs/>
+          <w:noProof/>
+          <w:color w:val="800000"/>
+          <w:sz w:val="26"/>
+          <w:szCs w:val="26"/>
+        </w:rPr>
+        <w:t>ⲉⲛⲏⲥ ϫⲉ ⲛⲓⲙ ⲡⲉⲧⲁϩ</w:t>
+      </w:r>
+      <w:r>
+        <w:rPr>
+          <w:rFonts w:ascii="Antinoou" w:hAnsi="Antinoou"/>
+          <w:bCs/>
+          <w:color w:val="800000"/>
+          <w:sz w:val="26"/>
+          <w:szCs w:val="26"/>
+        </w:rPr>
+        <w:t>ⲣ︦</w:t>
+      </w:r>
+      <w:r>
+        <w:rPr>
+          <w:rFonts w:ascii="Antinoou" w:eastAsia="Antinoou" w:hAnsi="Antinoou"/>
+          <w:bCs/>
+          <w:noProof/>
+          <w:color w:val="800000"/>
+          <w:sz w:val="26"/>
+          <w:szCs w:val="26"/>
+        </w:rPr>
+        <w:t>ⲕⲁⲧ</w:t>
+      </w:r>
+      <w:r>
+        <w:rPr>
+          <w:rFonts w:ascii="Antinoou" w:eastAsia="Antinoou" w:hAnsi="Antinoou"/>
+          <w:bCs/>
+          <w:noProof/>
+          <w:color w:val="800000"/>
+          <w:sz w:val="26"/>
+          <w:szCs w:val="26"/>
+        </w:rPr>
+        <w:t>ϩ</w:t>
+      </w:r>
+      <w:r>
+        <w:rPr>
+          <w:rFonts w:ascii="Antinoou" w:eastAsia="Antinoou" w:hAnsi="Antinoou"/>
+          <w:bCs/>
+          <w:noProof/>
+          <w:color w:val="800000"/>
+          <w:sz w:val="26"/>
+          <w:szCs w:val="26"/>
+        </w:rPr>
+        <w:t>ⲓⲥⲧⲁ ⲙ̅ⲙⲁ</w:t>
+      </w:r>
+      <w:r>
+        <w:rPr>
+          <w:rFonts w:ascii="Antinoou" w:eastAsia="Antinoou" w:hAnsi="Antinoou"/>
+          <w:bCs/>
+          <w:noProof/>
+          <w:color w:val="800000"/>
+          <w:sz w:val="26"/>
+          <w:szCs w:val="26"/>
+        </w:rPr>
+        <w:t>ⲕ</w:t>
+      </w:r>
+      <w:r>
+        <w:rPr>
+          <w:rFonts w:ascii="Antinoou" w:eastAsia="Antinoou" w:hAnsi="Antinoou"/>
+          <w:bCs/>
+          <w:noProof/>
+          <w:color w:val="800000"/>
+          <w:sz w:val="26"/>
+          <w:szCs w:val="26"/>
+        </w:rPr>
+        <w:t xml:space="preserve"> ⲡ̅ⲁⲣⲭⲱⲛ ⲁⲟⲩ ⲛ̅ⲣⲉϥⲣ̅ϩⲉⲡ ⲁϫⲱⲛ ⲙⲏ ⲁⲕⲟⲩⲱ</w:t>
+      </w:r>
+      <w:r>
+        <w:rPr>
+          <w:rFonts w:ascii="Antinoou" w:eastAsia="Antinoou" w:hAnsi="Antinoou"/>
+          <w:color w:val="800000"/>
+          <w:sz w:val="26"/>
+          <w:szCs w:val="26"/>
+        </w:rPr>
+        <w:t>ⳉ</w:t>
+      </w:r>
+      <w:r>
+        <w:rPr>
+          <w:rFonts w:ascii="Antinoou" w:eastAsia="Antinoou" w:hAnsi="Antinoou"/>
+          <w:bCs/>
+          <w:noProof/>
+          <w:color w:val="800000"/>
+          <w:sz w:val="26"/>
+          <w:szCs w:val="26"/>
+        </w:rPr>
+        <w:t>ⲉ ⲁ</w:t>
+      </w:r>
+      <w:r>
+        <w:rPr>
+          <w:rFonts w:ascii="Antinoou" w:eastAsia="Antinoou" w:hAnsi="Antinoou"/>
+          <w:color w:val="800000"/>
+          <w:sz w:val="26"/>
+          <w:szCs w:val="26"/>
+        </w:rPr>
+        <w:t>ⳉ</w:t>
+      </w:r>
+      <w:r>
+        <w:rPr>
+          <w:rFonts w:ascii="Antinoou" w:eastAsia="Antinoou" w:hAnsi="Antinoou"/>
+          <w:bCs/>
+          <w:noProof/>
+          <w:color w:val="800000"/>
+          <w:sz w:val="26"/>
+          <w:szCs w:val="26"/>
+        </w:rPr>
+        <w:t>ⲱ ⲧⲃⲉ ⲙ̅</w:t>
+      </w:r>
+      <w:r>
+        <w:rPr>
+          <w:rFonts w:ascii="Antinoou" w:eastAsia="Antinoou" w:hAnsi="Antinoou"/>
+          <w:bCs/>
+          <w:noProof/>
+          <w:color w:val="800000"/>
+          <w:sz w:val="26"/>
+          <w:szCs w:val="26"/>
+        </w:rPr>
+        <w:t>ⲙ</w:t>
+      </w:r>
+      <w:r>
+        <w:rPr>
+          <w:rFonts w:ascii="Antinoou" w:eastAsia="Antinoou" w:hAnsi="Antinoou"/>
+          <w:bCs/>
+          <w:noProof/>
+          <w:color w:val="800000"/>
+          <w:sz w:val="26"/>
+          <w:szCs w:val="26"/>
+        </w:rPr>
+        <w:t>ⲁⲁⲓ̈ ⲛ̅ⲧ</w:t>
+      </w:r>
+      <w:r>
+        <w:rPr>
+          <w:rFonts w:ascii="Antinoou" w:eastAsia="Antinoou" w:hAnsi="Antinoou"/>
+          <w:color w:val="800000"/>
+          <w:sz w:val="26"/>
+          <w:szCs w:val="26"/>
+        </w:rPr>
+        <w:t>ⳉ</w:t>
+      </w:r>
+      <w:r>
+        <w:rPr>
+          <w:rFonts w:ascii="Antinoou" w:eastAsia="Antinoou" w:hAnsi="Antinoou"/>
+          <w:bCs/>
+          <w:noProof/>
+          <w:color w:val="800000"/>
+          <w:sz w:val="26"/>
+          <w:szCs w:val="26"/>
+        </w:rPr>
+        <w:t>ⲉ ⲉⲧⲁⲕ</w:t>
+      </w:r>
+      <w:r>
+        <w:rPr>
+          <w:rFonts w:ascii="Antinoou" w:eastAsia="Antinoou" w:hAnsi="Antinoou"/>
+          <w:color w:val="800000"/>
+          <w:sz w:val="26"/>
+          <w:szCs w:val="26"/>
+        </w:rPr>
+        <w:t>ⳉ</w:t>
+      </w:r>
+      <w:r>
+        <w:rPr>
+          <w:rFonts w:ascii="Antinoou" w:eastAsia="Antinoou" w:hAnsi="Antinoou"/>
+          <w:bCs/>
+          <w:noProof/>
+          <w:color w:val="800000"/>
+          <w:sz w:val="26"/>
+          <w:szCs w:val="26"/>
+        </w:rPr>
+        <w:t>ⲱⲧ ⲃⲉ ⲡⲣ̅</w:t>
+      </w:r>
+      <w:r>
+        <w:rPr>
+          <w:rFonts w:ascii="Antinoou" w:eastAsia="Antinoou" w:hAnsi="Antinoou"/>
+          <w:bCs/>
+          <w:noProof/>
+          <w:color w:val="800000"/>
+          <w:sz w:val="26"/>
+          <w:szCs w:val="26"/>
+        </w:rPr>
+        <w:t>ⲙ̅</w:t>
+      </w:r>
+      <w:r>
+        <w:rPr>
+          <w:rFonts w:ascii="Antinoou" w:eastAsia="Antinoou" w:hAnsi="Antinoou"/>
+          <w:bCs/>
+          <w:noProof/>
+          <w:color w:val="800000"/>
+          <w:sz w:val="26"/>
+          <w:szCs w:val="26"/>
+        </w:rPr>
+        <w:t>ⲛ̅</w:t>
+      </w:r>
+      <w:r>
+        <w:rPr>
+          <w:rFonts w:ascii="Antinoou" w:eastAsia="Antinoou" w:hAnsi="Antinoou"/>
+          <w:bCs/>
+          <w:noProof/>
+          <w:color w:val="800000"/>
+          <w:sz w:val="26"/>
+          <w:szCs w:val="26"/>
+        </w:rPr>
+        <w:t>ⲕ</w:t>
+      </w:r>
+      <w:r>
+        <w:rPr>
+          <w:rFonts w:ascii="Antinoou" w:eastAsia="Antinoou" w:hAnsi="Antinoou"/>
+          <w:bCs/>
+          <w:noProof/>
+          <w:color w:val="800000"/>
+          <w:sz w:val="26"/>
+          <w:szCs w:val="26"/>
+        </w:rPr>
+        <w:t xml:space="preserve">ⲏⲙⲉ ⲛ̅ⲥⲉϥ· </w:t>
+      </w:r>
+      <w:r>
+        <w:rPr>
+          <w:rFonts w:ascii="Antinoou" w:eastAsia="Antinoou" w:hAnsi="Antinoou"/>
           <w:b/>
-          <w:i/>
-          <w:iCs/>
           <w:noProof/>
           <w:color w:val="0070C0"/>
           <w:sz w:val="26"/>
           <w:szCs w:val="26"/>
           <w:vertAlign w:val="superscript"/>
-          <w:lang w:val="el-GR"/>
         </w:rPr>
         <w:t>11</w:t>
       </w:r>
       <w:r>
         <w:rPr>
-          <w:rFonts w:ascii="Antinoou" w:hAnsi="Antinoou"/>
-          <w:bCs/>
-          <w:i/>
-          <w:iCs/>
+          <w:rFonts w:ascii="Antinoou" w:eastAsia="Antinoou" w:hAnsi="Antinoou"/>
+          <w:bCs/>
           <w:noProof/>
           <w:color w:val="0070C0"/>
           <w:sz w:val="26"/>
           <w:szCs w:val="26"/>
-          <w:lang w:val="el-GR"/>
         </w:rPr>
         <w:t> </w:t>
       </w:r>
       <w:r>
         <w:rPr>
-          <w:rFonts w:ascii="Antinoou" w:hAnsi="Antinoou"/>
-          <w:bCs/>
-          <w:i/>
-          <w:iCs/>
-          <w:noProof/>
-          <w:color w:val="800000"/>
-          <w:sz w:val="26"/>
-          <w:szCs w:val="26"/>
-          <w:lang w:val="el-GR"/>
-        </w:rPr>
-        <w:t xml:space="preserve">ⲉⲧⲃⲉ ⲡⲕⲱϩ ⲁ ⲁⲣⲱⲛ ⲙⲛ̄ ⲙⲁ ⲣⲓϩⲁⲙ ϧⲱⲧⲉ ⲙⲓ̄ⲡⲃ̅ⲗ̅ ⲛ̅ⲧⲡⲁ ⲣⲉⲙⲃⲟⲗⲏ· </w:t>
-      </w:r>
-      <w:r>
-        <w:rPr>
-          <w:rFonts w:ascii="Antinoou" w:hAnsi="Antinoou"/>
+          <w:rFonts w:ascii="Antinoou" w:eastAsia="Antinoou" w:hAnsi="Antinoou"/>
+          <w:bCs/>
+          <w:noProof/>
+          <w:color w:val="800000"/>
+          <w:sz w:val="26"/>
+          <w:szCs w:val="26"/>
+        </w:rPr>
+        <w:t xml:space="preserve">ⲉⲧⲃⲉ ⲡⲕⲱϩ ⲁ ⲁⲣⲱⲛ ⲙⲛ̄ ⲙⲁ ⲣⲓϩⲁⲙ </w:t>
+      </w:r>
+      <w:r>
+        <w:rPr>
+          <w:rFonts w:ascii="Antinoou" w:eastAsia="Antinoou" w:hAnsi="Antinoou"/>
+          <w:color w:val="800000"/>
+          <w:sz w:val="26"/>
+          <w:szCs w:val="26"/>
+        </w:rPr>
+        <w:t>ⳉ</w:t>
+      </w:r>
+      <w:r>
+        <w:rPr>
+          <w:rFonts w:ascii="Antinoou" w:eastAsia="Antinoou" w:hAnsi="Antinoou"/>
+          <w:bCs/>
+          <w:noProof/>
+          <w:color w:val="800000"/>
+          <w:sz w:val="26"/>
+          <w:szCs w:val="26"/>
+        </w:rPr>
+        <w:t xml:space="preserve">ⲱⲧⲉ ⲙⲡⲃ̅ⲗ̅ ⲛ̅ⲧⲡⲁ ⲣⲉⲙⲃⲟⲗⲏ· </w:t>
+      </w:r>
+      <w:r>
+        <w:rPr>
+          <w:rFonts w:ascii="Antinoou" w:eastAsia="Antinoou" w:hAnsi="Antinoou"/>
           <w:b/>
-          <w:i/>
-          <w:iCs/>
           <w:noProof/>
           <w:color w:val="0070C0"/>
           <w:sz w:val="26"/>
           <w:szCs w:val="26"/>
           <w:vertAlign w:val="superscript"/>
-          <w:lang w:val="el-GR"/>
         </w:rPr>
         <w:t>12</w:t>
       </w:r>
       <w:r>
         <w:rPr>
-          <w:rFonts w:ascii="Antinoou" w:hAnsi="Antinoou"/>
-          <w:bCs/>
-          <w:i/>
-          <w:iCs/>
+          <w:rFonts w:ascii="Antinoou" w:eastAsia="Antinoou" w:hAnsi="Antinoou"/>
+          <w:bCs/>
           <w:noProof/>
           <w:color w:val="0070C0"/>
           <w:sz w:val="26"/>
           <w:szCs w:val="26"/>
-          <w:lang w:val="el-GR"/>
         </w:rPr>
         <w:t> </w:t>
       </w:r>
       <w:r>
         <w:rPr>
-          <w:rFonts w:ascii="Antinoou" w:hAnsi="Antinoou"/>
-          <w:bCs/>
-          <w:i/>
-          <w:iCs/>
-          <w:noProof/>
-          <w:color w:val="800000"/>
-          <w:sz w:val="26"/>
-          <w:szCs w:val="26"/>
-          <w:lang w:val="el-GR"/>
-        </w:rPr>
-        <w:t>ⲡⲕⲱϩ ⲡⲉⲧⲁⲣⲛ̅ ⲇⲁⲑⲁⲓⲓ ⲙⲉⲛ̅ ⲁⲃⲉⲓⲣⲱⲛ ⲁϩⲣⲏⲓ̈ ⲁⲉⲙⲙⲛ̅ⲧⲉ ⲉⲩⲁⲓⲓϩ ⲉⲧⲃⲉ ϫⲉ ⲁⲩⲣ̅ⲥⲧⲁⲥⲓⲁⲍⲉ ⲁⲝⲧⲛ̅ ⲙⲱⲩ̅ ⲥⲏⲥ ⲡϩⲙ̅ϩⲉⲗ ⲙⲙ̅ⲡⲓⲓⲟⲩⲛⲧⲉ …</w:t>
+          <w:rFonts w:ascii="Antinoou" w:eastAsia="Antinoou" w:hAnsi="Antinoou"/>
+          <w:bCs/>
+          <w:noProof/>
+          <w:color w:val="800000"/>
+          <w:sz w:val="26"/>
+          <w:szCs w:val="26"/>
+        </w:rPr>
+        <w:t>ⲡⲕⲱϩ ⲡⲉⲧⲁ</w:t>
+      </w:r>
+      <w:r>
+        <w:rPr>
+          <w:rFonts w:ascii="Antinoou" w:eastAsia="Antinoou" w:hAnsi="Antinoou"/>
+          <w:bCs/>
+          <w:noProof/>
+          <w:color w:val="800000"/>
+          <w:sz w:val="26"/>
+          <w:szCs w:val="26"/>
+        </w:rPr>
+        <w:t>ϩ</w:t>
+      </w:r>
+      <w:r>
+        <w:rPr>
+          <w:rFonts w:ascii="Antinoou" w:eastAsia="Antinoou" w:hAnsi="Antinoou"/>
+          <w:bCs/>
+          <w:noProof/>
+          <w:color w:val="800000"/>
+          <w:sz w:val="26"/>
+          <w:szCs w:val="26"/>
+        </w:rPr>
+        <w:t>ⲛ̅ ⲇⲁⲑⲁ</w:t>
+      </w:r>
+      <w:r>
+        <w:rPr>
+          <w:rFonts w:ascii="Antinoou" w:eastAsia="Antinoou" w:hAnsi="Antinoou"/>
+          <w:bCs/>
+          <w:noProof/>
+          <w:color w:val="800000"/>
+          <w:sz w:val="26"/>
+          <w:szCs w:val="26"/>
+        </w:rPr>
+        <w:t>ⲛ</w:t>
+      </w:r>
+      <w:r>
+        <w:rPr>
+          <w:rFonts w:ascii="Antinoou" w:eastAsia="Antinoou" w:hAnsi="Antinoou"/>
+          <w:bCs/>
+          <w:noProof/>
+          <w:color w:val="800000"/>
+          <w:sz w:val="26"/>
+          <w:szCs w:val="26"/>
+        </w:rPr>
+        <w:t xml:space="preserve"> ⲙⲛ̅ ⲁⲃⲉⲓⲣⲱⲛ ⲁ</w:t>
+      </w:r>
+      <w:r>
+        <w:rPr>
+          <w:rFonts w:ascii="Antinoou" w:eastAsia="Antinoou" w:hAnsi="Antinoou"/>
+          <w:color w:val="800000"/>
+          <w:sz w:val="26"/>
+          <w:szCs w:val="26"/>
+        </w:rPr>
+        <w:t>ⳉ</w:t>
+      </w:r>
+      <w:r>
+        <w:rPr>
+          <w:rFonts w:ascii="Antinoou" w:eastAsia="Antinoou" w:hAnsi="Antinoou"/>
+          <w:bCs/>
+          <w:noProof/>
+          <w:color w:val="800000"/>
+          <w:sz w:val="26"/>
+          <w:szCs w:val="26"/>
+        </w:rPr>
+        <w:t>ⲣⲏⲓ̈ ⲁⲉⲙⲛ̅ⲧⲉ ⲉⲩⲁ</w:t>
+      </w:r>
+      <w:r>
+        <w:rPr>
+          <w:rFonts w:ascii="Antinoou" w:eastAsia="Antinoou" w:hAnsi="Antinoou"/>
+          <w:bCs/>
+          <w:noProof/>
+          <w:color w:val="800000"/>
+          <w:sz w:val="26"/>
+          <w:szCs w:val="26"/>
+        </w:rPr>
+        <w:t>ⲛ</w:t>
+      </w:r>
+      <w:r>
+        <w:rPr>
+          <w:rFonts w:ascii="Antinoou" w:eastAsia="Antinoou" w:hAnsi="Antinoou"/>
+          <w:color w:val="800000"/>
+          <w:sz w:val="26"/>
+          <w:szCs w:val="26"/>
+        </w:rPr>
+        <w:t>ⳉ</w:t>
+      </w:r>
+      <w:r>
+        <w:rPr>
+          <w:rFonts w:ascii="Antinoou" w:eastAsia="Antinoou" w:hAnsi="Antinoou"/>
+          <w:bCs/>
+          <w:noProof/>
+          <w:color w:val="800000"/>
+          <w:sz w:val="26"/>
+          <w:szCs w:val="26"/>
+        </w:rPr>
+        <w:t xml:space="preserve"> ⲉⲧⲃⲉ ϫⲉ ⲁⲩⲣ̅ⲥⲧⲁⲥⲓⲁⲍⲉ ⲁ</w:t>
+      </w:r>
+      <w:r>
+        <w:rPr>
+          <w:rFonts w:ascii="Antinoou" w:eastAsia="Antinoou" w:hAnsi="Antinoou"/>
+          <w:color w:val="800000"/>
+          <w:sz w:val="26"/>
+          <w:szCs w:val="26"/>
+        </w:rPr>
+        <w:t>ⳉ</w:t>
+      </w:r>
+      <w:r>
+        <w:rPr>
+          <w:rFonts w:ascii="Antinoou" w:eastAsia="Antinoou" w:hAnsi="Antinoou"/>
+          <w:bCs/>
+          <w:noProof/>
+          <w:color w:val="800000"/>
+          <w:sz w:val="26"/>
+          <w:szCs w:val="26"/>
+        </w:rPr>
+        <w:t>ⲧⲛ̅ ⲙⲱ</w:t>
+      </w:r>
+      <w:r>
+        <w:rPr>
+          <w:rFonts w:ascii="Antinoou" w:eastAsia="Antinoou" w:hAnsi="Antinoou"/>
+          <w:bCs/>
+          <w:noProof/>
+          <w:color w:val="800000"/>
+          <w:sz w:val="26"/>
+          <w:szCs w:val="26"/>
+          <w:lang w:val="am-ET"/>
+        </w:rPr>
+        <w:t>ⲩ̈</w:t>
+      </w:r>
+      <w:r>
+        <w:rPr>
+          <w:rFonts w:ascii="Antinoou" w:eastAsia="Antinoou" w:hAnsi="Antinoou"/>
+          <w:bCs/>
+          <w:noProof/>
+          <w:color w:val="800000"/>
+          <w:sz w:val="26"/>
+          <w:szCs w:val="26"/>
+        </w:rPr>
+        <w:t xml:space="preserve"> ⲥⲏⲥ ⲡ</w:t>
+      </w:r>
+      <w:r>
+        <w:rPr>
+          <w:rFonts w:ascii="Antinoou" w:eastAsia="Antinoou" w:hAnsi="Antinoou"/>
+          <w:color w:val="800000"/>
+          <w:sz w:val="26"/>
+          <w:szCs w:val="26"/>
+        </w:rPr>
+        <w:t>ⳉ</w:t>
+      </w:r>
+      <w:r>
+        <w:rPr>
+          <w:rFonts w:ascii="Antinoou" w:eastAsia="Antinoou" w:hAnsi="Antinoou"/>
+          <w:bCs/>
+          <w:noProof/>
+          <w:color w:val="800000"/>
+          <w:sz w:val="26"/>
+          <w:szCs w:val="26"/>
+        </w:rPr>
+        <w:t>ⲙ̅</w:t>
+      </w:r>
+      <w:r>
+        <w:rPr>
+          <w:rFonts w:ascii="Antinoou" w:eastAsia="Antinoou" w:hAnsi="Antinoou"/>
+          <w:color w:val="800000"/>
+          <w:sz w:val="26"/>
+          <w:szCs w:val="26"/>
+        </w:rPr>
+        <w:t>ⳉ</w:t>
+      </w:r>
+      <w:r>
+        <w:rPr>
+          <w:rFonts w:ascii="Antinoou" w:eastAsia="Antinoou" w:hAnsi="Antinoou"/>
+          <w:bCs/>
+          <w:noProof/>
+          <w:color w:val="800000"/>
+          <w:sz w:val="26"/>
+          <w:szCs w:val="26"/>
+        </w:rPr>
+        <w:t>ⲉⲗ ⲙ̅ⲡ</w:t>
+      </w:r>
+      <w:r>
+        <w:rPr>
+          <w:rFonts w:ascii="Antinoou" w:eastAsia="Antinoou" w:hAnsi="Antinoou"/>
+          <w:bCs/>
+          <w:noProof/>
+          <w:color w:val="800000"/>
+          <w:sz w:val="26"/>
+          <w:szCs w:val="26"/>
+        </w:rPr>
+        <w:t>ⲛ</w:t>
+      </w:r>
+      <w:r>
+        <w:rPr>
+          <w:rFonts w:ascii="Antinoou" w:eastAsia="Antinoou" w:hAnsi="Antinoou"/>
+          <w:bCs/>
+          <w:noProof/>
+          <w:color w:val="800000"/>
+          <w:sz w:val="26"/>
+          <w:szCs w:val="26"/>
+        </w:rPr>
+        <w:t>ⲟⲩⲛⲧⲉ …</w:t>
       </w:r>
     </w:p>
     <w:p>
@@ -11184,7 +14352,6 @@
           <w:sz w:val="32"/>
           <w:szCs w:val="32"/>
           <w:u w:val="single" w:color="00B050"/>
-          <w:lang w:val="el-GR"/>
         </w:rPr>
         <w:sectPr>
           <w:type w:val="continuous"/>
@@ -11205,8 +14372,6 @@
           <w:rFonts w:ascii="Antinoou" w:eastAsia="Antinoou" w:hAnsi="Antinoou" w:cs="Gentium"/>
           <w:b/>
           <w:bCs/>
-          <w:i/>
-          <w:iCs/>
           <w:noProof/>
           <w:sz w:val="32"/>
           <w:szCs w:val="32"/>
@@ -11218,8 +14383,6 @@
           <w:rFonts w:ascii="Antinoou" w:eastAsia="Antinoou" w:hAnsi="Antinoou" w:cs="Gentium"/>
           <w:b/>
           <w:bCs/>
-          <w:i/>
-          <w:iCs/>
           <w:noProof/>
           <w:sz w:val="32"/>
           <w:szCs w:val="32"/>
@@ -11232,8 +14395,6 @@
           <w:rFonts w:ascii="Antinoou" w:eastAsia="Antinoou" w:hAnsi="Antinoou" w:cs="Gentium"/>
           <w:b/>
           <w:bCs/>
-          <w:i/>
-          <w:iCs/>
           <w:noProof/>
           <w:sz w:val="32"/>
           <w:szCs w:val="32"/>
@@ -11247,257 +14408,1223 @@
         <w:spacing w:before="120"/>
         <w:jc w:val="both"/>
         <w:rPr>
-          <w:rFonts w:ascii="Antinoou" w:eastAsia="Antinoou" w:hAnsi="Antinoou" w:cs="Gentium"/>
-          <w:i/>
-          <w:iCs/>
-          <w:noProof/>
-          <w:color w:val="7030A0"/>
-          <w:sz w:val="28"/>
-          <w:szCs w:val="28"/>
+          <w:rFonts w:ascii="Antinoou" w:eastAsia="Antinoou" w:hAnsi="Antinoou"/>
+          <w:bCs/>
+          <w:noProof/>
+          <w:color w:val="800000"/>
+          <w:sz w:val="26"/>
+          <w:szCs w:val="26"/>
         </w:rPr>
       </w:pPr>
       <w:r>
         <w:rPr>
-          <w:rFonts w:ascii="Antinoou" w:hAnsi="Antinoou"/>
-          <w:bCs/>
-          <w:i/>
-          <w:iCs/>
-          <w:noProof/>
-          <w:color w:val="800000"/>
-          <w:sz w:val="26"/>
-          <w:szCs w:val="26"/>
-          <w:lang w:val="el-GR"/>
+          <w:rFonts w:ascii="Antinoou" w:eastAsia="Antinoou" w:hAnsi="Antinoou"/>
+          <w:bCs/>
+          <w:noProof/>
+          <w:color w:val="800000"/>
+          <w:sz w:val="26"/>
+          <w:szCs w:val="26"/>
         </w:rPr>
         <w:t xml:space="preserve">… </w:t>
       </w:r>
       <w:r>
         <w:rPr>
-          <w:rFonts w:ascii="Antinoou" w:hAnsi="Antinoou"/>
+          <w:rFonts w:ascii="Antinoou" w:eastAsia="Antinoou" w:hAnsi="Antinoou"/>
           <w:b/>
-          <w:i/>
-          <w:iCs/>
           <w:noProof/>
           <w:color w:val="0070C0"/>
           <w:sz w:val="26"/>
           <w:szCs w:val="26"/>
           <w:vertAlign w:val="superscript"/>
-          <w:lang w:val="el-GR"/>
         </w:rPr>
         <w:t>3</w:t>
       </w:r>
       <w:r>
         <w:rPr>
-          <w:rFonts w:ascii="Antinoou" w:hAnsi="Antinoou"/>
-          <w:bCs/>
-          <w:i/>
-          <w:iCs/>
+          <w:rFonts w:ascii="Antinoou" w:eastAsia="Antinoou" w:hAnsi="Antinoou"/>
+          <w:bCs/>
           <w:noProof/>
           <w:color w:val="0070C0"/>
           <w:sz w:val="26"/>
           <w:szCs w:val="26"/>
-          <w:lang w:val="el-GR"/>
         </w:rPr>
         <w:t> </w:t>
       </w:r>
       <w:r>
         <w:rPr>
-          <w:rFonts w:ascii="Antinoou" w:hAnsi="Antinoou"/>
-          <w:bCs/>
-          <w:i/>
-          <w:iCs/>
-          <w:noProof/>
-          <w:color w:val="800000"/>
-          <w:sz w:val="26"/>
-          <w:szCs w:val="26"/>
-          <w:lang w:val="el-GR"/>
-        </w:rPr>
-        <w:t xml:space="preserve">ⲁⲁⲁⲣⲛ̅ϫⲓ ⲙ̅ⲡⲛ̅ⲙⲓⲧⲟ ⲁⲃⲁⲗ ⲛ̅ ⲡ̅ⲁⲥⲁⲑⲟⲥ ⲛ̄ⲁⲡⲟⲥⲧⲟⲗⲟⲥ </w:t>
-      </w:r>
-      <w:r>
-        <w:rPr>
-          <w:rFonts w:ascii="Antinoou" w:hAnsi="Antinoou"/>
+          <w:rFonts w:ascii="Antinoou" w:eastAsia="Antinoou" w:hAnsi="Antinoou"/>
+          <w:bCs/>
+          <w:noProof/>
+          <w:color w:val="800000"/>
+          <w:sz w:val="26"/>
+          <w:szCs w:val="26"/>
+        </w:rPr>
+        <w:t>ⲙ</w:t>
+      </w:r>
+      <w:r>
+        <w:rPr>
+          <w:rFonts w:ascii="Antinoou" w:eastAsia="Antinoou" w:hAnsi="Antinoou"/>
+          <w:bCs/>
+          <w:noProof/>
+          <w:color w:val="800000"/>
+          <w:sz w:val="26"/>
+          <w:szCs w:val="26"/>
+        </w:rPr>
+        <w:t>ⲁⲁⲣⲛ̅ϫⲓ ⲙ̅ⲡⲛ̅</w:t>
+      </w:r>
+      <w:r>
+        <w:rPr>
+          <w:rFonts w:ascii="Antinoou" w:eastAsia="Antinoou" w:hAnsi="Antinoou"/>
+          <w:bCs/>
+          <w:noProof/>
+          <w:color w:val="800000"/>
+          <w:sz w:val="26"/>
+          <w:szCs w:val="26"/>
+        </w:rPr>
+        <w:t>ⲙ̅</w:t>
+      </w:r>
+      <w:r>
+        <w:rPr>
+          <w:rFonts w:ascii="Antinoou" w:eastAsia="Antinoou" w:hAnsi="Antinoou"/>
+          <w:bCs/>
+          <w:noProof/>
+          <w:color w:val="800000"/>
+          <w:sz w:val="26"/>
+          <w:szCs w:val="26"/>
+        </w:rPr>
+        <w:t>ⲧⲟ ⲁⲃⲁⲗ ⲛ̅</w:t>
+      </w:r>
+      <w:r>
+        <w:rPr>
+          <w:rFonts w:ascii="Antinoou" w:eastAsia="Antinoou" w:hAnsi="Antinoou"/>
+          <w:bCs/>
+          <w:noProof/>
+          <w:color w:val="800000"/>
+          <w:sz w:val="26"/>
+          <w:szCs w:val="26"/>
+        </w:rPr>
+        <w:t>ⲛ̅</w:t>
+      </w:r>
+      <w:r>
+        <w:rPr>
+          <w:rFonts w:ascii="Antinoou" w:eastAsia="Antinoou" w:hAnsi="Antinoou"/>
+          <w:bCs/>
+          <w:noProof/>
+          <w:color w:val="800000"/>
+          <w:sz w:val="26"/>
+          <w:szCs w:val="26"/>
+        </w:rPr>
+        <w:t>ⲁ</w:t>
+      </w:r>
+      <w:r>
+        <w:rPr>
+          <w:rFonts w:ascii="Antinoou" w:hAnsi="Antinoou" w:cs="Segoe UI Historic"/>
+          <w:bCs/>
+          <w:color w:val="800000"/>
+          <w:sz w:val="26"/>
+          <w:szCs w:val="26"/>
+        </w:rPr>
+        <w:t>ⲅ</w:t>
+      </w:r>
+      <w:r>
+        <w:rPr>
+          <w:rFonts w:ascii="Antinoou" w:eastAsia="Antinoou" w:hAnsi="Antinoou"/>
+          <w:bCs/>
+          <w:noProof/>
+          <w:color w:val="800000"/>
+          <w:sz w:val="26"/>
+          <w:szCs w:val="26"/>
+        </w:rPr>
+        <w:t xml:space="preserve">ⲁⲑⲟⲥ </w:t>
+      </w:r>
+      <w:r>
+        <w:rPr>
+          <w:rFonts w:ascii="Antinoou" w:eastAsia="Antinoou" w:hAnsi="Antinoou"/>
+          <w:bCs/>
+          <w:noProof/>
+          <w:color w:val="800000"/>
+          <w:sz w:val="26"/>
+          <w:szCs w:val="26"/>
+        </w:rPr>
+        <w:t>ⲛ̅</w:t>
+      </w:r>
+      <w:r>
+        <w:rPr>
+          <w:rFonts w:ascii="Antinoou" w:eastAsia="Antinoou" w:hAnsi="Antinoou"/>
+          <w:bCs/>
+          <w:noProof/>
+          <w:color w:val="800000"/>
+          <w:sz w:val="26"/>
+          <w:szCs w:val="26"/>
+        </w:rPr>
+        <w:t xml:space="preserve">ⲁⲡⲟⲥⲧⲟⲗⲟⲥ </w:t>
+      </w:r>
+      <w:r>
+        <w:rPr>
+          <w:rFonts w:ascii="Antinoou" w:eastAsia="Antinoou" w:hAnsi="Antinoou"/>
           <w:b/>
-          <w:i/>
-          <w:iCs/>
           <w:noProof/>
           <w:color w:val="0070C0"/>
           <w:sz w:val="26"/>
           <w:szCs w:val="26"/>
           <w:vertAlign w:val="superscript"/>
-          <w:lang w:val="el-GR"/>
         </w:rPr>
         <w:t>4</w:t>
       </w:r>
       <w:r>
         <w:rPr>
-          <w:rFonts w:ascii="Antinoou" w:hAnsi="Antinoou"/>
-          <w:bCs/>
-          <w:i/>
-          <w:iCs/>
+          <w:rFonts w:ascii="Antinoou" w:eastAsia="Antinoou" w:hAnsi="Antinoou"/>
+          <w:bCs/>
           <w:noProof/>
           <w:color w:val="0070C0"/>
           <w:sz w:val="26"/>
           <w:szCs w:val="26"/>
-          <w:lang w:val="el-GR"/>
         </w:rPr>
         <w:t> </w:t>
       </w:r>
       <w:r>
         <w:rPr>
-          <w:rFonts w:ascii="Antinoou" w:hAnsi="Antinoou"/>
-          <w:bCs/>
-          <w:i/>
-          <w:iCs/>
-          <w:noProof/>
-          <w:color w:val="800000"/>
-          <w:sz w:val="26"/>
-          <w:szCs w:val="26"/>
-          <w:lang w:val="el-GR"/>
-        </w:rPr>
-        <w:t>ⲡⲉⲧⲣⲟⲥ ⲡⲉⲓ̈ ⲉⲧⲃⲉ ⲟⲩⲕⲱϩ ⲡ̅ϫⲓⲛϭⲁⲓⲓⲥ ⲟⲩⲉ [ⲉ]ⲛ ⲏ̅ ⲥⲛⲁⲩ ⲁⲗⲗⲁ ⲟⲩⲙⲓⲉⲓϣⲉ [ⲛ̅]ⲋⲓⲥⲉ</w:t>
-      </w:r>
-      <w:r>
-        <w:rPr>
-          <w:rFonts w:ascii="Antinoou" w:hAnsi="Antinoou"/>
-          <w:bCs/>
-          <w:i/>
-          <w:iCs/>
-          <w:noProof/>
-          <w:color w:val="800000"/>
-          <w:sz w:val="26"/>
-          <w:szCs w:val="26"/>
-          <w:lang w:val="el-GR"/>
-        </w:rPr>
-        <w:t xml:space="preserve"> ⲁϥϥⲓ ϩⲁⲣⲁⲩ ⲁⲟⲩ ϯ[ϩⲉ ⲉ]ⲁϥⲣ̅ⲙⲓⲛ̅ ⲧⲣⲉ ⲁϥⲃⲱⲏ ⲁϩⲣⲏ[ⲓ̈ ⲁⲡ]ⲙⲁ [ⲙ̅] ⲡⲉⲁⲩ ⲉⲧϥⲉ̅ⲉ̅ⲡⲓϣⲁ: </w:t>
-      </w:r>
-      <w:r>
-        <w:rPr>
-          <w:rFonts w:ascii="Antinoou" w:hAnsi="Antinoou"/>
+          <w:rFonts w:ascii="Antinoou" w:eastAsia="Antinoou" w:hAnsi="Antinoou"/>
+          <w:bCs/>
+          <w:noProof/>
+          <w:color w:val="800000"/>
+          <w:sz w:val="26"/>
+          <w:szCs w:val="26"/>
+        </w:rPr>
+        <w:t>ⲡⲉⲧⲣⲟⲥ ⲡⲉⲓ̈ ⲉⲧⲃⲉ ⲟⲩⲕⲱϩ ⲡ̅ϫⲓⲛϭⲁ</w:t>
+      </w:r>
+      <w:r>
+        <w:rPr>
+          <w:rFonts w:ascii="Antinoou" w:eastAsia="Antinoou" w:hAnsi="Antinoou"/>
+          <w:bCs/>
+          <w:noProof/>
+          <w:color w:val="800000"/>
+          <w:sz w:val="26"/>
+          <w:szCs w:val="26"/>
+        </w:rPr>
+        <w:t>ⲛ</w:t>
+      </w:r>
+      <w:r>
+        <w:rPr>
+          <w:rFonts w:ascii="Antinoou" w:eastAsia="Antinoou" w:hAnsi="Antinoou"/>
+          <w:bCs/>
+          <w:noProof/>
+          <w:color w:val="800000"/>
+          <w:sz w:val="26"/>
+          <w:szCs w:val="26"/>
+        </w:rPr>
+        <w:t>ⲥ ⲟⲩⲉ [ⲉ]ⲛ ⲏ̅ ⲥⲛ</w:t>
+      </w:r>
+      <w:r>
+        <w:rPr>
+          <w:rFonts w:ascii="Antinoou" w:eastAsia="Antinoou" w:hAnsi="Antinoou"/>
+          <w:bCs/>
+          <w:noProof/>
+          <w:color w:val="800000"/>
+          <w:sz w:val="26"/>
+          <w:szCs w:val="26"/>
+        </w:rPr>
+        <w:t>[</w:t>
+      </w:r>
+      <w:r>
+        <w:rPr>
+          <w:rFonts w:ascii="Antinoou" w:eastAsia="Antinoou" w:hAnsi="Antinoou"/>
+          <w:bCs/>
+          <w:noProof/>
+          <w:color w:val="800000"/>
+          <w:sz w:val="26"/>
+          <w:szCs w:val="26"/>
+        </w:rPr>
+        <w:t>ⲁⲩ</w:t>
+      </w:r>
+      <w:r>
+        <w:rPr>
+          <w:rFonts w:ascii="Antinoou" w:eastAsia="Antinoou" w:hAnsi="Antinoou"/>
+          <w:bCs/>
+          <w:noProof/>
+          <w:color w:val="800000"/>
+          <w:sz w:val="26"/>
+          <w:szCs w:val="26"/>
+        </w:rPr>
+        <w:t>]</w:t>
+      </w:r>
+      <w:r>
+        <w:rPr>
+          <w:rFonts w:ascii="Antinoou" w:eastAsia="Antinoou" w:hAnsi="Antinoou"/>
+          <w:bCs/>
+          <w:noProof/>
+          <w:color w:val="800000"/>
+          <w:sz w:val="26"/>
+          <w:szCs w:val="26"/>
+        </w:rPr>
+        <w:t xml:space="preserve"> ⲁⲗⲗⲁ ⲟⲩⲙⲓⲉⲓϣⲉ [ⲛ̅]</w:t>
+      </w:r>
+      <w:r>
+        <w:rPr>
+          <w:rFonts w:ascii="Antinoou" w:eastAsia="Antinoou" w:hAnsi="Antinoou"/>
+          <w:color w:val="800000"/>
+          <w:sz w:val="26"/>
+          <w:szCs w:val="26"/>
+        </w:rPr>
+        <w:t>ⳉ</w:t>
+      </w:r>
+      <w:r>
+        <w:rPr>
+          <w:rFonts w:ascii="Antinoou" w:eastAsia="Antinoou" w:hAnsi="Antinoou"/>
+          <w:bCs/>
+          <w:noProof/>
+          <w:color w:val="800000"/>
+          <w:sz w:val="26"/>
+          <w:szCs w:val="26"/>
+        </w:rPr>
+        <w:t xml:space="preserve">ⲓⲥⲉ ⲁϥϥⲓ </w:t>
+      </w:r>
+      <w:r>
+        <w:rPr>
+          <w:rFonts w:ascii="Antinoou" w:eastAsia="Antinoou" w:hAnsi="Antinoou"/>
+          <w:color w:val="800000"/>
+          <w:sz w:val="26"/>
+          <w:szCs w:val="26"/>
+        </w:rPr>
+        <w:t>ⳉ</w:t>
+      </w:r>
+      <w:r>
+        <w:rPr>
+          <w:rFonts w:ascii="Antinoou" w:eastAsia="Antinoou" w:hAnsi="Antinoou"/>
+          <w:bCs/>
+          <w:noProof/>
+          <w:color w:val="800000"/>
+          <w:sz w:val="26"/>
+          <w:szCs w:val="26"/>
+        </w:rPr>
+        <w:t>ⲁⲣⲁⲩ ⲁⲟⲩ ϯ[</w:t>
+      </w:r>
+      <w:r>
+        <w:rPr>
+          <w:rFonts w:ascii="Antinoou" w:eastAsia="Antinoou" w:hAnsi="Antinoou"/>
+          <w:color w:val="800000"/>
+          <w:sz w:val="26"/>
+          <w:szCs w:val="26"/>
+        </w:rPr>
+        <w:t>ⳉ</w:t>
+      </w:r>
+      <w:r>
+        <w:rPr>
+          <w:rFonts w:ascii="Antinoou" w:eastAsia="Antinoou" w:hAnsi="Antinoou"/>
+          <w:bCs/>
+          <w:noProof/>
+          <w:color w:val="800000"/>
+          <w:sz w:val="26"/>
+          <w:szCs w:val="26"/>
+        </w:rPr>
+        <w:t>ⲉ ⲉ]ⲁϥⲣ̅ⲙ</w:t>
+      </w:r>
+      <w:r>
+        <w:rPr>
+          <w:rFonts w:ascii="Antinoou" w:eastAsia="Antinoou" w:hAnsi="Antinoou"/>
+          <w:bCs/>
+          <w:noProof/>
+          <w:color w:val="800000"/>
+          <w:sz w:val="26"/>
+          <w:szCs w:val="26"/>
+        </w:rPr>
+        <w:t>[</w:t>
+      </w:r>
+      <w:r>
+        <w:rPr>
+          <w:rFonts w:ascii="Antinoou" w:eastAsia="Antinoou" w:hAnsi="Antinoou"/>
+          <w:bCs/>
+          <w:noProof/>
+          <w:color w:val="800000"/>
+          <w:sz w:val="26"/>
+          <w:szCs w:val="26"/>
+        </w:rPr>
+        <w:t>ⲛ̅</w:t>
+      </w:r>
+      <w:r>
+        <w:rPr>
+          <w:rFonts w:ascii="Antinoou" w:eastAsia="Antinoou" w:hAnsi="Antinoou"/>
+          <w:bCs/>
+          <w:noProof/>
+          <w:color w:val="800000"/>
+          <w:sz w:val="26"/>
+          <w:szCs w:val="26"/>
+        </w:rPr>
+        <w:t>]</w:t>
+      </w:r>
+      <w:r>
+        <w:rPr>
+          <w:rFonts w:ascii="Antinoou" w:eastAsia="Antinoou" w:hAnsi="Antinoou"/>
+          <w:bCs/>
+          <w:noProof/>
+          <w:color w:val="800000"/>
+          <w:sz w:val="26"/>
+          <w:szCs w:val="26"/>
+        </w:rPr>
+        <w:t xml:space="preserve"> ⲧⲣⲉ ⲁϥⲃⲱ</w:t>
+      </w:r>
+      <w:r>
+        <w:rPr>
+          <w:rFonts w:ascii="Antinoou" w:eastAsia="Antinoou" w:hAnsi="Antinoou"/>
+          <w:bCs/>
+          <w:noProof/>
+          <w:color w:val="800000"/>
+          <w:sz w:val="26"/>
+          <w:szCs w:val="26"/>
+        </w:rPr>
+        <w:t>ⲕ</w:t>
+      </w:r>
+      <w:r>
+        <w:rPr>
+          <w:rFonts w:ascii="Antinoou" w:eastAsia="Antinoou" w:hAnsi="Antinoou"/>
+          <w:bCs/>
+          <w:noProof/>
+          <w:color w:val="800000"/>
+          <w:sz w:val="26"/>
+          <w:szCs w:val="26"/>
+        </w:rPr>
+        <w:t xml:space="preserve"> ⲁϩⲣⲏ[ⲓ̈</w:t>
+      </w:r>
+      <w:r>
+        <w:rPr>
+          <w:rFonts w:ascii="Antinoou" w:eastAsia="Antinoou" w:hAnsi="Antinoou"/>
+          <w:bCs/>
+          <w:noProof/>
+          <w:color w:val="800000"/>
+          <w:sz w:val="26"/>
+          <w:szCs w:val="26"/>
+        </w:rPr>
+        <w:t xml:space="preserve"> </w:t>
+      </w:r>
+      <w:r>
+        <w:rPr>
+          <w:rFonts w:ascii="Antinoou" w:eastAsia="Antinoou" w:hAnsi="Antinoou"/>
+          <w:bCs/>
+          <w:noProof/>
+          <w:color w:val="800000"/>
+          <w:sz w:val="26"/>
+          <w:szCs w:val="26"/>
+        </w:rPr>
+        <w:t>ⲁⲡ]ⲙⲁ [ⲙ̅]ⲡⲉⲁⲩ ⲉⲧϥ</w:t>
+      </w:r>
+      <w:r>
+        <w:rPr>
+          <w:rFonts w:ascii="Antinoou" w:eastAsia="Antinoou" w:hAnsi="Antinoou"/>
+          <w:bCs/>
+          <w:noProof/>
+          <w:color w:val="800000"/>
+          <w:sz w:val="26"/>
+          <w:szCs w:val="26"/>
+        </w:rPr>
+        <w:t>ⲙ̅</w:t>
+      </w:r>
+      <w:r>
+        <w:rPr>
+          <w:rFonts w:ascii="Antinoou" w:eastAsia="Antinoou" w:hAnsi="Antinoou"/>
+          <w:bCs/>
+          <w:noProof/>
+          <w:color w:val="800000"/>
+          <w:sz w:val="26"/>
+          <w:szCs w:val="26"/>
+        </w:rPr>
+        <w:t xml:space="preserve">ⲡϣⲁ: </w:t>
+      </w:r>
+      <w:r>
+        <w:rPr>
+          <w:rFonts w:ascii="Antinoou" w:eastAsia="Antinoou" w:hAnsi="Antinoou"/>
           <w:b/>
-          <w:i/>
-          <w:iCs/>
           <w:noProof/>
           <w:color w:val="0070C0"/>
           <w:sz w:val="26"/>
           <w:szCs w:val="26"/>
           <w:vertAlign w:val="superscript"/>
-          <w:lang w:val="el-GR"/>
         </w:rPr>
         <w:t>5</w:t>
       </w:r>
       <w:r>
         <w:rPr>
-          <w:rFonts w:ascii="Antinoou" w:hAnsi="Antinoou"/>
-          <w:bCs/>
-          <w:i/>
-          <w:iCs/>
+          <w:rFonts w:ascii="Antinoou" w:eastAsia="Antinoou" w:hAnsi="Antinoou"/>
+          <w:bCs/>
           <w:noProof/>
           <w:color w:val="0070C0"/>
           <w:sz w:val="26"/>
           <w:szCs w:val="26"/>
-          <w:lang w:val="el-GR"/>
         </w:rPr>
         <w:t> </w:t>
       </w:r>
       <w:r>
         <w:rPr>
-          <w:rFonts w:ascii="Antinoou" w:hAnsi="Antinoou"/>
-          <w:bCs/>
-          <w:i/>
-          <w:iCs/>
-          <w:noProof/>
-          <w:color w:val="800000"/>
-          <w:sz w:val="26"/>
-          <w:szCs w:val="26"/>
-          <w:lang w:val="el-GR"/>
-        </w:rPr>
-        <w:t xml:space="preserve">ⲉⲧⲃⲉ ⲡⲕⲱⲫ ⲙⲛ̄ [ⲡϯⲧⲱⲛ] ⲁ ⲡⲁⲩⲗⲟⲥ ⲟⲩⲱⲛϩ [ⲁⲃⲁⲗ ⲙⲙ̅ⲡ] ⲕ ⲗⲁⲙⲉ ⲛ̅ ⲑⲩⲡⲟⲙ[ⲟ]ⲙ[ⲏ] </w:t>
-      </w:r>
-      <w:r>
-        <w:rPr>
-          <w:rFonts w:ascii="Antinoou" w:hAnsi="Antinoou"/>
+          <w:rFonts w:ascii="Antinoou" w:eastAsia="Antinoou" w:hAnsi="Antinoou"/>
+          <w:bCs/>
+          <w:noProof/>
+          <w:color w:val="800000"/>
+          <w:sz w:val="26"/>
+          <w:szCs w:val="26"/>
+        </w:rPr>
+        <w:t>ⲉⲧⲃⲉ ⲡⲕⲱ</w:t>
+      </w:r>
+      <w:r>
+        <w:rPr>
+          <w:rFonts w:ascii="Antinoou" w:eastAsia="Antinoou" w:hAnsi="Antinoou"/>
+          <w:bCs/>
+          <w:noProof/>
+          <w:color w:val="800000"/>
+          <w:sz w:val="26"/>
+          <w:szCs w:val="26"/>
+        </w:rPr>
+        <w:t>ϩ</w:t>
+      </w:r>
+      <w:r>
+        <w:rPr>
+          <w:rFonts w:ascii="Antinoou" w:eastAsia="Antinoou" w:hAnsi="Antinoou"/>
+          <w:bCs/>
+          <w:noProof/>
+          <w:color w:val="800000"/>
+          <w:sz w:val="26"/>
+          <w:szCs w:val="26"/>
+        </w:rPr>
+        <w:t xml:space="preserve"> ⲙ</w:t>
+      </w:r>
+      <w:r>
+        <w:rPr>
+          <w:rFonts w:ascii="Antinoou" w:eastAsia="Antinoou" w:hAnsi="Antinoou"/>
+          <w:bCs/>
+          <w:noProof/>
+          <w:color w:val="800000"/>
+          <w:sz w:val="26"/>
+          <w:szCs w:val="26"/>
+        </w:rPr>
+        <w:t>ⲛ̅</w:t>
+      </w:r>
+      <w:r>
+        <w:rPr>
+          <w:rFonts w:ascii="Antinoou" w:eastAsia="Antinoou" w:hAnsi="Antinoou"/>
+          <w:bCs/>
+          <w:noProof/>
+          <w:color w:val="800000"/>
+          <w:sz w:val="26"/>
+          <w:szCs w:val="26"/>
+        </w:rPr>
+        <w:t xml:space="preserve"> [ⲡϯⲧⲱⲛ] ⲁ ⲡⲁⲩⲗⲟⲥ ⲟⲩⲱⲛϩ [ⲁⲃⲁⲗ ⲙ̅ⲡ] ⲕⲗⲁⲙ ⲛ̅ⲑⲩⲡⲟⲙ[ⲟ]</w:t>
+      </w:r>
+      <w:r>
+        <w:rPr>
+          <w:rFonts w:ascii="Antinoou" w:eastAsia="Antinoou" w:hAnsi="Antinoou"/>
+          <w:bCs/>
+          <w:noProof/>
+          <w:color w:val="800000"/>
+          <w:sz w:val="26"/>
+          <w:szCs w:val="26"/>
+        </w:rPr>
+        <w:t>ⲛ</w:t>
+      </w:r>
+      <w:r>
+        <w:rPr>
+          <w:rFonts w:ascii="Antinoou" w:eastAsia="Antinoou" w:hAnsi="Antinoou"/>
+          <w:bCs/>
+          <w:noProof/>
+          <w:color w:val="800000"/>
+          <w:sz w:val="26"/>
+          <w:szCs w:val="26"/>
+        </w:rPr>
+        <w:t xml:space="preserve">[ⲏ] </w:t>
+      </w:r>
+      <w:r>
+        <w:rPr>
+          <w:rFonts w:ascii="Antinoou" w:eastAsia="Antinoou" w:hAnsi="Antinoou"/>
           <w:b/>
-          <w:i/>
-          <w:iCs/>
           <w:noProof/>
           <w:color w:val="0070C0"/>
           <w:sz w:val="26"/>
           <w:szCs w:val="26"/>
           <w:vertAlign w:val="superscript"/>
-          <w:lang w:val="el-GR"/>
         </w:rPr>
         <w:t>6</w:t>
       </w:r>
       <w:r>
         <w:rPr>
-          <w:rFonts w:ascii="Antinoou" w:hAnsi="Antinoou"/>
-          <w:bCs/>
-          <w:i/>
-          <w:iCs/>
+          <w:rFonts w:ascii="Antinoou" w:eastAsia="Antinoou" w:hAnsi="Antinoou"/>
+          <w:bCs/>
           <w:noProof/>
           <w:color w:val="0070C0"/>
           <w:sz w:val="26"/>
           <w:szCs w:val="26"/>
-          <w:lang w:val="el-GR"/>
         </w:rPr>
         <w:t> </w:t>
       </w:r>
       <w:r>
         <w:rPr>
-          <w:rFonts w:ascii="Antinoou" w:hAnsi="Antinoou"/>
-          <w:bCs/>
-          <w:i/>
-          <w:iCs/>
-          <w:noProof/>
-          <w:color w:val="800000"/>
-          <w:sz w:val="26"/>
-          <w:szCs w:val="26"/>
-          <w:lang w:val="el-GR"/>
-        </w:rPr>
-        <w:t xml:space="preserve">ⲉⲁ[ⲩ ⲙⲙⲁⲣϥ ⲛ̄ⲥⲁⲝϥ ⲛ̄ⲥⲁⲓⲓ ⲉⲁⲩⲡϣ[ⲧ] ⲡ̅ⲥⲱϥ ⲁⲩⲏⲁⲗϩⲥⲓ ⲙ̅ⲉ̅ⲡ[ⲱ]ⲛⲉ ⲁϥϣⲱⲡⲉ ⲛ̅ⲙⲡⲣⲩϫ [ϩⲛ̅] ⲙ̅ⲙⲉⲁ Ϥ̅ⲉ̅ⲡⲣ̅ⲣⲓⲉ ϫⲙ̄ ⲙⲓⲉⲙⲁ [ⲛ̅ϩ ]ⲱⲧⲡ ⲁϥϫⲓ ⲙ̄ⲡⲉⲁⲩ ⲛ̅ⲧⲙ̅ⲉ̅ⲡ̅[ⲧ]ϫⲱⲣⲉ ⲛ̅ⲧϥⲡⲓⲥⲧⲓⲥ </w:t>
-      </w:r>
-      <w:r>
-        <w:rPr>
-          <w:rFonts w:ascii="Antinoou" w:hAnsi="Antinoou"/>
+          <w:rFonts w:ascii="Antinoou" w:eastAsia="Antinoou" w:hAnsi="Antinoou"/>
+          <w:bCs/>
+          <w:noProof/>
+          <w:color w:val="800000"/>
+          <w:sz w:val="26"/>
+          <w:szCs w:val="26"/>
+        </w:rPr>
+        <w:t>ⲉⲁ[ⲩ</w:t>
+      </w:r>
+      <w:r>
+        <w:rPr>
+          <w:rFonts w:ascii="Antinoou" w:eastAsia="Antinoou" w:hAnsi="Antinoou"/>
+          <w:bCs/>
+          <w:noProof/>
+          <w:color w:val="800000"/>
+          <w:sz w:val="26"/>
+          <w:szCs w:val="26"/>
+        </w:rPr>
+        <w:t>]</w:t>
+      </w:r>
+      <w:r>
+        <w:rPr>
+          <w:rFonts w:ascii="Antinoou" w:eastAsia="Antinoou" w:hAnsi="Antinoou"/>
+          <w:bCs/>
+          <w:noProof/>
+          <w:color w:val="800000"/>
+          <w:sz w:val="26"/>
+          <w:szCs w:val="26"/>
+        </w:rPr>
+        <w:t xml:space="preserve"> ⲙⲁⲣϥ </w:t>
+      </w:r>
+      <w:r>
+        <w:rPr>
+          <w:rFonts w:ascii="Antinoou" w:eastAsia="Antinoou" w:hAnsi="Antinoou"/>
+          <w:bCs/>
+          <w:noProof/>
+          <w:color w:val="800000"/>
+          <w:sz w:val="26"/>
+          <w:szCs w:val="26"/>
+        </w:rPr>
+        <w:t>ⲛ̅</w:t>
+      </w:r>
+      <w:r>
+        <w:rPr>
+          <w:rFonts w:ascii="Antinoou" w:eastAsia="Antinoou" w:hAnsi="Antinoou"/>
+          <w:bCs/>
+          <w:noProof/>
+          <w:color w:val="800000"/>
+          <w:sz w:val="26"/>
+          <w:szCs w:val="26"/>
+        </w:rPr>
+        <w:t>ⲥⲁ</w:t>
+      </w:r>
+      <w:r>
+        <w:rPr>
+          <w:rFonts w:ascii="Antinoou" w:eastAsia="Antinoou" w:hAnsi="Antinoou"/>
+          <w:color w:val="800000"/>
+          <w:sz w:val="26"/>
+          <w:szCs w:val="26"/>
+        </w:rPr>
+        <w:t>ⳉ</w:t>
+      </w:r>
+      <w:r>
+        <w:rPr>
+          <w:rFonts w:ascii="Antinoou" w:eastAsia="Antinoou" w:hAnsi="Antinoou"/>
+          <w:bCs/>
+          <w:noProof/>
+          <w:color w:val="800000"/>
+          <w:sz w:val="26"/>
+          <w:szCs w:val="26"/>
+        </w:rPr>
+        <w:t xml:space="preserve">ϥ </w:t>
+      </w:r>
+      <w:r>
+        <w:rPr>
+          <w:rFonts w:ascii="Antinoou" w:eastAsia="Antinoou" w:hAnsi="Antinoou"/>
+          <w:bCs/>
+          <w:noProof/>
+          <w:color w:val="800000"/>
+          <w:sz w:val="26"/>
+          <w:szCs w:val="26"/>
+        </w:rPr>
+        <w:t>ⲛ̅</w:t>
+      </w:r>
+      <w:r>
+        <w:rPr>
+          <w:rFonts w:ascii="Antinoou" w:eastAsia="Antinoou" w:hAnsi="Antinoou"/>
+          <w:bCs/>
+          <w:noProof/>
+          <w:color w:val="800000"/>
+          <w:sz w:val="26"/>
+          <w:szCs w:val="26"/>
+        </w:rPr>
+        <w:t>ⲥⲁ</w:t>
+      </w:r>
+      <w:r>
+        <w:rPr>
+          <w:rFonts w:ascii="Antinoou" w:eastAsia="Antinoou" w:hAnsi="Antinoou"/>
+          <w:bCs/>
+          <w:noProof/>
+          <w:color w:val="800000"/>
+          <w:sz w:val="26"/>
+          <w:szCs w:val="26"/>
+        </w:rPr>
+        <w:t>ⲡ</w:t>
+      </w:r>
+      <w:r>
+        <w:rPr>
+          <w:rFonts w:ascii="Antinoou" w:eastAsia="Antinoou" w:hAnsi="Antinoou"/>
+          <w:bCs/>
+          <w:noProof/>
+          <w:color w:val="800000"/>
+          <w:sz w:val="26"/>
+          <w:szCs w:val="26"/>
+        </w:rPr>
+        <w:t xml:space="preserve"> ⲉⲁⲩⲡ</w:t>
+      </w:r>
+      <w:r>
+        <w:rPr>
+          <w:rFonts w:ascii="Antinoou" w:eastAsia="Antinoou" w:hAnsi="Antinoou"/>
+          <w:bCs/>
+          <w:noProof/>
+          <w:color w:val="800000"/>
+          <w:sz w:val="26"/>
+          <w:szCs w:val="26"/>
+        </w:rPr>
+        <w:t>ⲱ</w:t>
+      </w:r>
+      <w:r>
+        <w:rPr>
+          <w:rFonts w:ascii="Antinoou" w:eastAsia="Antinoou" w:hAnsi="Antinoou"/>
+          <w:bCs/>
+          <w:noProof/>
+          <w:color w:val="800000"/>
+          <w:sz w:val="26"/>
+          <w:szCs w:val="26"/>
+        </w:rPr>
+        <w:t xml:space="preserve">[ⲧ] </w:t>
+      </w:r>
+      <w:r>
+        <w:rPr>
+          <w:rFonts w:ascii="Antinoou" w:eastAsia="Antinoou" w:hAnsi="Antinoou"/>
+          <w:bCs/>
+          <w:noProof/>
+          <w:color w:val="800000"/>
+          <w:sz w:val="26"/>
+          <w:szCs w:val="26"/>
+        </w:rPr>
+        <w:t>ⲛ̅</w:t>
+      </w:r>
+      <w:r>
+        <w:rPr>
+          <w:rFonts w:ascii="Antinoou" w:eastAsia="Antinoou" w:hAnsi="Antinoou"/>
+          <w:bCs/>
+          <w:noProof/>
+          <w:color w:val="800000"/>
+          <w:sz w:val="26"/>
+          <w:szCs w:val="26"/>
+        </w:rPr>
+        <w:t>ⲥⲱϥ ⲁⲩ</w:t>
+      </w:r>
+      <w:r>
+        <w:rPr>
+          <w:rFonts w:ascii="Antinoou" w:eastAsia="Antinoou" w:hAnsi="Antinoou"/>
+          <w:bCs/>
+          <w:noProof/>
+          <w:color w:val="800000"/>
+          <w:sz w:val="26"/>
+          <w:szCs w:val="26"/>
+        </w:rPr>
+        <w:t>ⲕ</w:t>
+      </w:r>
+      <w:r>
+        <w:rPr>
+          <w:rFonts w:ascii="Antinoou" w:eastAsia="Antinoou" w:hAnsi="Antinoou"/>
+          <w:bCs/>
+          <w:noProof/>
+          <w:color w:val="800000"/>
+          <w:sz w:val="26"/>
+          <w:szCs w:val="26"/>
+        </w:rPr>
+        <w:t>ⲁⲗϩ</w:t>
+      </w:r>
+      <w:r>
+        <w:rPr>
+          <w:rFonts w:ascii="Antinoou" w:eastAsia="Antinoou" w:hAnsi="Antinoou"/>
+          <w:bCs/>
+          <w:noProof/>
+          <w:color w:val="800000"/>
+          <w:sz w:val="26"/>
+          <w:szCs w:val="26"/>
+        </w:rPr>
+        <w:t>ϥ</w:t>
+      </w:r>
+      <w:r>
+        <w:rPr>
+          <w:rFonts w:ascii="Antinoou" w:eastAsia="Antinoou" w:hAnsi="Antinoou"/>
+          <w:bCs/>
+          <w:noProof/>
+          <w:color w:val="800000"/>
+          <w:sz w:val="26"/>
+          <w:szCs w:val="26"/>
+        </w:rPr>
+        <w:t xml:space="preserve"> ⲙ̅ⲡ[ⲱ]ⲛⲉ ⲁϥ</w:t>
+      </w:r>
+      <w:r>
+        <w:rPr>
+          <w:rFonts w:ascii="Antinoou" w:eastAsia="Antinoou" w:hAnsi="Antinoou"/>
+          <w:color w:val="800000"/>
+          <w:sz w:val="26"/>
+          <w:szCs w:val="26"/>
+        </w:rPr>
+        <w:t>ⳉ</w:t>
+      </w:r>
+      <w:r>
+        <w:rPr>
+          <w:rFonts w:ascii="Antinoou" w:eastAsia="Antinoou" w:hAnsi="Antinoou"/>
+          <w:bCs/>
+          <w:noProof/>
+          <w:color w:val="800000"/>
+          <w:sz w:val="26"/>
+          <w:szCs w:val="26"/>
+        </w:rPr>
+        <w:t>ⲱⲡⲉ ⲛ̅</w:t>
+      </w:r>
+      <w:r>
+        <w:rPr>
+          <w:rFonts w:ascii="Antinoou" w:eastAsia="Antinoou" w:hAnsi="Antinoou"/>
+          <w:bCs/>
+          <w:noProof/>
+          <w:color w:val="800000"/>
+          <w:sz w:val="26"/>
+          <w:szCs w:val="26"/>
+        </w:rPr>
+        <w:t>ⲕ</w:t>
+      </w:r>
+      <w:r>
+        <w:rPr>
+          <w:rFonts w:ascii="Antinoou" w:eastAsia="Antinoou" w:hAnsi="Antinoou"/>
+          <w:bCs/>
+          <w:noProof/>
+          <w:color w:val="800000"/>
+          <w:sz w:val="26"/>
+          <w:szCs w:val="26"/>
+        </w:rPr>
+        <w:t>ⲡⲣⲩϫ [</w:t>
+      </w:r>
+      <w:r>
+        <w:rPr>
+          <w:rFonts w:ascii="Antinoou" w:eastAsia="Antinoou" w:hAnsi="Antinoou"/>
+          <w:color w:val="800000"/>
+          <w:sz w:val="26"/>
+          <w:szCs w:val="26"/>
+        </w:rPr>
+        <w:t>ⳉ</w:t>
+      </w:r>
+      <w:r>
+        <w:rPr>
+          <w:rFonts w:ascii="Antinoou" w:eastAsia="Antinoou" w:hAnsi="Antinoou"/>
+          <w:bCs/>
+          <w:noProof/>
+          <w:color w:val="800000"/>
+          <w:sz w:val="26"/>
+          <w:szCs w:val="26"/>
+        </w:rPr>
+        <w:t xml:space="preserve">ⲛ̅] ⲙ̅ⲙⲁ </w:t>
+      </w:r>
+      <w:r>
+        <w:rPr>
+          <w:rFonts w:ascii="Antinoou" w:eastAsia="Antinoou" w:hAnsi="Antinoou"/>
+          <w:bCs/>
+          <w:noProof/>
+          <w:color w:val="800000"/>
+          <w:sz w:val="26"/>
+          <w:szCs w:val="26"/>
+        </w:rPr>
+        <w:t>ⲙ̅</w:t>
+      </w:r>
+      <w:r>
+        <w:rPr>
+          <w:rFonts w:ascii="Antinoou" w:eastAsia="Antinoou" w:hAnsi="Antinoou"/>
+          <w:bCs/>
+          <w:noProof/>
+          <w:color w:val="800000"/>
+          <w:sz w:val="26"/>
+          <w:szCs w:val="26"/>
+        </w:rPr>
+        <w:t xml:space="preserve">ⲡⲣ̅ⲣⲓⲉ </w:t>
+      </w:r>
+      <w:r>
+        <w:rPr>
+          <w:rFonts w:ascii="Antinoou" w:eastAsia="Antinoou" w:hAnsi="Antinoou"/>
+          <w:bCs/>
+          <w:noProof/>
+          <w:color w:val="800000"/>
+          <w:sz w:val="26"/>
+          <w:szCs w:val="26"/>
+        </w:rPr>
+        <w:t>ⲙⲛ̅</w:t>
+      </w:r>
+      <w:r>
+        <w:rPr>
+          <w:rFonts w:ascii="Antinoou" w:eastAsia="Antinoou" w:hAnsi="Antinoou"/>
+          <w:bCs/>
+          <w:noProof/>
+          <w:color w:val="800000"/>
+          <w:sz w:val="26"/>
+          <w:szCs w:val="26"/>
+        </w:rPr>
+        <w:t xml:space="preserve"> </w:t>
+      </w:r>
+      <w:r>
+        <w:rPr>
+          <w:rFonts w:ascii="Antinoou" w:eastAsia="Antinoou" w:hAnsi="Antinoou"/>
+          <w:bCs/>
+          <w:noProof/>
+          <w:color w:val="800000"/>
+          <w:sz w:val="26"/>
+          <w:szCs w:val="26"/>
+        </w:rPr>
+        <w:t>ⲙ̅</w:t>
+      </w:r>
+      <w:r>
+        <w:rPr>
+          <w:rFonts w:ascii="Antinoou" w:eastAsia="Antinoou" w:hAnsi="Antinoou"/>
+          <w:bCs/>
+          <w:noProof/>
+          <w:color w:val="800000"/>
+          <w:sz w:val="26"/>
+          <w:szCs w:val="26"/>
+        </w:rPr>
+        <w:t xml:space="preserve">ⲙⲁ [ⲛ̅ϩ]ⲱⲧⲡ ⲁϥϫⲓ </w:t>
+      </w:r>
+      <w:r>
+        <w:rPr>
+          <w:rFonts w:ascii="Antinoou" w:eastAsia="Antinoou" w:hAnsi="Antinoou"/>
+          <w:bCs/>
+          <w:noProof/>
+          <w:color w:val="800000"/>
+          <w:sz w:val="26"/>
+          <w:szCs w:val="26"/>
+        </w:rPr>
+        <w:t>ⲙ̅</w:t>
+      </w:r>
+      <w:r>
+        <w:rPr>
+          <w:rFonts w:ascii="Antinoou" w:eastAsia="Antinoou" w:hAnsi="Antinoou"/>
+          <w:bCs/>
+          <w:noProof/>
+          <w:color w:val="800000"/>
+          <w:sz w:val="26"/>
+          <w:szCs w:val="26"/>
+        </w:rPr>
+        <w:t xml:space="preserve">ⲡⲉⲁⲩ ⲛ̅ⲧⲙ̅ⲡ̅[ⲧ]ϫⲱⲣⲉ ⲛ̅ⲧϥⲡⲓⲥⲧⲓⲥ </w:t>
+      </w:r>
+      <w:r>
+        <w:rPr>
+          <w:rFonts w:ascii="Antinoou" w:eastAsia="Antinoou" w:hAnsi="Antinoou"/>
           <w:b/>
-          <w:i/>
-          <w:iCs/>
           <w:noProof/>
           <w:color w:val="0070C0"/>
           <w:sz w:val="26"/>
           <w:szCs w:val="26"/>
           <w:vertAlign w:val="superscript"/>
-          <w:lang w:val="el-GR"/>
         </w:rPr>
         <w:t>7</w:t>
       </w:r>
       <w:r>
         <w:rPr>
-          <w:rFonts w:ascii="Antinoou" w:hAnsi="Antinoou"/>
-          <w:bCs/>
-          <w:i/>
-          <w:iCs/>
+          <w:rFonts w:ascii="Antinoou" w:eastAsia="Antinoou" w:hAnsi="Antinoou"/>
+          <w:bCs/>
           <w:noProof/>
           <w:color w:val="0070C0"/>
           <w:sz w:val="26"/>
           <w:szCs w:val="26"/>
-          <w:lang w:val="el-GR"/>
         </w:rPr>
         <w:t> </w:t>
       </w:r>
       <w:r>
         <w:rPr>
-          <w:rFonts w:ascii="Antinoou" w:hAnsi="Antinoou"/>
-          <w:bCs/>
-          <w:i/>
-          <w:iCs/>
-          <w:noProof/>
-          <w:color w:val="800000"/>
-          <w:sz w:val="26"/>
-          <w:szCs w:val="26"/>
-          <w:lang w:val="el-GR"/>
-        </w:rPr>
-        <w:t>ⲉⲁϥⲧⲥⲉⲃⲉ ⲡⲏⲟ ⲥⲙⲟⲥ ⲧⲏⲣ ⲁⲧⲇⲓ[ⲕⲁ]ⲓⲟⲥⲩⲛⲏ ⲁⲟⲩ ⲁϥⲃⲱⲏⲙ ϣⲁ ⲙ̅[ⲙⲁ] ⲛ̅ϩⲱⲧⲡ ⲁϥⲣ̅ⲙⲛ̅ⲧⲣⲉ ϩⲓ ⲛ̅ⲣ̅[ⲣ]ⲁⲓ̈ ⲁϥⲉⲓ ⲁ ⲃⲁⲗ ϩⲙ̅ⲓ̅ ⲡⲕⲟⲥⲙⲟⲥ ⲛ̅ϯϩⲉ ⲁⲩⲣ̅ ⲁⲓⲓⲁⲗⲁⲁⲙⲃⲁⲓⲓⲉ ⲙⲁⲕⲁ ⲁⲡⲁⲙⲁ ⲉⲧⲟⲩⲁⲁⲃⲉ ⲉⲁϥⲝϩⲱⲡⲉ ⲛ̅ⲛⲁϭ ⲡ̅ⲥⲁⲁⲁⲧ ⲛ̅ϩ ⲩ̅ⲡⲟⲙϥⲟⲛⲏ:</w:t>
+          <w:rFonts w:ascii="Antinoou" w:eastAsia="Antinoou" w:hAnsi="Antinoou"/>
+          <w:bCs/>
+          <w:noProof/>
+          <w:color w:val="800000"/>
+          <w:sz w:val="26"/>
+          <w:szCs w:val="26"/>
+        </w:rPr>
+        <w:t>ⲉⲁϥⲧⲥⲉⲃⲉ ⲡ</w:t>
+      </w:r>
+      <w:r>
+        <w:rPr>
+          <w:rFonts w:ascii="Antinoou" w:eastAsia="Antinoou" w:hAnsi="Antinoou"/>
+          <w:bCs/>
+          <w:noProof/>
+          <w:color w:val="800000"/>
+          <w:sz w:val="26"/>
+          <w:szCs w:val="26"/>
+        </w:rPr>
+        <w:t>ⲕ</w:t>
+      </w:r>
+      <w:r>
+        <w:rPr>
+          <w:rFonts w:ascii="Antinoou" w:eastAsia="Antinoou" w:hAnsi="Antinoou"/>
+          <w:bCs/>
+          <w:noProof/>
+          <w:color w:val="800000"/>
+          <w:sz w:val="26"/>
+          <w:szCs w:val="26"/>
+        </w:rPr>
+        <w:t>ⲟ ⲥⲙⲟⲥ ⲧⲏⲣ</w:t>
+      </w:r>
+      <w:r>
+        <w:rPr>
+          <w:rFonts w:ascii="Antinoou" w:eastAsia="Antinoou" w:hAnsi="Antinoou"/>
+          <w:bCs/>
+          <w:noProof/>
+          <w:color w:val="800000"/>
+          <w:sz w:val="26"/>
+          <w:szCs w:val="26"/>
+        </w:rPr>
+        <w:t>ϥ</w:t>
+      </w:r>
+      <w:r>
+        <w:rPr>
+          <w:rFonts w:ascii="Antinoou" w:eastAsia="Antinoou" w:hAnsi="Antinoou"/>
+          <w:bCs/>
+          <w:noProof/>
+          <w:color w:val="800000"/>
+          <w:sz w:val="26"/>
+          <w:szCs w:val="26"/>
+        </w:rPr>
+        <w:t xml:space="preserve"> ⲁⲧⲇⲓ[ⲕⲁ]ⲓⲟⲥⲩⲛⲏ ⲁⲟⲩ ⲁϥⲃⲱ</w:t>
+      </w:r>
+      <w:r>
+        <w:rPr>
+          <w:rFonts w:ascii="Antinoou" w:eastAsia="Antinoou" w:hAnsi="Antinoou"/>
+          <w:bCs/>
+          <w:noProof/>
+          <w:color w:val="800000"/>
+          <w:sz w:val="26"/>
+          <w:szCs w:val="26"/>
+        </w:rPr>
+        <w:t>ⲕ</w:t>
+      </w:r>
+      <w:r>
+        <w:rPr>
+          <w:rFonts w:ascii="Antinoou" w:eastAsia="Antinoou" w:hAnsi="Antinoou"/>
+          <w:bCs/>
+          <w:noProof/>
+          <w:color w:val="800000"/>
+          <w:sz w:val="26"/>
+          <w:szCs w:val="26"/>
+        </w:rPr>
+        <w:t xml:space="preserve"> ϣⲁ ⲙ̅[ⲙⲁ] ⲛ̅ϩⲱⲧⲡ ⲁϥⲣ̅</w:t>
+      </w:r>
+      <w:r>
+        <w:rPr>
+          <w:rFonts w:ascii="Antinoou" w:eastAsia="Antinoou" w:hAnsi="Antinoou"/>
+          <w:bCs/>
+          <w:noProof/>
+          <w:color w:val="800000"/>
+          <w:sz w:val="26"/>
+          <w:szCs w:val="26"/>
+        </w:rPr>
+        <w:t>ⲙ̅</w:t>
+      </w:r>
+      <w:r>
+        <w:rPr>
+          <w:rFonts w:ascii="Antinoou" w:eastAsia="Antinoou" w:hAnsi="Antinoou"/>
+          <w:bCs/>
+          <w:noProof/>
+          <w:color w:val="800000"/>
+          <w:sz w:val="26"/>
+          <w:szCs w:val="26"/>
+        </w:rPr>
+        <w:t xml:space="preserve">ⲛ̅ⲧⲣⲉ ϩⲓ ⲛ̅ⲣ̅[ⲣ]ⲁⲓ̈ ⲁϥⲉⲓ ⲁⲃⲁⲗ </w:t>
+      </w:r>
+      <w:r>
+        <w:rPr>
+          <w:rFonts w:ascii="Antinoou" w:eastAsia="Antinoou" w:hAnsi="Antinoou"/>
+          <w:color w:val="800000"/>
+          <w:sz w:val="26"/>
+          <w:szCs w:val="26"/>
+        </w:rPr>
+        <w:t>ⳉ</w:t>
+      </w:r>
+      <w:r>
+        <w:rPr>
+          <w:rFonts w:ascii="Antinoou" w:eastAsia="Antinoou" w:hAnsi="Antinoou"/>
+          <w:bCs/>
+          <w:noProof/>
+          <w:color w:val="800000"/>
+          <w:sz w:val="26"/>
+          <w:szCs w:val="26"/>
+        </w:rPr>
+        <w:t>ⲙ̅ ⲡⲕⲟⲥⲙⲟⲥ ⲛ̅ϯ</w:t>
+      </w:r>
+      <w:r>
+        <w:rPr>
+          <w:rFonts w:ascii="Antinoou" w:eastAsia="Antinoou" w:hAnsi="Antinoou"/>
+          <w:color w:val="800000"/>
+          <w:sz w:val="26"/>
+          <w:szCs w:val="26"/>
+        </w:rPr>
+        <w:t>ⳉ</w:t>
+      </w:r>
+      <w:r>
+        <w:rPr>
+          <w:rFonts w:ascii="Antinoou" w:eastAsia="Antinoou" w:hAnsi="Antinoou"/>
+          <w:bCs/>
+          <w:noProof/>
+          <w:color w:val="800000"/>
+          <w:sz w:val="26"/>
+          <w:szCs w:val="26"/>
+        </w:rPr>
+        <w:t>ⲉ ⲁⲩⲣ̅ ⲁ</w:t>
+      </w:r>
+      <w:r>
+        <w:rPr>
+          <w:rFonts w:ascii="Antinoou" w:eastAsia="Antinoou" w:hAnsi="Antinoou"/>
+          <w:bCs/>
+          <w:noProof/>
+          <w:color w:val="800000"/>
+          <w:sz w:val="26"/>
+          <w:szCs w:val="26"/>
+        </w:rPr>
+        <w:t>ⲛ</w:t>
+      </w:r>
+      <w:r>
+        <w:rPr>
+          <w:rFonts w:ascii="Antinoou" w:eastAsia="Antinoou" w:hAnsi="Antinoou"/>
+          <w:bCs/>
+          <w:noProof/>
+          <w:color w:val="800000"/>
+          <w:sz w:val="26"/>
+          <w:szCs w:val="26"/>
+        </w:rPr>
+        <w:t>ⲁⲗⲁⲙⲃⲁ</w:t>
+      </w:r>
+      <w:r>
+        <w:rPr>
+          <w:rFonts w:ascii="Antinoou" w:eastAsia="Antinoou" w:hAnsi="Antinoou"/>
+          <w:bCs/>
+          <w:noProof/>
+          <w:color w:val="800000"/>
+          <w:sz w:val="26"/>
+          <w:szCs w:val="26"/>
+        </w:rPr>
+        <w:t>ⲛ</w:t>
+      </w:r>
+      <w:r>
+        <w:rPr>
+          <w:rFonts w:ascii="Antinoou" w:eastAsia="Antinoou" w:hAnsi="Antinoou"/>
+          <w:bCs/>
+          <w:noProof/>
+          <w:color w:val="800000"/>
+          <w:sz w:val="26"/>
+          <w:szCs w:val="26"/>
+        </w:rPr>
+        <w:t xml:space="preserve">ⲉ </w:t>
+      </w:r>
+      <w:r>
+        <w:rPr>
+          <w:rFonts w:ascii="Antinoou" w:eastAsia="Antinoou" w:hAnsi="Antinoou"/>
+          <w:bCs/>
+          <w:noProof/>
+          <w:color w:val="800000"/>
+          <w:sz w:val="26"/>
+          <w:szCs w:val="26"/>
+        </w:rPr>
+        <w:t>ⲙ̅</w:t>
+      </w:r>
+      <w:r>
+        <w:rPr>
+          <w:rFonts w:ascii="Antinoou" w:eastAsia="Antinoou" w:hAnsi="Antinoou"/>
+          <w:bCs/>
+          <w:noProof/>
+          <w:color w:val="800000"/>
+          <w:sz w:val="26"/>
+          <w:szCs w:val="26"/>
+        </w:rPr>
+        <w:t>ⲙⲁ</w:t>
+      </w:r>
+      <w:r>
+        <w:rPr>
+          <w:rFonts w:ascii="Antinoou" w:eastAsia="Antinoou" w:hAnsi="Antinoou"/>
+          <w:bCs/>
+          <w:noProof/>
+          <w:color w:val="800000"/>
+          <w:sz w:val="26"/>
+          <w:szCs w:val="26"/>
+        </w:rPr>
+        <w:t>ϥ</w:t>
+      </w:r>
+      <w:r>
+        <w:rPr>
+          <w:rFonts w:ascii="Antinoou" w:eastAsia="Antinoou" w:hAnsi="Antinoou"/>
+          <w:bCs/>
+          <w:noProof/>
+          <w:color w:val="800000"/>
+          <w:sz w:val="26"/>
+          <w:szCs w:val="26"/>
+        </w:rPr>
+        <w:t xml:space="preserve"> ⲁⲡⲙⲁ ⲉⲧⲟⲩⲁⲁⲃⲉ ⲉⲁϥ</w:t>
+      </w:r>
+      <w:r>
+        <w:rPr>
+          <w:rFonts w:ascii="Antinoou" w:eastAsia="Antinoou" w:hAnsi="Antinoou"/>
+          <w:color w:val="800000"/>
+          <w:sz w:val="26"/>
+          <w:szCs w:val="26"/>
+        </w:rPr>
+        <w:t>ⳉ</w:t>
+      </w:r>
+      <w:r>
+        <w:rPr>
+          <w:rFonts w:ascii="Antinoou" w:eastAsia="Antinoou" w:hAnsi="Antinoou"/>
+          <w:bCs/>
+          <w:noProof/>
+          <w:color w:val="800000"/>
+          <w:sz w:val="26"/>
+          <w:szCs w:val="26"/>
+        </w:rPr>
+        <w:t>ⲱⲡⲉ ⲛ̅ⲛⲁϭ ⲡ̅ⲥ</w:t>
+      </w:r>
+      <w:r>
+        <w:rPr>
+          <w:rFonts w:ascii="Antinoou" w:eastAsia="Antinoou" w:hAnsi="Antinoou"/>
+          <w:bCs/>
+          <w:noProof/>
+          <w:color w:val="800000"/>
+          <w:sz w:val="26"/>
+          <w:szCs w:val="26"/>
+        </w:rPr>
+        <w:t>ⲙ</w:t>
+      </w:r>
+      <w:r>
+        <w:rPr>
+          <w:rFonts w:ascii="Antinoou" w:eastAsia="Antinoou" w:hAnsi="Antinoou"/>
+          <w:bCs/>
+          <w:noProof/>
+          <w:color w:val="800000"/>
+          <w:sz w:val="26"/>
+          <w:szCs w:val="26"/>
+        </w:rPr>
+        <w:t xml:space="preserve">ⲁⲧ ⲛ̅ϩ </w:t>
+      </w:r>
+      <w:bookmarkStart w:id="2" w:name="_Hlk211285233"/>
+      <w:r>
+        <w:rPr>
+          <w:rFonts w:ascii="Antinoou" w:eastAsia="Antinoou" w:hAnsi="Antinoou"/>
+          <w:bCs/>
+          <w:noProof/>
+          <w:color w:val="800000"/>
+          <w:sz w:val="26"/>
+          <w:szCs w:val="26"/>
+          <w:lang w:val="am-ET"/>
+        </w:rPr>
+        <w:t>ⲩ̈</w:t>
+      </w:r>
+      <w:bookmarkEnd w:id="2"/>
+      <w:r>
+        <w:rPr>
+          <w:rFonts w:ascii="Antinoou" w:eastAsia="Antinoou" w:hAnsi="Antinoou"/>
+          <w:bCs/>
+          <w:noProof/>
+          <w:color w:val="800000"/>
+          <w:sz w:val="26"/>
+          <w:szCs w:val="26"/>
+        </w:rPr>
+        <w:t>ⲡⲟⲙⲟⲛⲏ:</w:t>
       </w:r>
     </w:p>
     <w:p>
@@ -11556,6 +15683,7 @@
           <w:szCs w:val="32"/>
           <w:u w:val="single" w:color="00B050"/>
         </w:rPr>
+        <w:lastRenderedPageBreak/>
         <w:t xml:space="preserve">Chapter </w:t>
       </w:r>
       <w:r>
@@ -11571,6 +15699,102 @@
           <w:u w:val="single" w:color="00B050"/>
         </w:rPr>
         <w:t>VI</w:t>
+      </w:r>
+    </w:p>
+    <w:p>
+      <w:pPr>
+        <w:keepNext/>
+        <w:widowControl w:val="0"/>
+        <w:spacing w:before="120"/>
+        <w:jc w:val="center"/>
+        <w:rPr>
+          <w:rFonts w:ascii="Antinoou" w:eastAsia="Antinoou" w:hAnsi="Antinoou" w:cs="Gentium"/>
+          <w:i/>
+          <w:iCs/>
+          <w:noProof/>
+          <w:color w:val="7030A0"/>
+          <w:sz w:val="28"/>
+          <w:szCs w:val="28"/>
+          <w:u w:color="00B050"/>
+        </w:rPr>
+      </w:pPr>
+      <w:r>
+        <w:rPr>
+          <w:rFonts w:ascii="Antinoou" w:eastAsia="Antinoou" w:hAnsi="Antinoou" w:cs="Gentium"/>
+          <w:i/>
+          <w:iCs/>
+          <w:noProof/>
+          <w:color w:val="7030A0"/>
+          <w:sz w:val="28"/>
+          <w:szCs w:val="28"/>
+          <w:u w:color="00B050"/>
+        </w:rPr>
+        <w:t xml:space="preserve">(From this point on, very little </w:t>
+      </w:r>
+      <w:r>
+        <w:rPr>
+          <w:rFonts w:ascii="Antinoou" w:eastAsia="Antinoou" w:hAnsi="Antinoou" w:cs="Gentium"/>
+          <w:i/>
+          <w:iCs/>
+          <w:noProof/>
+          <w:color w:val="7030A0"/>
+          <w:sz w:val="28"/>
+          <w:szCs w:val="28"/>
+          <w:u w:color="00B050"/>
+        </w:rPr>
+        <w:t>manual editing</w:t>
+      </w:r>
+      <w:r>
+        <w:rPr>
+          <w:rFonts w:ascii="Antinoou" w:eastAsia="Antinoou" w:hAnsi="Antinoou" w:cs="Gentium"/>
+          <w:i/>
+          <w:iCs/>
+          <w:noProof/>
+          <w:color w:val="7030A0"/>
+          <w:sz w:val="28"/>
+          <w:szCs w:val="28"/>
+          <w:u w:color="00B050"/>
+        </w:rPr>
+        <w:t>/correction</w:t>
+      </w:r>
+      <w:r>
+        <w:rPr>
+          <w:rFonts w:ascii="Antinoou" w:eastAsia="Antinoou" w:hAnsi="Antinoou" w:cs="Gentium"/>
+          <w:i/>
+          <w:iCs/>
+          <w:noProof/>
+          <w:color w:val="7030A0"/>
+          <w:sz w:val="28"/>
+          <w:szCs w:val="28"/>
+          <w:u w:color="00B050"/>
+        </w:rPr>
+        <w:t xml:space="preserve"> has been </w:t>
+      </w:r>
+      <w:r>
+        <w:rPr>
+          <w:rFonts w:ascii="Antinoou" w:eastAsia="Antinoou" w:hAnsi="Antinoou" w:cs="Gentium"/>
+          <w:i/>
+          <w:iCs/>
+          <w:noProof/>
+          <w:color w:val="7030A0"/>
+          <w:sz w:val="28"/>
+          <w:szCs w:val="28"/>
+          <w:u w:color="00B050"/>
+        </w:rPr>
+        <w:t>applied</w:t>
+      </w:r>
+      <w:r>
+        <w:rPr>
+          <w:rFonts w:ascii="Antinoou" w:eastAsia="Antinoou" w:hAnsi="Antinoou" w:cs="Gentium"/>
+          <w:i/>
+          <w:iCs/>
+          <w:noProof/>
+          <w:color w:val="7030A0"/>
+          <w:sz w:val="28"/>
+          <w:szCs w:val="28"/>
+          <w:u w:color="00B050"/>
+        </w:rPr>
+        <w:t xml:space="preserve"> and the text should be considered ‘fragile’.)</w:t>
       </w:r>
     </w:p>
     <w:p>
@@ -11671,22 +15895,7 @@
           <w:szCs w:val="26"/>
           <w:lang w:val="el-GR"/>
         </w:rPr>
-        <w:t xml:space="preserve">ⲉⲧⲃⲉ ⲡ ⲕⲱϩ ⲛ̅ϩⲓⲁⲁⲉⲥ ⲁⲩⲡⲱⲧ ⲛ̅ⲥⲟ ⲟⲩ ⲁⲫⲣⲏⲓ̈ ⲁⲛ̅ⲭⲥⲱⲣⲁ ⲛⲓⲛⲇⲁⲛⲁⲓⲥ ϫⲛ̅ ⲛ̅ⲇⲓⲣⲏⲏ ⲁⲩϥⲓ ϧⲁ ϩⲉⲓⲓϩⲝⲓⲥⲉ </w:t>
-      </w:r>
-      <w:r>
-        <w:rPr>
-          <w:rFonts w:ascii="Antinoou" w:hAnsi="Antinoou"/>
-          <w:bCs/>
-          <w:i/>
-          <w:iCs/>
-          <w:noProof/>
-          <w:color w:val="800000"/>
-          <w:sz w:val="26"/>
-          <w:szCs w:val="26"/>
-          <w:lang w:val="el-GR"/>
-        </w:rPr>
-        <w:lastRenderedPageBreak/>
-        <w:t xml:space="preserve">[ⲉ]ⲩⲛⲁⲫ[ⲧ] ⲁⲟⲩ ⲉⲩⲫϩ ⲁⲩ ⲁⲩⲉⲓ ⲁϩ [ⲣ]ⲏⲓ̅ ⲁⲡⲇⲣⲟϫⲉⲟⲥ ⲡ̅ⲧⲟⲩⲡⲓⲥⲧⲓⲥ [ⲉ]ⲧⲧ[ⲁϫⲣ]ⲁⲓ̈ⲧ ⲁⲩϫⲓ ⲡ̅ⲟⲩⲧⲁⲧ̀ⲟ [ⲛ̅] ⲧⲟⲩ[ⲙ̅ⲛ̅]ⲧϫⲱⲣⲉ ϭⲉ ⲛ̅ϭⲱⲃ [ϩⲛ̅] ⲧ[ⲟⲩⲥ]ⲁⲣⲍ· </w:t>
+        <w:t xml:space="preserve">ⲉⲧⲃⲉ ⲡ ⲕⲱϩ ⲛ̅ϩⲓⲁⲁⲉⲥ ⲁⲩⲡⲱⲧ ⲛ̅ⲥⲟ ⲟⲩ ⲁⲫⲣⲏⲓ̈ ⲁⲛ̅ⲭⲥⲱⲣⲁ ⲛⲓⲛⲇⲁⲛⲁⲓⲥ ϫⲛ̅ ⲛ̅ⲇⲓⲣⲏⲏ ⲁⲩϥⲓ ϧⲁ ϩⲉⲓⲓϩⲝⲓⲥⲉ [ⲉ]ⲩⲛⲁⲫ[ⲧ] ⲁⲟⲩ ⲉⲩⲫϩ ⲁⲩ ⲁⲩⲉⲓ ⲁϩ [ⲣ]ⲏⲓ̅ ⲁⲡⲇⲣⲟϫⲉⲟⲥ ⲡ̅ⲧⲟⲩⲡⲓⲥⲧⲓⲥ [ⲉ]ⲧⲧ[ⲁϫⲣ]ⲁⲓ̈ⲧ ⲁⲩϫⲓ ⲡ̅ⲟⲩⲧⲁⲧ̀ⲟ [ⲛ̅] ⲧⲟⲩ[ⲙ̅ⲛ̅]ⲧϫⲱⲣⲉ ϭⲉ ⲛ̅ϭⲱⲃ [ϩⲛ̅] ⲧ[ⲟⲩⲥ]ⲁⲣⲍ· </w:t>
       </w:r>
       <w:r>
         <w:rPr>
@@ -12463,6 +16672,7 @@
           <w:szCs w:val="26"/>
           <w:lang w:val="el-GR"/>
         </w:rPr>
+        <w:lastRenderedPageBreak/>
         <w:t>ϯ</w:t>
       </w:r>
       <w:r>
@@ -12562,22 +16772,7 @@
           <w:szCs w:val="26"/>
           <w:lang w:val="el-GR"/>
         </w:rPr>
-        <w:t xml:space="preserve"> ⲙ̅ⲡⲕⲟⲕⲕⲟⲥ ϯⲓⲓⲁⲧⲟⲩⲟⲩⲃⲁϩ ⲧⲝⲉ ⲙ̅ⲡⲥ̅ⲣ̅ⲧ ⲟⲩⲱⲃϩ ⲁⲟⲩ ⲁϣⲁ ⲧⲉⲧⲛ̅ⲟⲩϣⳉⲉ ⲁⲥⲱⲧⲙⲙⲉ ⲛ̅ⲥⲱⲓ̈ ⲧⲉⲧⲛⲁⲟⲩⲱⲙ ⲛ̄ⲛ̅ⲁⲡⲥⲁⲑⲟⲛ̄ </w:t>
-      </w:r>
-      <w:r>
-        <w:rPr>
-          <w:rFonts w:ascii="Antinoou" w:hAnsi="Antinoou"/>
-          <w:bCs/>
-          <w:i/>
-          <w:iCs/>
-          <w:noProof/>
-          <w:color w:val="800000"/>
-          <w:sz w:val="26"/>
-          <w:szCs w:val="26"/>
-          <w:lang w:val="el-GR"/>
-        </w:rPr>
-        <w:lastRenderedPageBreak/>
-        <w:t xml:space="preserve">ⲙ̅ⲡⲙⲁϩ ⲉϥⲁⲧⲉⲧⲛ̅ⲧⲙ̅ⲉⲛ̅ ⲟⲩⲱϧⲉ ⲁⲥⲱⲧⲙⲉⲉ ⲛ̄ⲥⲱⲓ̈ ⲧⲥⲏ ϥⲉ ⲧⲉⲧⲛⲁⲟⲩⲱϫⲉ ⲧⲏⲛⲉ ⲣⲱϥ ⲥⲁⲣ ⲙ̅ⲉ̄ⲡϫⲁⲉⲓⲥ ⲡⲉⲧⲁϩ ϫⲉ ⲛⲉⲓ̈; </w:t>
+        <w:t xml:space="preserve"> ⲙ̅ⲡⲕⲟⲕⲕⲟⲥ ϯⲓⲓⲁⲧⲟⲩⲟⲩⲃⲁϩ ⲧⲝⲉ ⲙ̅ⲡⲥ̅ⲣ̅ⲧ ⲟⲩⲱⲃϩ ⲁⲟⲩ ⲁϣⲁ ⲧⲉⲧⲛ̅ⲟⲩϣⳉⲉ ⲁⲥⲱⲧⲙⲙⲉ ⲛ̅ⲥⲱⲓ̈ ⲧⲉⲧⲛⲁⲟⲩⲱⲙ ⲛ̄ⲛ̅ⲁⲡⲥⲁⲑⲟⲛ̄ ⲙ̅ⲡⲙⲁϩ ⲉϥⲁⲧⲉⲧⲛ̅ⲧⲙ̅ⲉⲛ̅ ⲟⲩⲱϧⲉ ⲁⲥⲱⲧⲙⲉⲉ ⲛ̄ⲥⲱⲓ̈ ⲧⲥⲏ ϥⲉ ⲧⲉⲧⲛⲁⲟⲩⲱϫⲉ ⲧⲏⲛⲉ ⲣⲱϥ ⲥⲁⲣ ⲙ̅ⲉ̄ⲡϫⲁⲉⲓⲥ ⲡⲉⲧⲁϩ ϫⲉ ⲛⲉⲓ̈; </w:t>
       </w:r>
       <w:r>
         <w:rPr>
@@ -13281,7 +17476,22 @@
           <w:szCs w:val="26"/>
           <w:lang w:val="el-GR"/>
         </w:rPr>
-        <w:t xml:space="preserve"> ϩⲁⲙ ⲡⲁϫⲉϥ ⲓⲓⲉϥ ϫⲉ ϥⲓⲉⲧⲏ ⲁϩⲣⲏⲓ̈ ⲁⲧⲡⲉ ⲕⲱⲡ ⲛ̅ⲛ̅ⲥⲓⲟⲩ ϩⲡⲉ ⲟⲩⲡ̅ϭⲁⲙ ⲙ̅ⲙⲁⲕ ⲁⲁⲡ[ⲟⲩ] ⲧⲉⲓ̈ ⲧⲉ ⲧⲝⲉ ⲉⲧⲉ ⲡ̅ⲙ̅ⲥⲡⲉⲣⲙⲉ[ⲁ] ⲛⲁϣⲱⲡⲉ ⲙ̅ⲙⲁⲥ ⲁϥⲣ̅ⲡⲓⲥ ⲧⲉⲩⲉ ⲇⲉ ϭⲉ ⲁⲃⲏ̀ⲣⲁⲫⲁⲙⲙ ⲁⲡⲓⲓ[ⲟⲩ] ⲧⲉ ⲁⲩⲁⲡⲥ ⲁⲣⲁϥ ⲁⲩⲇⲓⲏⲁⲓⲟ ⲥⲩⲛⲏ· </w:t>
+        <w:t xml:space="preserve"> ϩⲁⲙ ⲡⲁϫⲉϥ ⲓⲓⲉϥ ϫⲉ ϥⲓⲉⲧⲏ ⲁϩⲣⲏⲓ̈ ⲁⲧⲡⲉ ⲕⲱⲡ ⲛ̅ⲛ̅ⲥⲓⲟⲩ ϩⲡⲉ ⲟⲩⲡ̅ϭⲁⲙ ⲙ̅ⲙⲁⲕ ⲁⲁⲡ[ⲟⲩ] ⲧⲉⲓ̈ ⲧⲉ ⲧⲝⲉ ⲉⲧⲉ ⲡ̅ⲙ̅ⲥⲡⲉⲣⲙⲉ[ⲁ] </w:t>
+      </w:r>
+      <w:r>
+        <w:rPr>
+          <w:rFonts w:ascii="Antinoou" w:hAnsi="Antinoou"/>
+          <w:bCs/>
+          <w:i/>
+          <w:iCs/>
+          <w:noProof/>
+          <w:color w:val="800000"/>
+          <w:sz w:val="26"/>
+          <w:szCs w:val="26"/>
+          <w:lang w:val="el-GR"/>
+        </w:rPr>
+        <w:lastRenderedPageBreak/>
+        <w:t xml:space="preserve">ⲛⲁϣⲱⲡⲉ ⲙ̅ⲙⲁⲥ ⲁϥⲣ̅ⲡⲓⲥ ⲧⲉⲩⲉ ⲇⲉ ϭⲉ ⲁⲃⲏ̀ⲣⲁⲫⲁⲙⲙ ⲁⲡⲓⲓ[ⲟⲩ] ⲧⲉ ⲁⲩⲁⲡⲥ ⲁⲣⲁϥ ⲁⲩⲇⲓⲏⲁⲓⲟ ⲥⲩⲛⲏ· </w:t>
       </w:r>
       <w:r>
         <w:rPr>
@@ -13383,7 +17593,6 @@
           <w:szCs w:val="32"/>
           <w:u w:val="single" w:color="00B050"/>
         </w:rPr>
-        <w:lastRenderedPageBreak/>
         <w:t xml:space="preserve">Chapter </w:t>
       </w:r>
       <w:r>
@@ -14047,6 +18256,7 @@
           <w:szCs w:val="32"/>
           <w:u w:val="single" w:color="00B050"/>
         </w:rPr>
+        <w:lastRenderedPageBreak/>
         <w:t xml:space="preserve">Chapter </w:t>
       </w:r>
       <w:r>
@@ -14120,22 +18330,7 @@
           <w:szCs w:val="26"/>
           <w:lang w:val="el-GR"/>
         </w:rPr>
-        <w:t xml:space="preserve">ⲙⲁⲣⲡ̅ⲑⲃⲃⲓⲁⲓⲓ ϭⲉ ⲛ̅ⲥⲓⲓⲏⲟⲩ ⲉⲁⲛⲙⲟⲩ ⲁϩⲣⲏⲓ̈ ⲛ̅ⲙ̅ⲙ̅ⲛ̅ⲧ ϫⲁⲥⲓϩⲏⲧ ϩⲓ ⲙ̅ⲛ̅ⲧⲃⲁⲃⲉ ⲣⲱⲙⲉ ⲛⲓⲙ ϩⲓ ⲙ̅ⲛ̅ⲧⲁⲑⲏⲧ ϩⲓ ⲟⲣⲅⲏ ⲧⲛ̅ⲉⲓⲣⲉ ⲙ̅ⲡⲉⲧ ⲥⲏϩ ϯϫⲟⲩ ⲥⲁⲣ ⲙ̄ⲙⲁⲥ ϭⲉ ⲡ ⲡ̅ⲛ̅ⲁ̅ ⲉⲧⲟⲩⲁⲁϥ̀ⲉ ϫⲉ ⲙⲛ̅ ⲧⲉ ⲡⲥⲟⲫⲟⲥ ϣⲟⲩⲓϥⲟⲩ ⲙ̅ ⲙⲁϥ ⲁϫⲛ̄ ⲧⲡⲥⲟⲫⲓⲁ ⲟⲩⲧⲉ ⲡϫⲱⲣⲉ ϩⲛ̄ ⲧϥⲙ̅ⲛ̅ⲧϫⲱⲣⲉ ⲟⲩⲧⲉ ⲡⲣⲙ̅ⲙⲁⲟ ϩⲛ̅ ⲧϥⲙ̅ⲛ̅ⲧ ⲣⲙ̅ⲙⲁⲟ ⲁⲗⲗⲁ </w:t>
-      </w:r>
-      <w:r>
-        <w:rPr>
-          <w:rFonts w:ascii="Antinoou" w:hAnsi="Antinoou"/>
-          <w:bCs/>
-          <w:i/>
-          <w:iCs/>
-          <w:noProof/>
-          <w:color w:val="800000"/>
-          <w:sz w:val="26"/>
-          <w:szCs w:val="26"/>
-          <w:lang w:val="el-GR"/>
-        </w:rPr>
-        <w:lastRenderedPageBreak/>
-        <w:t xml:space="preserve">ⲡⲉⲧⲓϥⲟⲩ ϣⲟⲩ ⲙ̄ⲙⲁϥ ⲙⲁⲣⲉϥϣⲟⲩ ϣⲟⲩ ⲙ̄ⲙⲁϥ ϩⲙ̅ ⲡϫⲁⲉⲓⲥ ⲁϣⲓⲛⲉ ⲛ̅ⲥⲱϥ ⲁⲟⲩ ⲁⲉⲓⲣⲉ ⲛⲟⲩϩⲉⲡ ⲙⲛ̅ ⲟⲩⲇⲓⲕⲁⲓⲟ ⲥⲩⲓⲓⲡ ⲛ̅ϩ ⲟⲩⲟ ⲇⲉ ⲉⲛⲉⲓⲣⲉ ⲙ̄ⲡⲁⲉⲉⲩⲉ ⲛ̄ⲛ̅ⲓϣⲉϫⲉ ⲙ̅ⲡⲛ̅ ϫⲁⲉⲓⲥ ⲓ̅ⲥ̅ ⲉⲧⲁⲥⲓϫⲟⲟⲩⲉ ⲉϥ ϯⲥⲃⲟⲩ ⲡ̅ⲟⲩⲙ̄ⲛ̅ⲧⲉⲡⲓⲉⲓ ⲕⲏⲥ ⲙⲛ̅ ⲟⲩⲙ̅ⲛ̅ⲧϩⲁⲣⲓϥ ϩⲏⲧ </w:t>
+        <w:t xml:space="preserve">ⲙⲁⲣⲡ̅ⲑⲃⲃⲓⲁⲓⲓ ϭⲉ ⲛ̅ⲥⲓⲓⲏⲟⲩ ⲉⲁⲛⲙⲟⲩ ⲁϩⲣⲏⲓ̈ ⲛ̅ⲙ̅ⲙ̅ⲛ̅ⲧ ϫⲁⲥⲓϩⲏⲧ ϩⲓ ⲙ̅ⲛ̅ⲧⲃⲁⲃⲉ ⲣⲱⲙⲉ ⲛⲓⲙ ϩⲓ ⲙ̅ⲛ̅ⲧⲁⲑⲏⲧ ϩⲓ ⲟⲣⲅⲏ ⲧⲛ̅ⲉⲓⲣⲉ ⲙ̅ⲡⲉⲧ ⲥⲏϩ ϯϫⲟⲩ ⲥⲁⲣ ⲙ̄ⲙⲁⲥ ϭⲉ ⲡ ⲡ̅ⲛ̅ⲁ̅ ⲉⲧⲟⲩⲁⲁϥ̀ⲉ ϫⲉ ⲙⲛ̅ ⲧⲉ ⲡⲥⲟⲫⲟⲥ ϣⲟⲩⲓϥⲟⲩ ⲙ̅ ⲙⲁϥ ⲁϫⲛ̄ ⲧⲡⲥⲟⲫⲓⲁ ⲟⲩⲧⲉ ⲡϫⲱⲣⲉ ϩⲛ̄ ⲧϥⲙ̅ⲛ̅ⲧϫⲱⲣⲉ ⲟⲩⲧⲉ ⲡⲣⲙ̅ⲙⲁⲟ ϩⲛ̅ ⲧϥⲙ̅ⲛ̅ⲧ ⲣⲙ̅ⲙⲁⲟ ⲁⲗⲗⲁ ⲡⲉⲧⲓϥⲟⲩ ϣⲟⲩ ⲙ̄ⲙⲁϥ ⲙⲁⲣⲉϥϣⲟⲩ ϣⲟⲩ ⲙ̄ⲙⲁϥ ϩⲙ̅ ⲡϫⲁⲉⲓⲥ ⲁϣⲓⲛⲉ ⲛ̅ⲥⲱϥ ⲁⲟⲩ ⲁⲉⲓⲣⲉ ⲛⲟⲩϩⲉⲡ ⲙⲛ̅ ⲟⲩⲇⲓⲕⲁⲓⲟ ⲥⲩⲓⲓⲡ ⲛ̅ϩ ⲟⲩⲟ ⲇⲉ ⲉⲛⲉⲓⲣⲉ ⲙ̄ⲡⲁⲉⲉⲩⲉ ⲛ̄ⲛ̅ⲓϣⲉϫⲉ ⲙ̅ⲡⲛ̅ ϫⲁⲉⲓⲥ ⲓ̅ⲥ̅ ⲉⲧⲁⲥⲓϫⲟⲟⲩⲉ ⲉϥ ϯⲥⲃⲟⲩ ⲡ̅ⲟⲩⲙ̄ⲛ̅ⲧⲉⲡⲓⲉⲓ ⲕⲏⲥ ⲙⲛ̅ ⲟⲩⲙ̅ⲛ̅ⲧϩⲁⲣⲓϥ ϩⲏⲧ </w:t>
       </w:r>
       <w:r>
         <w:rPr>
@@ -14884,7 +19079,22 @@
           <w:szCs w:val="26"/>
           <w:lang w:val="el-GR"/>
         </w:rPr>
-        <w:t xml:space="preserve">ⲁⲟⲩ ⲁⲛ ϥϫⲟⲩ ⲙ̅ⲙⲁⲥ ϫⲉ ⲁⲩⲙⲣ̅ⲣⲓⲧϥ ϩⲙ̅ ⲡⲟⲩⲗⲉⲥ ⲁⲩϣⲁⲥϥ ϩⲛ̄ ⲧⲟⲩ ⲡⲁⲓ̈ϭⲉ ⲡⲟⲩϩⲏⲧ ⲇⲉ ϥⲥⲟⲩ ⲧⲁⲏⲧ ⲉⲓⲓ ⲓⲓⲉⲙⲉϥ ⲟⲩⲧⲉ ⲙ̅ⲡⲟⲩⲛ̅ϩⲟⲩⲧ ⲧϥⲇⲓⲁⲑⲏⲕⲏ </w:t>
+        <w:t xml:space="preserve">ⲁⲟⲩ ⲁⲛ ϥϫⲟⲩ ⲙ̅ⲙⲁⲥ ϫⲉ </w:t>
+      </w:r>
+      <w:r>
+        <w:rPr>
+          <w:rFonts w:ascii="Antinoou" w:hAnsi="Antinoou"/>
+          <w:bCs/>
+          <w:i/>
+          <w:iCs/>
+          <w:noProof/>
+          <w:color w:val="800000"/>
+          <w:sz w:val="26"/>
+          <w:szCs w:val="26"/>
+          <w:lang w:val="el-GR"/>
+        </w:rPr>
+        <w:lastRenderedPageBreak/>
+        <w:t xml:space="preserve">ⲁⲩⲙⲣ̅ⲣⲓⲧϥ ϩⲙ̅ ⲡⲟⲩⲗⲉⲥ ⲁⲩϣⲁⲥϥ ϩⲛ̄ ⲧⲟⲩ ⲡⲁⲓ̈ϭⲉ ⲡⲟⲩϩⲏⲧ ⲇⲉ ϥⲥⲟⲩ ⲧⲁⲏⲧ ⲉⲓⲓ ⲓⲓⲉⲙⲉϥ ⲟⲩⲧⲉ ⲙ̅ⲡⲟⲩⲛ̅ϩⲟⲩⲧ ⲧϥⲇⲓⲁⲑⲏⲕⲏ </w:t>
       </w:r>
       <w:r>
         <w:rPr>
@@ -15086,7 +19296,6 @@
           <w:szCs w:val="32"/>
           <w:u w:val="single" w:color="00B050"/>
         </w:rPr>
-        <w:lastRenderedPageBreak/>
         <w:t xml:space="preserve">Chapter </w:t>
       </w:r>
       <w:r>
